--- a/pract-2-awdf-24cs105.docx
+++ b/pract-2-awdf-24cs105.docx
@@ -142,15 +142,6 @@
               </w:rPr>
               <w:t>24CS105</w:t>
             </w:r>
-            <w:r>
-              <w:rPr>
-                <w:rFonts w:hint="default" w:ascii="Times New Roman" w:hAnsi="Times New Roman" w:eastAsia="Times New Roman" w:cs="Times New Roman"/>
-                <w:b/>
-                <w:sz w:val="24"/>
-                <w:szCs w:val="24"/>
-                <w:lang w:val="en-IN"/>
-              </w:rPr>
-            </w:r>
           </w:p>
         </w:tc>
         <w:tc>
@@ -605,7 +596,6 @@
                 <w:u w:val="single"/>
               </w:rPr>
             </w:pPr>
-            <w:r/>
             <w:r>
               <w:rPr>
                 <w:rFonts w:ascii="Times New Roman" w:hAnsi="Times New Roman"/>
@@ -653,7 +643,6 @@
                 <w:szCs w:val="30"/>
               </w:rPr>
             </w:pPr>
-            <w:r/>
             <w:r>
               <w:rPr>
                 <w:rFonts w:ascii="Times New Roman" w:hAnsi="Times New Roman"/>
@@ -698,7 +687,6 @@
                 <w:szCs w:val="24"/>
               </w:rPr>
             </w:pPr>
-            <w:r/>
             <w:r>
               <w:rPr>
                 <w:rFonts w:ascii="Times New Roman" w:hAnsi="Times New Roman"/>
@@ -744,7 +732,6 @@
                 <w:szCs w:val="30"/>
               </w:rPr>
             </w:pPr>
-            <w:r/>
             <w:r>
               <w:rPr>
                 <w:rFonts w:ascii="Times New Roman" w:hAnsi="Times New Roman"/>
@@ -762,45 +749,8 @@
                 <w:color w:val="003366"/>
                 <w:sz w:val="20"/>
               </w:rPr>
-              <w:br/>
-              <w:t>// File: src/main.jsx</w:t>
-            </w:r>
-          </w:p>
-          <w:p>
-            <w:r>
-              <w:rPr>
-                <w:rFonts w:ascii="Consolas" w:hAnsi="Consolas"/>
-                <w:color w:val="222222"/>
-                <w:sz w:val="18"/>
-              </w:rPr>
-              <w:t>import { StrictMode } from 'react'</w:t>
-              <w:br/>
-              <w:t>import { createRoot } from 'react-dom/client'</w:t>
-              <w:br/>
-              <w:t>import { BrowserRouter } from 'react-router-dom'</w:t>
-              <w:br/>
-              <w:t>import './index.css'</w:t>
-              <w:br/>
-              <w:t>import App from './App.jsx'</w:t>
-              <w:br/>
-              <w:br/>
-              <w:t>createRoot(document.getElementById('root')).render(</w:t>
-              <w:br/>
-              <w:t xml:space="preserve">  &lt;StrictMode&gt;</w:t>
-              <w:br/>
-              <w:t xml:space="preserve">    &lt;BrowserRouter&gt;</w:t>
-              <w:br/>
-              <w:t xml:space="preserve">      &lt;App /&gt;</w:t>
-              <w:br/>
-              <w:t xml:space="preserve">    &lt;/BrowserRouter&gt;</w:t>
-              <w:br/>
-              <w:t xml:space="preserve">  &lt;/StrictMode&gt;,</w:t>
-              <w:br/>
-              <w:t>)</w:t>
-              <w:br/>
-            </w:r>
-          </w:p>
-          <w:p>
+              <w:br w:type="textWrapping"/>
+            </w:r>
             <w:r>
               <w:rPr>
                 <w:rFonts w:ascii="Consolas" w:hAnsi="Consolas"/>
@@ -808,8 +758,7 @@
                 <w:color w:val="003366"/>
                 <w:sz w:val="20"/>
               </w:rPr>
-              <w:br/>
-              <w:t>// File: src/App.jsx</w:t>
+              <w:t>// File: src/main.jsx</w:t>
             </w:r>
           </w:p>
           <w:p>
@@ -819,64 +768,199 @@
                 <w:color w:val="222222"/>
                 <w:sz w:val="18"/>
               </w:rPr>
-              <w:t>import { useState } from 'react';</w:t>
-              <w:br/>
-              <w:t>import { Routes, Route } from 'react-router-dom';</w:t>
-              <w:br/>
-              <w:t>import NavBar from './components/NavBar';</w:t>
-              <w:br/>
-              <w:t>import Home from './components/Home';</w:t>
-              <w:br/>
-              <w:t>import Projects from './components/Projects';</w:t>
-              <w:br/>
-              <w:t>import Contact from './components/Contact';</w:t>
-              <w:br/>
-              <w:t>import NotFound from './components/NotFound';</w:t>
-              <w:br/>
-              <w:t>import Footer from './components/Footer';</w:t>
-              <w:br/>
-              <w:t>import './App.css';</w:t>
-              <w:br/>
-              <w:br/>
-              <w:t>function App() {</w:t>
-              <w:br/>
-              <w:t xml:space="preserve">  // useState: Theme toggle for dark/light mode (Supplementary Problem)</w:t>
-              <w:br/>
-              <w:t xml:space="preserve">  const [darkMode, setDarkMode] = useState(false);</w:t>
-              <w:br/>
-              <w:br/>
-              <w:t xml:space="preserve">  return (</w:t>
-              <w:br/>
-              <w:t xml:space="preserve">    &lt;div className={`app-shell ${darkMode ? 'dark-theme' : 'light-theme'}`}&gt;</w:t>
-              <w:br/>
-              <w:t xml:space="preserve">      &lt;NavBar darkMode={darkMode} setDarkMode={setDarkMode} /&gt;</w:t>
-              <w:br/>
-              <w:t xml:space="preserve">      &lt;main className="main-viewport"&gt;</w:t>
-              <w:br/>
-              <w:t xml:space="preserve">        &lt;Routes&gt;</w:t>
-              <w:br/>
-              <w:t xml:space="preserve">          &lt;Route path="/" element={&lt;Home /&gt;} /&gt;</w:t>
-              <w:br/>
-              <w:t xml:space="preserve">          &lt;Route path="/projects" element={&lt;Projects /&gt;} /&gt;</w:t>
-              <w:br/>
-              <w:t xml:space="preserve">          &lt;Route path="/contact" element={&lt;Contact /&gt;} /&gt;</w:t>
-              <w:br/>
-              <w:t xml:space="preserve">          &lt;Route path="*" element={&lt;NotFound /&gt;} /&gt;</w:t>
-              <w:br/>
-              <w:t xml:space="preserve">        &lt;/Routes&gt;</w:t>
-              <w:br/>
-              <w:t xml:space="preserve">      &lt;/main&gt;</w:t>
-              <w:br/>
-              <w:t xml:space="preserve">      &lt;Footer /&gt;</w:t>
-              <w:br/>
-              <w:t xml:space="preserve">    &lt;/div&gt;</w:t>
-              <w:br/>
-              <w:t xml:space="preserve">  );</w:t>
-              <w:br/>
-              <w:t>}</w:t>
-              <w:br/>
-              <w:br/>
-              <w:t>export default App;</w:t>
+              <w:t>import { StrictMode } from 'react'</w:t>
+            </w:r>
+            <w:r>
+              <w:rPr>
+                <w:rFonts w:ascii="Consolas" w:hAnsi="Consolas"/>
+                <w:color w:val="222222"/>
+                <w:sz w:val="18"/>
+              </w:rPr>
+              <w:br w:type="textWrapping"/>
+            </w:r>
+            <w:r>
+              <w:rPr>
+                <w:rFonts w:ascii="Consolas" w:hAnsi="Consolas"/>
+                <w:color w:val="222222"/>
+                <w:sz w:val="18"/>
+              </w:rPr>
+              <w:t>import { createRoot } from 'react-dom/client'</w:t>
+            </w:r>
+            <w:r>
+              <w:rPr>
+                <w:rFonts w:ascii="Consolas" w:hAnsi="Consolas"/>
+                <w:color w:val="222222"/>
+                <w:sz w:val="18"/>
+              </w:rPr>
+              <w:br w:type="textWrapping"/>
+            </w:r>
+            <w:r>
+              <w:rPr>
+                <w:rFonts w:ascii="Consolas" w:hAnsi="Consolas"/>
+                <w:color w:val="222222"/>
+                <w:sz w:val="18"/>
+              </w:rPr>
+              <w:t>import { BrowserRouter } from 'react-router-dom'</w:t>
+            </w:r>
+            <w:r>
+              <w:rPr>
+                <w:rFonts w:ascii="Consolas" w:hAnsi="Consolas"/>
+                <w:color w:val="222222"/>
+                <w:sz w:val="18"/>
+              </w:rPr>
+              <w:br w:type="textWrapping"/>
+            </w:r>
+            <w:r>
+              <w:rPr>
+                <w:rFonts w:ascii="Consolas" w:hAnsi="Consolas"/>
+                <w:color w:val="222222"/>
+                <w:sz w:val="18"/>
+              </w:rPr>
+              <w:t>import './index.css'</w:t>
+            </w:r>
+            <w:r>
+              <w:rPr>
+                <w:rFonts w:ascii="Consolas" w:hAnsi="Consolas"/>
+                <w:color w:val="222222"/>
+                <w:sz w:val="18"/>
+              </w:rPr>
+              <w:br w:type="textWrapping"/>
+            </w:r>
+            <w:r>
+              <w:rPr>
+                <w:rFonts w:ascii="Consolas" w:hAnsi="Consolas"/>
+                <w:color w:val="222222"/>
+                <w:sz w:val="18"/>
+              </w:rPr>
+              <w:t>import App from './App.jsx'</w:t>
+            </w:r>
+            <w:r>
+              <w:rPr>
+                <w:rFonts w:ascii="Consolas" w:hAnsi="Consolas"/>
+                <w:color w:val="222222"/>
+                <w:sz w:val="18"/>
+              </w:rPr>
+              <w:br w:type="textWrapping"/>
+            </w:r>
+            <w:r>
+              <w:rPr>
+                <w:rFonts w:ascii="Consolas" w:hAnsi="Consolas"/>
+                <w:color w:val="222222"/>
+                <w:sz w:val="18"/>
+              </w:rPr>
+              <w:br w:type="textWrapping"/>
+            </w:r>
+            <w:r>
+              <w:rPr>
+                <w:rFonts w:ascii="Consolas" w:hAnsi="Consolas"/>
+                <w:color w:val="222222"/>
+                <w:sz w:val="18"/>
+              </w:rPr>
+              <w:t>createRoot(document.getElementById('root')).render(</w:t>
+            </w:r>
+            <w:r>
+              <w:rPr>
+                <w:rFonts w:ascii="Consolas" w:hAnsi="Consolas"/>
+                <w:color w:val="222222"/>
+                <w:sz w:val="18"/>
+              </w:rPr>
+              <w:br w:type="textWrapping"/>
+            </w:r>
+            <w:r>
+              <w:rPr>
+                <w:rFonts w:ascii="Consolas" w:hAnsi="Consolas"/>
+                <w:color w:val="222222"/>
+                <w:sz w:val="18"/>
+              </w:rPr>
+              <w:t xml:space="preserve">  &lt;StrictMode&gt;</w:t>
+            </w:r>
+            <w:r>
+              <w:rPr>
+                <w:rFonts w:ascii="Consolas" w:hAnsi="Consolas"/>
+                <w:color w:val="222222"/>
+                <w:sz w:val="18"/>
+              </w:rPr>
+              <w:br w:type="textWrapping"/>
+            </w:r>
+            <w:r>
+              <w:rPr>
+                <w:rFonts w:ascii="Consolas" w:hAnsi="Consolas"/>
+                <w:color w:val="222222"/>
+                <w:sz w:val="18"/>
+              </w:rPr>
+              <w:t xml:space="preserve">    &lt;BrowserRouter&gt;</w:t>
+            </w:r>
+            <w:r>
+              <w:rPr>
+                <w:rFonts w:ascii="Consolas" w:hAnsi="Consolas"/>
+                <w:color w:val="222222"/>
+                <w:sz w:val="18"/>
+              </w:rPr>
+              <w:br w:type="textWrapping"/>
+            </w:r>
+            <w:r>
+              <w:rPr>
+                <w:rFonts w:ascii="Consolas" w:hAnsi="Consolas"/>
+                <w:color w:val="222222"/>
+                <w:sz w:val="18"/>
+              </w:rPr>
+              <w:t xml:space="preserve">      &lt;App /&gt;</w:t>
+            </w:r>
+            <w:r>
+              <w:rPr>
+                <w:rFonts w:ascii="Consolas" w:hAnsi="Consolas"/>
+                <w:color w:val="222222"/>
+                <w:sz w:val="18"/>
+              </w:rPr>
+              <w:br w:type="textWrapping"/>
+            </w:r>
+            <w:r>
+              <w:rPr>
+                <w:rFonts w:ascii="Consolas" w:hAnsi="Consolas"/>
+                <w:color w:val="222222"/>
+                <w:sz w:val="18"/>
+              </w:rPr>
+              <w:t xml:space="preserve">    &lt;/BrowserRouter&gt;</w:t>
+            </w:r>
+            <w:r>
+              <w:rPr>
+                <w:rFonts w:ascii="Consolas" w:hAnsi="Consolas"/>
+                <w:color w:val="222222"/>
+                <w:sz w:val="18"/>
+              </w:rPr>
+              <w:br w:type="textWrapping"/>
+            </w:r>
+            <w:r>
+              <w:rPr>
+                <w:rFonts w:ascii="Consolas" w:hAnsi="Consolas"/>
+                <w:color w:val="222222"/>
+                <w:sz w:val="18"/>
+              </w:rPr>
+              <w:t xml:space="preserve">  &lt;/StrictMode&gt;,</w:t>
+            </w:r>
+            <w:r>
+              <w:rPr>
+                <w:rFonts w:ascii="Consolas" w:hAnsi="Consolas"/>
+                <w:color w:val="222222"/>
+                <w:sz w:val="18"/>
+              </w:rPr>
+              <w:br w:type="textWrapping"/>
+            </w:r>
+            <w:r>
+              <w:rPr>
+                <w:rFonts w:ascii="Consolas" w:hAnsi="Consolas"/>
+                <w:color w:val="222222"/>
+                <w:sz w:val="18"/>
+              </w:rPr>
+              <w:t>)</w:t>
+            </w:r>
+            <w:r>
+              <w:rPr>
+                <w:rFonts w:ascii="Consolas" w:hAnsi="Consolas"/>
+                <w:color w:val="222222"/>
+                <w:sz w:val="18"/>
+              </w:rPr>
+              <w:br w:type="textWrapping"/>
             </w:r>
           </w:p>
           <w:p>
@@ -887,112 +971,8 @@
                 <w:color w:val="003366"/>
                 <w:sz w:val="20"/>
               </w:rPr>
-              <w:br/>
-              <w:t>// File: src/components/NavBar.jsx</w:t>
-            </w:r>
-          </w:p>
-          <w:p>
-            <w:r>
-              <w:rPr>
-                <w:rFonts w:ascii="Consolas" w:hAnsi="Consolas"/>
-                <w:color w:val="222222"/>
-                <w:sz w:val="18"/>
-              </w:rPr>
-              <w:t>import { NavLink } from 'react-router-dom';</w:t>
-              <w:br/>
-              <w:br/>
-              <w:t>function NavBar({ darkMode, setDarkMode }) {</w:t>
-              <w:br/>
-              <w:t xml:space="preserve">  return (</w:t>
-              <w:br/>
-              <w:t xml:space="preserve">    &lt;header className="navbar-container"&gt;</w:t>
-              <w:br/>
-              <w:t xml:space="preserve">      &lt;nav className="navbar"&gt;</w:t>
-              <w:br/>
-              <w:t xml:space="preserve">        &lt;div className="nav-brand"&gt;</w:t>
-              <w:br/>
-              <w:t xml:space="preserve">          &lt;div className="brand-badge"&gt;JL&lt;/div&gt;</w:t>
-              <w:br/>
-              <w:t xml:space="preserve">          &lt;div className="brand-details"&gt;</w:t>
-              <w:br/>
-              <w:t xml:space="preserve">            &lt;span className="brand-name"&gt;Rudra Vaghela&lt;/span&gt;</w:t>
-              <w:br/>
-              <w:t xml:space="preserve">            &lt;span className="brand-sub"&gt;ID: 24CS105&lt;/span&gt;</w:t>
-              <w:br/>
-              <w:t xml:space="preserve">          &lt;/div&gt;</w:t>
-              <w:br/>
-              <w:t xml:space="preserve">        &lt;/div&gt;</w:t>
-              <w:br/>
-              <w:t xml:space="preserve">        &lt;div className="nav-links"&gt;</w:t>
-              <w:br/>
-              <w:t xml:space="preserve">          &lt;NavLink </w:t>
-              <w:br/>
-              <w:t xml:space="preserve">            to="/" </w:t>
-              <w:br/>
-              <w:t xml:space="preserve">            className={({ isActive }) =&gt; isActive ? 'nav-link active' : 'nav-link'}</w:t>
-              <w:br/>
-              <w:t xml:space="preserve">          &gt;</w:t>
-              <w:br/>
-              <w:t xml:space="preserve">            Home</w:t>
-              <w:br/>
-              <w:t xml:space="preserve">          &lt;/NavLink&gt;</w:t>
-              <w:br/>
-              <w:t xml:space="preserve">          &lt;NavLink </w:t>
-              <w:br/>
-              <w:t xml:space="preserve">            to="/projects" </w:t>
-              <w:br/>
-              <w:t xml:space="preserve">            className={({ isActive }) =&gt; isActive ? 'nav-link active' : 'nav-link'}</w:t>
-              <w:br/>
-              <w:t xml:space="preserve">          &gt;</w:t>
-              <w:br/>
-              <w:t xml:space="preserve">            Projects</w:t>
-              <w:br/>
-              <w:t xml:space="preserve">          &lt;/NavLink&gt;</w:t>
-              <w:br/>
-              <w:t xml:space="preserve">          &lt;NavLink </w:t>
-              <w:br/>
-              <w:t xml:space="preserve">            to="/contact" </w:t>
-              <w:br/>
-              <w:t xml:space="preserve">            className={({ isActive }) =&gt; isActive ? 'nav-link active' : 'nav-link'}</w:t>
-              <w:br/>
-              <w:t xml:space="preserve">          &gt;</w:t>
-              <w:br/>
-              <w:t xml:space="preserve">            Contact</w:t>
-              <w:br/>
-              <w:t xml:space="preserve">          &lt;/NavLink&gt;</w:t>
-              <w:br/>
-              <w:t xml:space="preserve">          &lt;button </w:t>
-              <w:br/>
-              <w:t xml:space="preserve">            type="button"</w:t>
-              <w:br/>
-              <w:t xml:space="preserve">            className="theme-toggle-btn" </w:t>
-              <w:br/>
-              <w:t xml:space="preserve">            onClick={() =&gt; setDarkMode(!darkMode)}</w:t>
-              <w:br/>
-              <w:t xml:space="preserve">            title="Toggle Dark / Light Theme"</w:t>
-              <w:br/>
-              <w:t xml:space="preserve">          &gt;</w:t>
-              <w:br/>
-              <w:t xml:space="preserve">            {darkMode ? '☀️ Light' : '🌙 Dark'}</w:t>
-              <w:br/>
-              <w:t xml:space="preserve">          &lt;/button&gt;</w:t>
-              <w:br/>
-              <w:t xml:space="preserve">        &lt;/div&gt;</w:t>
-              <w:br/>
-              <w:t xml:space="preserve">      &lt;/nav&gt;</w:t>
-              <w:br/>
-              <w:t xml:space="preserve">    &lt;/header&gt;</w:t>
-              <w:br/>
-              <w:t xml:space="preserve">  );</w:t>
-              <w:br/>
-              <w:t>}</w:t>
-              <w:br/>
-              <w:br/>
-              <w:t>export default NavBar;</w:t>
-              <w:br/>
-            </w:r>
-          </w:p>
-          <w:p>
+              <w:br w:type="textWrapping"/>
+            </w:r>
             <w:r>
               <w:rPr>
                 <w:rFonts w:ascii="Consolas" w:hAnsi="Consolas"/>
@@ -1000,8 +980,7 @@
                 <w:color w:val="003366"/>
                 <w:sz w:val="20"/>
               </w:rPr>
-              <w:br/>
-              <w:t>// File: src/components/Home.jsx</w:t>
+              <w:t>// File: src/App.jsx</w:t>
             </w:r>
           </w:p>
           <w:p>
@@ -1011,34 +990,463 @@
                 <w:color w:val="222222"/>
                 <w:sz w:val="18"/>
               </w:rPr>
-              <w:t>import Header from './Header';</w:t>
-              <w:br/>
-              <w:t>import About from './About';</w:t>
-              <w:br/>
-              <w:t>import Skills from './Skills';</w:t>
-              <w:br/>
-              <w:br/>
-              <w:t>function Home() {</w:t>
-              <w:br/>
+              <w:t>import { useState } from 'react';</w:t>
+            </w:r>
+            <w:r>
+              <w:rPr>
+                <w:rFonts w:ascii="Consolas" w:hAnsi="Consolas"/>
+                <w:color w:val="222222"/>
+                <w:sz w:val="18"/>
+              </w:rPr>
+              <w:br w:type="textWrapping"/>
+            </w:r>
+            <w:r>
+              <w:rPr>
+                <w:rFonts w:ascii="Consolas" w:hAnsi="Consolas"/>
+                <w:color w:val="222222"/>
+                <w:sz w:val="18"/>
+              </w:rPr>
+              <w:t>import { Routes, Route } from 'react-router-dom';</w:t>
+            </w:r>
+            <w:r>
+              <w:rPr>
+                <w:rFonts w:ascii="Consolas" w:hAnsi="Consolas"/>
+                <w:color w:val="222222"/>
+                <w:sz w:val="18"/>
+              </w:rPr>
+              <w:br w:type="textWrapping"/>
+            </w:r>
+            <w:r>
+              <w:rPr>
+                <w:rFonts w:ascii="Consolas" w:hAnsi="Consolas"/>
+                <w:color w:val="222222"/>
+                <w:sz w:val="18"/>
+              </w:rPr>
+              <w:t>import NavBar from './components/NavBar';</w:t>
+            </w:r>
+            <w:r>
+              <w:rPr>
+                <w:rFonts w:ascii="Consolas" w:hAnsi="Consolas"/>
+                <w:color w:val="222222"/>
+                <w:sz w:val="18"/>
+              </w:rPr>
+              <w:br w:type="textWrapping"/>
+            </w:r>
+            <w:r>
+              <w:rPr>
+                <w:rFonts w:ascii="Consolas" w:hAnsi="Consolas"/>
+                <w:color w:val="222222"/>
+                <w:sz w:val="18"/>
+              </w:rPr>
+              <w:t>import Home from './components/Home';</w:t>
+            </w:r>
+            <w:r>
+              <w:rPr>
+                <w:rFonts w:ascii="Consolas" w:hAnsi="Consolas"/>
+                <w:color w:val="222222"/>
+                <w:sz w:val="18"/>
+              </w:rPr>
+              <w:br w:type="textWrapping"/>
+            </w:r>
+            <w:r>
+              <w:rPr>
+                <w:rFonts w:ascii="Consolas" w:hAnsi="Consolas"/>
+                <w:color w:val="222222"/>
+                <w:sz w:val="18"/>
+              </w:rPr>
+              <w:t>import Projects from './components/Projects';</w:t>
+            </w:r>
+            <w:r>
+              <w:rPr>
+                <w:rFonts w:ascii="Consolas" w:hAnsi="Consolas"/>
+                <w:color w:val="222222"/>
+                <w:sz w:val="18"/>
+              </w:rPr>
+              <w:br w:type="textWrapping"/>
+            </w:r>
+            <w:r>
+              <w:rPr>
+                <w:rFonts w:ascii="Consolas" w:hAnsi="Consolas"/>
+                <w:color w:val="222222"/>
+                <w:sz w:val="18"/>
+              </w:rPr>
+              <w:t>import Contact from './components/Contact';</w:t>
+            </w:r>
+            <w:r>
+              <w:rPr>
+                <w:rFonts w:ascii="Consolas" w:hAnsi="Consolas"/>
+                <w:color w:val="222222"/>
+                <w:sz w:val="18"/>
+              </w:rPr>
+              <w:br w:type="textWrapping"/>
+            </w:r>
+            <w:r>
+              <w:rPr>
+                <w:rFonts w:ascii="Consolas" w:hAnsi="Consolas"/>
+                <w:color w:val="222222"/>
+                <w:sz w:val="18"/>
+              </w:rPr>
+              <w:t>import NotFound from './components/NotFound';</w:t>
+            </w:r>
+            <w:r>
+              <w:rPr>
+                <w:rFonts w:ascii="Consolas" w:hAnsi="Consolas"/>
+                <w:color w:val="222222"/>
+                <w:sz w:val="18"/>
+              </w:rPr>
+              <w:br w:type="textWrapping"/>
+            </w:r>
+            <w:r>
+              <w:rPr>
+                <w:rFonts w:ascii="Consolas" w:hAnsi="Consolas"/>
+                <w:color w:val="222222"/>
+                <w:sz w:val="18"/>
+              </w:rPr>
+              <w:t>import Footer from './components/Footer';</w:t>
+            </w:r>
+            <w:r>
+              <w:rPr>
+                <w:rFonts w:ascii="Consolas" w:hAnsi="Consolas"/>
+                <w:color w:val="222222"/>
+                <w:sz w:val="18"/>
+              </w:rPr>
+              <w:br w:type="textWrapping"/>
+            </w:r>
+            <w:r>
+              <w:rPr>
+                <w:rFonts w:ascii="Consolas" w:hAnsi="Consolas"/>
+                <w:color w:val="222222"/>
+                <w:sz w:val="18"/>
+              </w:rPr>
+              <w:t>import './App.css';</w:t>
+            </w:r>
+            <w:r>
+              <w:rPr>
+                <w:rFonts w:ascii="Consolas" w:hAnsi="Consolas"/>
+                <w:color w:val="222222"/>
+                <w:sz w:val="18"/>
+              </w:rPr>
+              <w:br w:type="textWrapping"/>
+            </w:r>
+            <w:r>
+              <w:rPr>
+                <w:rFonts w:ascii="Consolas" w:hAnsi="Consolas"/>
+                <w:color w:val="222222"/>
+                <w:sz w:val="18"/>
+              </w:rPr>
+              <w:br w:type="textWrapping"/>
+            </w:r>
+            <w:r>
+              <w:rPr>
+                <w:rFonts w:ascii="Consolas" w:hAnsi="Consolas"/>
+                <w:color w:val="222222"/>
+                <w:sz w:val="18"/>
+              </w:rPr>
+              <w:t>function App() {</w:t>
+            </w:r>
+            <w:r>
+              <w:rPr>
+                <w:rFonts w:ascii="Consolas" w:hAnsi="Consolas"/>
+                <w:color w:val="222222"/>
+                <w:sz w:val="18"/>
+              </w:rPr>
+              <w:br w:type="textWrapping"/>
+            </w:r>
+            <w:r>
+              <w:rPr>
+                <w:rFonts w:ascii="Consolas" w:hAnsi="Consolas"/>
+                <w:color w:val="222222"/>
+                <w:sz w:val="18"/>
+              </w:rPr>
+              <w:t xml:space="preserve">  // useState: Theme toggle for dark/light mode (Supplementary Problem)</w:t>
+            </w:r>
+            <w:r>
+              <w:rPr>
+                <w:rFonts w:ascii="Consolas" w:hAnsi="Consolas"/>
+                <w:color w:val="222222"/>
+                <w:sz w:val="18"/>
+              </w:rPr>
+              <w:br w:type="textWrapping"/>
+            </w:r>
+            <w:r>
+              <w:rPr>
+                <w:rFonts w:ascii="Consolas" w:hAnsi="Consolas"/>
+                <w:color w:val="222222"/>
+                <w:sz w:val="18"/>
+              </w:rPr>
+              <w:t xml:space="preserve">  const [darkMode, setDarkMode] = useState(false);</w:t>
+            </w:r>
+            <w:r>
+              <w:rPr>
+                <w:rFonts w:ascii="Consolas" w:hAnsi="Consolas"/>
+                <w:color w:val="222222"/>
+                <w:sz w:val="18"/>
+              </w:rPr>
+              <w:br w:type="textWrapping"/>
+            </w:r>
+            <w:r>
+              <w:rPr>
+                <w:rFonts w:ascii="Consolas" w:hAnsi="Consolas"/>
+                <w:color w:val="222222"/>
+                <w:sz w:val="18"/>
+              </w:rPr>
+              <w:br w:type="textWrapping"/>
+            </w:r>
+            <w:r>
+              <w:rPr>
+                <w:rFonts w:ascii="Consolas" w:hAnsi="Consolas"/>
+                <w:color w:val="222222"/>
+                <w:sz w:val="18"/>
+              </w:rPr>
               <w:t xml:space="preserve">  return (</w:t>
-              <w:br/>
-              <w:t xml:space="preserve">    &lt;div className="page-content home-page"&gt;</w:t>
-              <w:br/>
-              <w:t xml:space="preserve">      &lt;Header /&gt;</w:t>
-              <w:br/>
-              <w:t xml:space="preserve">      &lt;About /&gt;</w:t>
-              <w:br/>
-              <w:t xml:space="preserve">      &lt;Skills /&gt;</w:t>
-              <w:br/>
+            </w:r>
+            <w:r>
+              <w:rPr>
+                <w:rFonts w:ascii="Consolas" w:hAnsi="Consolas"/>
+                <w:color w:val="222222"/>
+                <w:sz w:val="18"/>
+              </w:rPr>
+              <w:br w:type="textWrapping"/>
+            </w:r>
+            <w:r>
+              <w:rPr>
+                <w:rFonts w:ascii="Consolas" w:hAnsi="Consolas"/>
+                <w:color w:val="222222"/>
+                <w:sz w:val="18"/>
+              </w:rPr>
+              <w:t xml:space="preserve">    &lt;div className={`app-shell ${darkMode ? 'dark-theme' : 'light-theme'}`}&gt;</w:t>
+            </w:r>
+            <w:r>
+              <w:rPr>
+                <w:rFonts w:ascii="Consolas" w:hAnsi="Consolas"/>
+                <w:color w:val="222222"/>
+                <w:sz w:val="18"/>
+              </w:rPr>
+              <w:br w:type="textWrapping"/>
+            </w:r>
+            <w:r>
+              <w:rPr>
+                <w:rFonts w:ascii="Consolas" w:hAnsi="Consolas"/>
+                <w:color w:val="222222"/>
+                <w:sz w:val="18"/>
+              </w:rPr>
+              <w:t xml:space="preserve">      &lt;NavBar darkMode={darkMode} setDarkMode={setDarkMode} /&gt;</w:t>
+            </w:r>
+            <w:r>
+              <w:rPr>
+                <w:rFonts w:ascii="Consolas" w:hAnsi="Consolas"/>
+                <w:color w:val="222222"/>
+                <w:sz w:val="18"/>
+              </w:rPr>
+              <w:br w:type="textWrapping"/>
+            </w:r>
+            <w:r>
+              <w:rPr>
+                <w:rFonts w:ascii="Consolas" w:hAnsi="Consolas"/>
+                <w:color w:val="222222"/>
+                <w:sz w:val="18"/>
+              </w:rPr>
+              <w:t xml:space="preserve">      &lt;main className="main-viewport"&gt;</w:t>
+            </w:r>
+            <w:r>
+              <w:rPr>
+                <w:rFonts w:ascii="Consolas" w:hAnsi="Consolas"/>
+                <w:color w:val="222222"/>
+                <w:sz w:val="18"/>
+              </w:rPr>
+              <w:br w:type="textWrapping"/>
+            </w:r>
+            <w:r>
+              <w:rPr>
+                <w:rFonts w:ascii="Consolas" w:hAnsi="Consolas"/>
+                <w:color w:val="222222"/>
+                <w:sz w:val="18"/>
+              </w:rPr>
+              <w:t xml:space="preserve">        &lt;Routes&gt;</w:t>
+            </w:r>
+            <w:r>
+              <w:rPr>
+                <w:rFonts w:ascii="Consolas" w:hAnsi="Consolas"/>
+                <w:color w:val="222222"/>
+                <w:sz w:val="18"/>
+              </w:rPr>
+              <w:br w:type="textWrapping"/>
+            </w:r>
+            <w:r>
+              <w:rPr>
+                <w:rFonts w:ascii="Consolas" w:hAnsi="Consolas"/>
+                <w:color w:val="222222"/>
+                <w:sz w:val="18"/>
+              </w:rPr>
+              <w:t xml:space="preserve">          &lt;Route path="/" element={&lt;Home /&gt;} /&gt;</w:t>
+            </w:r>
+            <w:r>
+              <w:rPr>
+                <w:rFonts w:ascii="Consolas" w:hAnsi="Consolas"/>
+                <w:color w:val="222222"/>
+                <w:sz w:val="18"/>
+              </w:rPr>
+              <w:br w:type="textWrapping"/>
+            </w:r>
+            <w:r>
+              <w:rPr>
+                <w:rFonts w:ascii="Consolas" w:hAnsi="Consolas"/>
+                <w:color w:val="222222"/>
+                <w:sz w:val="18"/>
+              </w:rPr>
+              <w:t xml:space="preserve">          &lt;Route path="/projects" element={&lt;Projects /&gt;} /&gt;</w:t>
+            </w:r>
+            <w:r>
+              <w:rPr>
+                <w:rFonts w:ascii="Consolas" w:hAnsi="Consolas"/>
+                <w:color w:val="222222"/>
+                <w:sz w:val="18"/>
+              </w:rPr>
+              <w:br w:type="textWrapping"/>
+            </w:r>
+            <w:r>
+              <w:rPr>
+                <w:rFonts w:ascii="Consolas" w:hAnsi="Consolas"/>
+                <w:color w:val="222222"/>
+                <w:sz w:val="18"/>
+              </w:rPr>
+              <w:t xml:space="preserve">          &lt;Route path="/contact" element={&lt;Contact /&gt;} /&gt;</w:t>
+            </w:r>
+            <w:r>
+              <w:rPr>
+                <w:rFonts w:ascii="Consolas" w:hAnsi="Consolas"/>
+                <w:color w:val="222222"/>
+                <w:sz w:val="18"/>
+              </w:rPr>
+              <w:br w:type="textWrapping"/>
+            </w:r>
+            <w:r>
+              <w:rPr>
+                <w:rFonts w:ascii="Consolas" w:hAnsi="Consolas"/>
+                <w:color w:val="222222"/>
+                <w:sz w:val="18"/>
+              </w:rPr>
+              <w:t xml:space="preserve">          &lt;Route path="*" element={&lt;NotFound /&gt;} /&gt;</w:t>
+            </w:r>
+            <w:r>
+              <w:rPr>
+                <w:rFonts w:ascii="Consolas" w:hAnsi="Consolas"/>
+                <w:color w:val="222222"/>
+                <w:sz w:val="18"/>
+              </w:rPr>
+              <w:br w:type="textWrapping"/>
+            </w:r>
+            <w:r>
+              <w:rPr>
+                <w:rFonts w:ascii="Consolas" w:hAnsi="Consolas"/>
+                <w:color w:val="222222"/>
+                <w:sz w:val="18"/>
+              </w:rPr>
+              <w:t xml:space="preserve">        &lt;/Routes&gt;</w:t>
+            </w:r>
+            <w:r>
+              <w:rPr>
+                <w:rFonts w:ascii="Consolas" w:hAnsi="Consolas"/>
+                <w:color w:val="222222"/>
+                <w:sz w:val="18"/>
+              </w:rPr>
+              <w:br w:type="textWrapping"/>
+            </w:r>
+            <w:r>
+              <w:rPr>
+                <w:rFonts w:ascii="Consolas" w:hAnsi="Consolas"/>
+                <w:color w:val="222222"/>
+                <w:sz w:val="18"/>
+              </w:rPr>
+              <w:t xml:space="preserve">      &lt;/main&gt;</w:t>
+            </w:r>
+            <w:r>
+              <w:rPr>
+                <w:rFonts w:ascii="Consolas" w:hAnsi="Consolas"/>
+                <w:color w:val="222222"/>
+                <w:sz w:val="18"/>
+              </w:rPr>
+              <w:br w:type="textWrapping"/>
+            </w:r>
+            <w:r>
+              <w:rPr>
+                <w:rFonts w:ascii="Consolas" w:hAnsi="Consolas"/>
+                <w:color w:val="222222"/>
+                <w:sz w:val="18"/>
+              </w:rPr>
+              <w:t xml:space="preserve">      &lt;Footer /&gt;</w:t>
+            </w:r>
+            <w:r>
+              <w:rPr>
+                <w:rFonts w:ascii="Consolas" w:hAnsi="Consolas"/>
+                <w:color w:val="222222"/>
+                <w:sz w:val="18"/>
+              </w:rPr>
+              <w:br w:type="textWrapping"/>
+            </w:r>
+            <w:r>
+              <w:rPr>
+                <w:rFonts w:ascii="Consolas" w:hAnsi="Consolas"/>
+                <w:color w:val="222222"/>
+                <w:sz w:val="18"/>
+              </w:rPr>
               <w:t xml:space="preserve">    &lt;/div&gt;</w:t>
-              <w:br/>
+            </w:r>
+            <w:r>
+              <w:rPr>
+                <w:rFonts w:ascii="Consolas" w:hAnsi="Consolas"/>
+                <w:color w:val="222222"/>
+                <w:sz w:val="18"/>
+              </w:rPr>
+              <w:br w:type="textWrapping"/>
+            </w:r>
+            <w:r>
+              <w:rPr>
+                <w:rFonts w:ascii="Consolas" w:hAnsi="Consolas"/>
+                <w:color w:val="222222"/>
+                <w:sz w:val="18"/>
+              </w:rPr>
               <w:t xml:space="preserve">  );</w:t>
-              <w:br/>
+            </w:r>
+            <w:r>
+              <w:rPr>
+                <w:rFonts w:ascii="Consolas" w:hAnsi="Consolas"/>
+                <w:color w:val="222222"/>
+                <w:sz w:val="18"/>
+              </w:rPr>
+              <w:br w:type="textWrapping"/>
+            </w:r>
+            <w:r>
+              <w:rPr>
+                <w:rFonts w:ascii="Consolas" w:hAnsi="Consolas"/>
+                <w:color w:val="222222"/>
+                <w:sz w:val="18"/>
+              </w:rPr>
               <w:t>}</w:t>
-              <w:br/>
-              <w:br/>
-              <w:t>export default Home;</w:t>
-              <w:br/>
+            </w:r>
+            <w:r>
+              <w:rPr>
+                <w:rFonts w:ascii="Consolas" w:hAnsi="Consolas"/>
+                <w:color w:val="222222"/>
+                <w:sz w:val="18"/>
+              </w:rPr>
+              <w:br w:type="textWrapping"/>
+            </w:r>
+            <w:r>
+              <w:rPr>
+                <w:rFonts w:ascii="Consolas" w:hAnsi="Consolas"/>
+                <w:color w:val="222222"/>
+                <w:sz w:val="18"/>
+              </w:rPr>
+              <w:br w:type="textWrapping"/>
+            </w:r>
+            <w:r>
+              <w:rPr>
+                <w:rFonts w:ascii="Consolas" w:hAnsi="Consolas"/>
+                <w:color w:val="222222"/>
+                <w:sz w:val="18"/>
+              </w:rPr>
+              <w:t>export default App;</w:t>
             </w:r>
           </w:p>
           <w:p>
@@ -1049,38 +1457,8 @@
                 <w:color w:val="003366"/>
                 <w:sz w:val="20"/>
               </w:rPr>
-              <w:br/>
-              <w:t>// File: src/components/Header.jsx</w:t>
-            </w:r>
-          </w:p>
-          <w:p>
-            <w:r>
-              <w:rPr>
-                <w:rFonts w:ascii="Consolas" w:hAnsi="Consolas"/>
-                <w:color w:val="222222"/>
-                <w:sz w:val="18"/>
-              </w:rPr>
-              <w:t>function Header() {</w:t>
-              <w:br/>
-              <w:t xml:space="preserve">  return (</w:t>
-              <w:br/>
-              <w:t xml:space="preserve">    &lt;div className="header-card card"&gt;</w:t>
-              <w:br/>
-              <w:t xml:space="preserve">      &lt;h1&gt;Name : Rudra Vaghela , ID : 24CS105&lt;/h1&gt;</w:t>
-              <w:br/>
-              <w:t xml:space="preserve">      &lt;p className="student-badge"&gt;B. Tech Computer Science &amp; Engineering | CSPIT - CHARUSAT&lt;/p&gt;</w:t>
-              <w:br/>
-              <w:t xml:space="preserve">    &lt;/div&gt;</w:t>
-              <w:br/>
-              <w:t xml:space="preserve">  );</w:t>
-              <w:br/>
-              <w:t>}</w:t>
-              <w:br/>
-              <w:br/>
-              <w:t>export default Header;</w:t>
-            </w:r>
-          </w:p>
-          <w:p>
+              <w:br w:type="textWrapping"/>
+            </w:r>
             <w:r>
               <w:rPr>
                 <w:rFonts w:ascii="Consolas" w:hAnsi="Consolas"/>
@@ -1088,8 +1466,7 @@
                 <w:color w:val="003366"/>
                 <w:sz w:val="20"/>
               </w:rPr>
-              <w:br/>
-              <w:t>// File: src/components/About.jsx</w:t>
+              <w:t>// File: src/components/NavBar.jsx</w:t>
             </w:r>
           </w:p>
           <w:p>
@@ -1099,24 +1476,735 @@
                 <w:color w:val="222222"/>
                 <w:sz w:val="18"/>
               </w:rPr>
-              <w:t>function About() {</w:t>
-              <w:br/>
+              <w:t>import { NavLink } from 'react-router-dom';</w:t>
+            </w:r>
+            <w:r>
+              <w:rPr>
+                <w:rFonts w:ascii="Consolas" w:hAnsi="Consolas"/>
+                <w:color w:val="222222"/>
+                <w:sz w:val="18"/>
+              </w:rPr>
+              <w:br w:type="textWrapping"/>
+            </w:r>
+            <w:r>
+              <w:rPr>
+                <w:rFonts w:ascii="Consolas" w:hAnsi="Consolas"/>
+                <w:color w:val="222222"/>
+                <w:sz w:val="18"/>
+              </w:rPr>
+              <w:br w:type="textWrapping"/>
+            </w:r>
+            <w:r>
+              <w:rPr>
+                <w:rFonts w:ascii="Consolas" w:hAnsi="Consolas"/>
+                <w:color w:val="222222"/>
+                <w:sz w:val="18"/>
+              </w:rPr>
+              <w:t>function NavBar({ darkMode, setDarkMode }) {</w:t>
+            </w:r>
+            <w:r>
+              <w:rPr>
+                <w:rFonts w:ascii="Consolas" w:hAnsi="Consolas"/>
+                <w:color w:val="222222"/>
+                <w:sz w:val="18"/>
+              </w:rPr>
+              <w:br w:type="textWrapping"/>
+            </w:r>
+            <w:r>
+              <w:rPr>
+                <w:rFonts w:ascii="Consolas" w:hAnsi="Consolas"/>
+                <w:color w:val="222222"/>
+                <w:sz w:val="18"/>
+              </w:rPr>
               <w:t xml:space="preserve">  return (</w:t>
-              <w:br/>
-              <w:t xml:space="preserve">    &lt;div className="about-card card"&gt;</w:t>
-              <w:br/>
-              <w:t xml:space="preserve">      &lt;h2&gt;About Me&lt;/h2&gt;</w:t>
-              <w:br/>
-              <w:t xml:space="preserve">      &lt;p&gt;I am a student of CSE - CSPIT, CHARUSAT. Currently in 5th Sem.&lt;/p&gt;</w:t>
-              <w:br/>
-              <w:t xml:space="preserve">    &lt;/div&gt;</w:t>
-              <w:br/>
+            </w:r>
+            <w:r>
+              <w:rPr>
+                <w:rFonts w:ascii="Consolas" w:hAnsi="Consolas"/>
+                <w:color w:val="222222"/>
+                <w:sz w:val="18"/>
+              </w:rPr>
+              <w:br w:type="textWrapping"/>
+            </w:r>
+            <w:r>
+              <w:rPr>
+                <w:rFonts w:ascii="Consolas" w:hAnsi="Consolas"/>
+                <w:color w:val="222222"/>
+                <w:sz w:val="18"/>
+              </w:rPr>
+              <w:t xml:space="preserve">    &lt;header className="navbar-container"&gt;</w:t>
+            </w:r>
+            <w:r>
+              <w:rPr>
+                <w:rFonts w:ascii="Consolas" w:hAnsi="Consolas"/>
+                <w:color w:val="222222"/>
+                <w:sz w:val="18"/>
+              </w:rPr>
+              <w:br w:type="textWrapping"/>
+            </w:r>
+            <w:r>
+              <w:rPr>
+                <w:rFonts w:ascii="Consolas" w:hAnsi="Consolas"/>
+                <w:color w:val="222222"/>
+                <w:sz w:val="18"/>
+              </w:rPr>
+              <w:t xml:space="preserve">      &lt;nav className="navbar"&gt;</w:t>
+            </w:r>
+            <w:r>
+              <w:rPr>
+                <w:rFonts w:ascii="Consolas" w:hAnsi="Consolas"/>
+                <w:color w:val="222222"/>
+                <w:sz w:val="18"/>
+              </w:rPr>
+              <w:br w:type="textWrapping"/>
+            </w:r>
+            <w:r>
+              <w:rPr>
+                <w:rFonts w:ascii="Consolas" w:hAnsi="Consolas"/>
+                <w:color w:val="222222"/>
+                <w:sz w:val="18"/>
+              </w:rPr>
+              <w:t xml:space="preserve">        &lt;div className="nav-brand"&gt;</w:t>
+            </w:r>
+            <w:r>
+              <w:rPr>
+                <w:rFonts w:ascii="Consolas" w:hAnsi="Consolas"/>
+                <w:color w:val="222222"/>
+                <w:sz w:val="18"/>
+              </w:rPr>
+              <w:br w:type="textWrapping"/>
+            </w:r>
+            <w:r>
+              <w:rPr>
+                <w:rFonts w:ascii="Consolas" w:hAnsi="Consolas"/>
+                <w:color w:val="222222"/>
+                <w:sz w:val="18"/>
+              </w:rPr>
+              <w:t xml:space="preserve">          &lt;div className="brand-badge"&gt;JL&lt;/div&gt;</w:t>
+            </w:r>
+            <w:r>
+              <w:rPr>
+                <w:rFonts w:ascii="Consolas" w:hAnsi="Consolas"/>
+                <w:color w:val="222222"/>
+                <w:sz w:val="18"/>
+              </w:rPr>
+              <w:br w:type="textWrapping"/>
+            </w:r>
+            <w:r>
+              <w:rPr>
+                <w:rFonts w:ascii="Consolas" w:hAnsi="Consolas"/>
+                <w:color w:val="222222"/>
+                <w:sz w:val="18"/>
+              </w:rPr>
+              <w:t xml:space="preserve">          &lt;div className="brand-details"&gt;</w:t>
+            </w:r>
+            <w:r>
+              <w:rPr>
+                <w:rFonts w:ascii="Consolas" w:hAnsi="Consolas"/>
+                <w:color w:val="222222"/>
+                <w:sz w:val="18"/>
+              </w:rPr>
+              <w:br w:type="textWrapping"/>
+            </w:r>
+            <w:r>
+              <w:rPr>
+                <w:rFonts w:ascii="Consolas" w:hAnsi="Consolas"/>
+                <w:color w:val="222222"/>
+                <w:sz w:val="18"/>
+              </w:rPr>
+              <w:t xml:space="preserve">            &lt;span className="brand-name"&gt;Rudra Vaghela&lt;/span&gt;</w:t>
+            </w:r>
+            <w:r>
+              <w:rPr>
+                <w:rFonts w:ascii="Consolas" w:hAnsi="Consolas"/>
+                <w:color w:val="222222"/>
+                <w:sz w:val="18"/>
+              </w:rPr>
+              <w:br w:type="textWrapping"/>
+            </w:r>
+            <w:r>
+              <w:rPr>
+                <w:rFonts w:ascii="Consolas" w:hAnsi="Consolas"/>
+                <w:color w:val="222222"/>
+                <w:sz w:val="18"/>
+              </w:rPr>
+              <w:t xml:space="preserve">            &lt;span className="brand-sub"&gt;ID: 24CS105&lt;/span&gt;</w:t>
+            </w:r>
+            <w:r>
+              <w:rPr>
+                <w:rFonts w:ascii="Consolas" w:hAnsi="Consolas"/>
+                <w:color w:val="222222"/>
+                <w:sz w:val="18"/>
+              </w:rPr>
+              <w:br w:type="textWrapping"/>
+            </w:r>
+            <w:r>
+              <w:rPr>
+                <w:rFonts w:ascii="Consolas" w:hAnsi="Consolas"/>
+                <w:color w:val="222222"/>
+                <w:sz w:val="18"/>
+              </w:rPr>
+              <w:t xml:space="preserve">          &lt;/div&gt;</w:t>
+            </w:r>
+            <w:r>
+              <w:rPr>
+                <w:rFonts w:ascii="Consolas" w:hAnsi="Consolas"/>
+                <w:color w:val="222222"/>
+                <w:sz w:val="18"/>
+              </w:rPr>
+              <w:br w:type="textWrapping"/>
+            </w:r>
+            <w:r>
+              <w:rPr>
+                <w:rFonts w:ascii="Consolas" w:hAnsi="Consolas"/>
+                <w:color w:val="222222"/>
+                <w:sz w:val="18"/>
+              </w:rPr>
+              <w:t xml:space="preserve">        &lt;/div&gt;</w:t>
+            </w:r>
+            <w:r>
+              <w:rPr>
+                <w:rFonts w:ascii="Consolas" w:hAnsi="Consolas"/>
+                <w:color w:val="222222"/>
+                <w:sz w:val="18"/>
+              </w:rPr>
+              <w:br w:type="textWrapping"/>
+            </w:r>
+            <w:r>
+              <w:rPr>
+                <w:rFonts w:ascii="Consolas" w:hAnsi="Consolas"/>
+                <w:color w:val="222222"/>
+                <w:sz w:val="18"/>
+              </w:rPr>
+              <w:t xml:space="preserve">        &lt;div className="nav-links"&gt;</w:t>
+            </w:r>
+            <w:r>
+              <w:rPr>
+                <w:rFonts w:ascii="Consolas" w:hAnsi="Consolas"/>
+                <w:color w:val="222222"/>
+                <w:sz w:val="18"/>
+              </w:rPr>
+              <w:br w:type="textWrapping"/>
+            </w:r>
+            <w:r>
+              <w:rPr>
+                <w:rFonts w:ascii="Consolas" w:hAnsi="Consolas"/>
+                <w:color w:val="222222"/>
+                <w:sz w:val="18"/>
+              </w:rPr>
+              <w:t xml:space="preserve">          &lt;NavLink </w:t>
+            </w:r>
+            <w:r>
+              <w:rPr>
+                <w:rFonts w:ascii="Consolas" w:hAnsi="Consolas"/>
+                <w:color w:val="222222"/>
+                <w:sz w:val="18"/>
+              </w:rPr>
+              <w:br w:type="textWrapping"/>
+            </w:r>
+            <w:r>
+              <w:rPr>
+                <w:rFonts w:ascii="Consolas" w:hAnsi="Consolas"/>
+                <w:color w:val="222222"/>
+                <w:sz w:val="18"/>
+              </w:rPr>
+              <w:t xml:space="preserve">            to="/" </w:t>
+            </w:r>
+            <w:r>
+              <w:rPr>
+                <w:rFonts w:ascii="Consolas" w:hAnsi="Consolas"/>
+                <w:color w:val="222222"/>
+                <w:sz w:val="18"/>
+              </w:rPr>
+              <w:br w:type="textWrapping"/>
+            </w:r>
+            <w:r>
+              <w:rPr>
+                <w:rFonts w:ascii="Consolas" w:hAnsi="Consolas"/>
+                <w:color w:val="222222"/>
+                <w:sz w:val="18"/>
+              </w:rPr>
+              <w:t xml:space="preserve">            className={({ isActive }) =&gt; isActive ? 'nav-link active' : 'nav-link'}</w:t>
+            </w:r>
+            <w:r>
+              <w:rPr>
+                <w:rFonts w:ascii="Consolas" w:hAnsi="Consolas"/>
+                <w:color w:val="222222"/>
+                <w:sz w:val="18"/>
+              </w:rPr>
+              <w:br w:type="textWrapping"/>
+            </w:r>
+            <w:r>
+              <w:rPr>
+                <w:rFonts w:ascii="Consolas" w:hAnsi="Consolas"/>
+                <w:color w:val="222222"/>
+                <w:sz w:val="18"/>
+              </w:rPr>
+              <w:t xml:space="preserve">          &gt;</w:t>
+            </w:r>
+            <w:r>
+              <w:rPr>
+                <w:rFonts w:ascii="Consolas" w:hAnsi="Consolas"/>
+                <w:color w:val="222222"/>
+                <w:sz w:val="18"/>
+              </w:rPr>
+              <w:br w:type="textWrapping"/>
+            </w:r>
+            <w:r>
+              <w:rPr>
+                <w:rFonts w:ascii="Consolas" w:hAnsi="Consolas"/>
+                <w:color w:val="222222"/>
+                <w:sz w:val="18"/>
+              </w:rPr>
+              <w:t xml:space="preserve">            Home</w:t>
+            </w:r>
+            <w:r>
+              <w:rPr>
+                <w:rFonts w:ascii="Consolas" w:hAnsi="Consolas"/>
+                <w:color w:val="222222"/>
+                <w:sz w:val="18"/>
+              </w:rPr>
+              <w:br w:type="textWrapping"/>
+            </w:r>
+            <w:r>
+              <w:rPr>
+                <w:rFonts w:ascii="Consolas" w:hAnsi="Consolas"/>
+                <w:color w:val="222222"/>
+                <w:sz w:val="18"/>
+              </w:rPr>
+              <w:t xml:space="preserve">          &lt;/NavLink&gt;</w:t>
+            </w:r>
+            <w:r>
+              <w:rPr>
+                <w:rFonts w:ascii="Consolas" w:hAnsi="Consolas"/>
+                <w:color w:val="222222"/>
+                <w:sz w:val="18"/>
+              </w:rPr>
+              <w:br w:type="textWrapping"/>
+            </w:r>
+            <w:r>
+              <w:rPr>
+                <w:rFonts w:ascii="Consolas" w:hAnsi="Consolas"/>
+                <w:color w:val="222222"/>
+                <w:sz w:val="18"/>
+              </w:rPr>
+              <w:t xml:space="preserve">          &lt;NavLink </w:t>
+            </w:r>
+            <w:r>
+              <w:rPr>
+                <w:rFonts w:ascii="Consolas" w:hAnsi="Consolas"/>
+                <w:color w:val="222222"/>
+                <w:sz w:val="18"/>
+              </w:rPr>
+              <w:br w:type="textWrapping"/>
+            </w:r>
+            <w:r>
+              <w:rPr>
+                <w:rFonts w:ascii="Consolas" w:hAnsi="Consolas"/>
+                <w:color w:val="222222"/>
+                <w:sz w:val="18"/>
+              </w:rPr>
+              <w:t xml:space="preserve">            to="/projects" </w:t>
+            </w:r>
+            <w:r>
+              <w:rPr>
+                <w:rFonts w:ascii="Consolas" w:hAnsi="Consolas"/>
+                <w:color w:val="222222"/>
+                <w:sz w:val="18"/>
+              </w:rPr>
+              <w:br w:type="textWrapping"/>
+            </w:r>
+            <w:r>
+              <w:rPr>
+                <w:rFonts w:ascii="Consolas" w:hAnsi="Consolas"/>
+                <w:color w:val="222222"/>
+                <w:sz w:val="18"/>
+              </w:rPr>
+              <w:t xml:space="preserve">            className={({ isActive }) =&gt; isActive ? 'nav-link active' : 'nav-link'}</w:t>
+            </w:r>
+            <w:r>
+              <w:rPr>
+                <w:rFonts w:ascii="Consolas" w:hAnsi="Consolas"/>
+                <w:color w:val="222222"/>
+                <w:sz w:val="18"/>
+              </w:rPr>
+              <w:br w:type="textWrapping"/>
+            </w:r>
+            <w:r>
+              <w:rPr>
+                <w:rFonts w:ascii="Consolas" w:hAnsi="Consolas"/>
+                <w:color w:val="222222"/>
+                <w:sz w:val="18"/>
+              </w:rPr>
+              <w:t xml:space="preserve">          &gt;</w:t>
+            </w:r>
+            <w:r>
+              <w:rPr>
+                <w:rFonts w:ascii="Consolas" w:hAnsi="Consolas"/>
+                <w:color w:val="222222"/>
+                <w:sz w:val="18"/>
+              </w:rPr>
+              <w:br w:type="textWrapping"/>
+            </w:r>
+            <w:r>
+              <w:rPr>
+                <w:rFonts w:ascii="Consolas" w:hAnsi="Consolas"/>
+                <w:color w:val="222222"/>
+                <w:sz w:val="18"/>
+              </w:rPr>
+              <w:t xml:space="preserve">            Projects</w:t>
+            </w:r>
+            <w:r>
+              <w:rPr>
+                <w:rFonts w:ascii="Consolas" w:hAnsi="Consolas"/>
+                <w:color w:val="222222"/>
+                <w:sz w:val="18"/>
+              </w:rPr>
+              <w:br w:type="textWrapping"/>
+            </w:r>
+            <w:r>
+              <w:rPr>
+                <w:rFonts w:ascii="Consolas" w:hAnsi="Consolas"/>
+                <w:color w:val="222222"/>
+                <w:sz w:val="18"/>
+              </w:rPr>
+              <w:t xml:space="preserve">          &lt;/NavLink&gt;</w:t>
+            </w:r>
+            <w:r>
+              <w:rPr>
+                <w:rFonts w:ascii="Consolas" w:hAnsi="Consolas"/>
+                <w:color w:val="222222"/>
+                <w:sz w:val="18"/>
+              </w:rPr>
+              <w:br w:type="textWrapping"/>
+            </w:r>
+            <w:r>
+              <w:rPr>
+                <w:rFonts w:ascii="Consolas" w:hAnsi="Consolas"/>
+                <w:color w:val="222222"/>
+                <w:sz w:val="18"/>
+              </w:rPr>
+              <w:t xml:space="preserve">          &lt;NavLink </w:t>
+            </w:r>
+            <w:r>
+              <w:rPr>
+                <w:rFonts w:ascii="Consolas" w:hAnsi="Consolas"/>
+                <w:color w:val="222222"/>
+                <w:sz w:val="18"/>
+              </w:rPr>
+              <w:br w:type="textWrapping"/>
+            </w:r>
+            <w:r>
+              <w:rPr>
+                <w:rFonts w:ascii="Consolas" w:hAnsi="Consolas"/>
+                <w:color w:val="222222"/>
+                <w:sz w:val="18"/>
+              </w:rPr>
+              <w:t xml:space="preserve">            to="/contact" </w:t>
+            </w:r>
+            <w:r>
+              <w:rPr>
+                <w:rFonts w:ascii="Consolas" w:hAnsi="Consolas"/>
+                <w:color w:val="222222"/>
+                <w:sz w:val="18"/>
+              </w:rPr>
+              <w:br w:type="textWrapping"/>
+            </w:r>
+            <w:r>
+              <w:rPr>
+                <w:rFonts w:ascii="Consolas" w:hAnsi="Consolas"/>
+                <w:color w:val="222222"/>
+                <w:sz w:val="18"/>
+              </w:rPr>
+              <w:t xml:space="preserve">            className={({ isActive }) =&gt; isActive ? 'nav-link active' : 'nav-link'}</w:t>
+            </w:r>
+            <w:r>
+              <w:rPr>
+                <w:rFonts w:ascii="Consolas" w:hAnsi="Consolas"/>
+                <w:color w:val="222222"/>
+                <w:sz w:val="18"/>
+              </w:rPr>
+              <w:br w:type="textWrapping"/>
+            </w:r>
+            <w:r>
+              <w:rPr>
+                <w:rFonts w:ascii="Consolas" w:hAnsi="Consolas"/>
+                <w:color w:val="222222"/>
+                <w:sz w:val="18"/>
+              </w:rPr>
+              <w:t xml:space="preserve">          &gt;</w:t>
+            </w:r>
+            <w:r>
+              <w:rPr>
+                <w:rFonts w:ascii="Consolas" w:hAnsi="Consolas"/>
+                <w:color w:val="222222"/>
+                <w:sz w:val="18"/>
+              </w:rPr>
+              <w:br w:type="textWrapping"/>
+            </w:r>
+            <w:r>
+              <w:rPr>
+                <w:rFonts w:ascii="Consolas" w:hAnsi="Consolas"/>
+                <w:color w:val="222222"/>
+                <w:sz w:val="18"/>
+              </w:rPr>
+              <w:t xml:space="preserve">            Contact</w:t>
+            </w:r>
+            <w:r>
+              <w:rPr>
+                <w:rFonts w:ascii="Consolas" w:hAnsi="Consolas"/>
+                <w:color w:val="222222"/>
+                <w:sz w:val="18"/>
+              </w:rPr>
+              <w:br w:type="textWrapping"/>
+            </w:r>
+            <w:r>
+              <w:rPr>
+                <w:rFonts w:ascii="Consolas" w:hAnsi="Consolas"/>
+                <w:color w:val="222222"/>
+                <w:sz w:val="18"/>
+              </w:rPr>
+              <w:t xml:space="preserve">          &lt;/NavLink&gt;</w:t>
+            </w:r>
+            <w:r>
+              <w:rPr>
+                <w:rFonts w:ascii="Consolas" w:hAnsi="Consolas"/>
+                <w:color w:val="222222"/>
+                <w:sz w:val="18"/>
+              </w:rPr>
+              <w:br w:type="textWrapping"/>
+            </w:r>
+            <w:r>
+              <w:rPr>
+                <w:rFonts w:ascii="Consolas" w:hAnsi="Consolas"/>
+                <w:color w:val="222222"/>
+                <w:sz w:val="18"/>
+              </w:rPr>
+              <w:t xml:space="preserve">          &lt;button </w:t>
+            </w:r>
+            <w:r>
+              <w:rPr>
+                <w:rFonts w:ascii="Consolas" w:hAnsi="Consolas"/>
+                <w:color w:val="222222"/>
+                <w:sz w:val="18"/>
+              </w:rPr>
+              <w:br w:type="textWrapping"/>
+            </w:r>
+            <w:r>
+              <w:rPr>
+                <w:rFonts w:ascii="Consolas" w:hAnsi="Consolas"/>
+                <w:color w:val="222222"/>
+                <w:sz w:val="18"/>
+              </w:rPr>
+              <w:t xml:space="preserve">            type="button"</w:t>
+            </w:r>
+            <w:r>
+              <w:rPr>
+                <w:rFonts w:ascii="Consolas" w:hAnsi="Consolas"/>
+                <w:color w:val="222222"/>
+                <w:sz w:val="18"/>
+              </w:rPr>
+              <w:br w:type="textWrapping"/>
+            </w:r>
+            <w:r>
+              <w:rPr>
+                <w:rFonts w:ascii="Consolas" w:hAnsi="Consolas"/>
+                <w:color w:val="222222"/>
+                <w:sz w:val="18"/>
+              </w:rPr>
+              <w:t xml:space="preserve">            className="theme-toggle-btn" </w:t>
+            </w:r>
+            <w:r>
+              <w:rPr>
+                <w:rFonts w:ascii="Consolas" w:hAnsi="Consolas"/>
+                <w:color w:val="222222"/>
+                <w:sz w:val="18"/>
+              </w:rPr>
+              <w:br w:type="textWrapping"/>
+            </w:r>
+            <w:r>
+              <w:rPr>
+                <w:rFonts w:ascii="Consolas" w:hAnsi="Consolas"/>
+                <w:color w:val="222222"/>
+                <w:sz w:val="18"/>
+              </w:rPr>
+              <w:t xml:space="preserve">            onClick={() =&gt; setDarkMode(!darkMode)}</w:t>
+            </w:r>
+            <w:r>
+              <w:rPr>
+                <w:rFonts w:ascii="Consolas" w:hAnsi="Consolas"/>
+                <w:color w:val="222222"/>
+                <w:sz w:val="18"/>
+              </w:rPr>
+              <w:br w:type="textWrapping"/>
+            </w:r>
+            <w:r>
+              <w:rPr>
+                <w:rFonts w:ascii="Consolas" w:hAnsi="Consolas"/>
+                <w:color w:val="222222"/>
+                <w:sz w:val="18"/>
+              </w:rPr>
+              <w:t xml:space="preserve">            title="Toggle Dark / Light Theme"</w:t>
+            </w:r>
+            <w:r>
+              <w:rPr>
+                <w:rFonts w:ascii="Consolas" w:hAnsi="Consolas"/>
+                <w:color w:val="222222"/>
+                <w:sz w:val="18"/>
+              </w:rPr>
+              <w:br w:type="textWrapping"/>
+            </w:r>
+            <w:r>
+              <w:rPr>
+                <w:rFonts w:ascii="Consolas" w:hAnsi="Consolas"/>
+                <w:color w:val="222222"/>
+                <w:sz w:val="18"/>
+              </w:rPr>
+              <w:t xml:space="preserve">          &gt;</w:t>
+            </w:r>
+            <w:r>
+              <w:rPr>
+                <w:rFonts w:ascii="Consolas" w:hAnsi="Consolas"/>
+                <w:color w:val="222222"/>
+                <w:sz w:val="18"/>
+              </w:rPr>
+              <w:br w:type="textWrapping"/>
+            </w:r>
+            <w:r>
+              <w:rPr>
+                <w:rFonts w:ascii="Consolas" w:hAnsi="Consolas"/>
+                <w:color w:val="222222"/>
+                <w:sz w:val="18"/>
+              </w:rPr>
+              <w:t xml:space="preserve">            {darkMode ? '☀️ Light' : '🌙 Dark'}</w:t>
+            </w:r>
+            <w:r>
+              <w:rPr>
+                <w:rFonts w:ascii="Consolas" w:hAnsi="Consolas"/>
+                <w:color w:val="222222"/>
+                <w:sz w:val="18"/>
+              </w:rPr>
+              <w:br w:type="textWrapping"/>
+            </w:r>
+            <w:r>
+              <w:rPr>
+                <w:rFonts w:ascii="Consolas" w:hAnsi="Consolas"/>
+                <w:color w:val="222222"/>
+                <w:sz w:val="18"/>
+              </w:rPr>
+              <w:t xml:space="preserve">          &lt;/button&gt;</w:t>
+            </w:r>
+            <w:r>
+              <w:rPr>
+                <w:rFonts w:ascii="Consolas" w:hAnsi="Consolas"/>
+                <w:color w:val="222222"/>
+                <w:sz w:val="18"/>
+              </w:rPr>
+              <w:br w:type="textWrapping"/>
+            </w:r>
+            <w:r>
+              <w:rPr>
+                <w:rFonts w:ascii="Consolas" w:hAnsi="Consolas"/>
+                <w:color w:val="222222"/>
+                <w:sz w:val="18"/>
+              </w:rPr>
+              <w:t xml:space="preserve">        &lt;/div&gt;</w:t>
+            </w:r>
+            <w:r>
+              <w:rPr>
+                <w:rFonts w:ascii="Consolas" w:hAnsi="Consolas"/>
+                <w:color w:val="222222"/>
+                <w:sz w:val="18"/>
+              </w:rPr>
+              <w:br w:type="textWrapping"/>
+            </w:r>
+            <w:r>
+              <w:rPr>
+                <w:rFonts w:ascii="Consolas" w:hAnsi="Consolas"/>
+                <w:color w:val="222222"/>
+                <w:sz w:val="18"/>
+              </w:rPr>
+              <w:t xml:space="preserve">      &lt;/nav&gt;</w:t>
+            </w:r>
+            <w:r>
+              <w:rPr>
+                <w:rFonts w:ascii="Consolas" w:hAnsi="Consolas"/>
+                <w:color w:val="222222"/>
+                <w:sz w:val="18"/>
+              </w:rPr>
+              <w:br w:type="textWrapping"/>
+            </w:r>
+            <w:r>
+              <w:rPr>
+                <w:rFonts w:ascii="Consolas" w:hAnsi="Consolas"/>
+                <w:color w:val="222222"/>
+                <w:sz w:val="18"/>
+              </w:rPr>
+              <w:t xml:space="preserve">    &lt;/header&gt;</w:t>
+            </w:r>
+            <w:r>
+              <w:rPr>
+                <w:rFonts w:ascii="Consolas" w:hAnsi="Consolas"/>
+                <w:color w:val="222222"/>
+                <w:sz w:val="18"/>
+              </w:rPr>
+              <w:br w:type="textWrapping"/>
+            </w:r>
+            <w:r>
+              <w:rPr>
+                <w:rFonts w:ascii="Consolas" w:hAnsi="Consolas"/>
+                <w:color w:val="222222"/>
+                <w:sz w:val="18"/>
+              </w:rPr>
               <w:t xml:space="preserve">  );</w:t>
-              <w:br/>
+            </w:r>
+            <w:r>
+              <w:rPr>
+                <w:rFonts w:ascii="Consolas" w:hAnsi="Consolas"/>
+                <w:color w:val="222222"/>
+                <w:sz w:val="18"/>
+              </w:rPr>
+              <w:br w:type="textWrapping"/>
+            </w:r>
+            <w:r>
+              <w:rPr>
+                <w:rFonts w:ascii="Consolas" w:hAnsi="Consolas"/>
+                <w:color w:val="222222"/>
+                <w:sz w:val="18"/>
+              </w:rPr>
               <w:t>}</w:t>
-              <w:br/>
-              <w:br/>
-              <w:t>export default About;</w:t>
+            </w:r>
+            <w:r>
+              <w:rPr>
+                <w:rFonts w:ascii="Consolas" w:hAnsi="Consolas"/>
+                <w:color w:val="222222"/>
+                <w:sz w:val="18"/>
+              </w:rPr>
+              <w:br w:type="textWrapping"/>
+            </w:r>
+            <w:r>
+              <w:rPr>
+                <w:rFonts w:ascii="Consolas" w:hAnsi="Consolas"/>
+                <w:color w:val="222222"/>
+                <w:sz w:val="18"/>
+              </w:rPr>
+              <w:br w:type="textWrapping"/>
+            </w:r>
+            <w:r>
+              <w:rPr>
+                <w:rFonts w:ascii="Consolas" w:hAnsi="Consolas"/>
+                <w:color w:val="222222"/>
+                <w:sz w:val="18"/>
+              </w:rPr>
+              <w:t>export default NavBar;</w:t>
+            </w:r>
+            <w:r>
+              <w:rPr>
+                <w:rFonts w:ascii="Consolas" w:hAnsi="Consolas"/>
+                <w:color w:val="222222"/>
+                <w:sz w:val="18"/>
+              </w:rPr>
+              <w:br w:type="textWrapping"/>
             </w:r>
           </w:p>
           <w:p>
@@ -1127,52 +2215,8 @@
                 <w:color w:val="003366"/>
                 <w:sz w:val="20"/>
               </w:rPr>
-              <w:br/>
-              <w:t>// File: src/components/Skills.jsx</w:t>
-            </w:r>
-          </w:p>
-          <w:p>
-            <w:r>
-              <w:rPr>
-                <w:rFonts w:ascii="Consolas" w:hAnsi="Consolas"/>
-                <w:color w:val="222222"/>
-                <w:sz w:val="18"/>
-              </w:rPr>
-              <w:t>function Skills() {</w:t>
-              <w:br/>
-              <w:t xml:space="preserve">  return (</w:t>
-              <w:br/>
-              <w:t xml:space="preserve">    &lt;div className="skills-card card"&gt;</w:t>
-              <w:br/>
-              <w:t xml:space="preserve">      &lt;h2&gt;Skills&lt;/h2&gt;</w:t>
-              <w:br/>
-              <w:t xml:space="preserve">      &lt;div className="skills-tags"&gt;</w:t>
-              <w:br/>
-              <w:t xml:space="preserve">        &lt;span className="skill-pill"&gt;HTML&lt;/span&gt;</w:t>
-              <w:br/>
-              <w:t xml:space="preserve">        &lt;span className="skill-pill"&gt;CSS&lt;/span&gt;</w:t>
-              <w:br/>
-              <w:t xml:space="preserve">        &lt;span className="skill-pill"&gt;JavaScript&lt;/span&gt;</w:t>
-              <w:br/>
-              <w:t xml:space="preserve">        &lt;span className="skill-pill"&gt;ReactJS&lt;/span&gt;</w:t>
-              <w:br/>
-              <w:t xml:space="preserve">        &lt;span className="skill-pill"&gt;React Router v6&lt;/span&gt;</w:t>
-              <w:br/>
-              <w:t xml:space="preserve">        &lt;span className="skill-pill"&gt;State Management&lt;/span&gt;</w:t>
-              <w:br/>
-              <w:t xml:space="preserve">      &lt;/div&gt;</w:t>
-              <w:br/>
-              <w:t xml:space="preserve">    &lt;/div&gt;</w:t>
-              <w:br/>
-              <w:t xml:space="preserve">  );</w:t>
-              <w:br/>
-              <w:t>}</w:t>
-              <w:br/>
-              <w:br/>
-              <w:t>export default Skills;</w:t>
-            </w:r>
-          </w:p>
-          <w:p>
+              <w:br w:type="textWrapping"/>
+            </w:r>
             <w:r>
               <w:rPr>
                 <w:rFonts w:ascii="Consolas" w:hAnsi="Consolas"/>
@@ -1180,8 +2224,7 @@
                 <w:color w:val="003366"/>
                 <w:sz w:val="20"/>
               </w:rPr>
-              <w:br/>
-              <w:t>// File: src/components/Projects.jsx</w:t>
+              <w:t>// File: src/components/Home.jsx</w:t>
             </w:r>
           </w:p>
           <w:p>
@@ -1191,166 +2234,223 @@
                 <w:color w:val="222222"/>
                 <w:sz w:val="18"/>
               </w:rPr>
-              <w:t>import { useState } from 'react';</w:t>
-              <w:br/>
-              <w:br/>
-              <w:t>function Projects() {</w:t>
-              <w:br/>
-              <w:t xml:space="preserve">  const [activeCategory, setActiveCategory] = useState('All');</w:t>
-              <w:br/>
-              <w:br/>
-              <w:t xml:space="preserve">  const projectList = [</w:t>
-              <w:br/>
-              <w:t xml:space="preserve">    {</w:t>
-              <w:br/>
-              <w:t xml:space="preserve">      id: 1,</w:t>
-              <w:br/>
-              <w:t xml:space="preserve">      name: "React Student Portfolio",</w:t>
-              <w:br/>
-              <w:t xml:space="preserve">      category: "React",</w:t>
-              <w:br/>
-              <w:t xml:space="preserve">      description: "A responsive portfolio application built with React, modular functional components, and React Router client-side routing.",</w:t>
-              <w:br/>
-              <w:t xml:space="preserve">      technologies: ["React", "React Router", "Vite", "CSS3"],</w:t>
-              <w:br/>
-              <w:t xml:space="preserve">      repoLink: "https://github.com/24CS105-RUDRA/24CS105-AWDF-Practical1"</w:t>
-              <w:br/>
-              <w:t xml:space="preserve">    },</w:t>
-              <w:br/>
-              <w:t xml:space="preserve">    {</w:t>
-              <w:br/>
-              <w:t xml:space="preserve">      id: 2,</w:t>
-              <w:br/>
-              <w:t xml:space="preserve">      name: "Automobile Showcase Application",</w:t>
-              <w:br/>
-              <w:t xml:space="preserve">      category: "Frontend",</w:t>
-              <w:br/>
-              <w:t xml:space="preserve">      description: "Interactive car showcase application with component hierarchy and reusable card components passing data through props.",</w:t>
-              <w:br/>
-              <w:t xml:space="preserve">      technologies: ["React", "JavaScript", "HTML5", "CSS3"],</w:t>
-              <w:br/>
-              <w:t xml:space="preserve">      repoLink: "https://github.com/24CS105-RUDRA"</w:t>
-              <w:br/>
-              <w:t xml:space="preserve">    },</w:t>
-              <w:br/>
-              <w:t xml:space="preserve">    {</w:t>
-              <w:br/>
-              <w:t xml:space="preserve">      id: 3,</w:t>
-              <w:br/>
-              <w:t xml:space="preserve">      name: "Campus Management Portal",</w:t>
-              <w:br/>
-              <w:t xml:space="preserve">      category: "FullStack",</w:t>
-              <w:br/>
-              <w:t xml:space="preserve">      description: "Web application managing student activities, schedules, and real-time interaction for college departments.",</w:t>
-              <w:br/>
-              <w:t xml:space="preserve">      technologies: ["Node.js", "Express", "React", "MongoDB"],</w:t>
-              <w:br/>
-              <w:t xml:space="preserve">      repoLink: "https://github.com/24CS105-RUDRA"</w:t>
-              <w:br/>
-              <w:t xml:space="preserve">    }</w:t>
-              <w:br/>
-              <w:t xml:space="preserve">  ];</w:t>
-              <w:br/>
-              <w:br/>
-              <w:t xml:space="preserve">  const filteredProjects = activeCategory === 'All' </w:t>
-              <w:br/>
-              <w:t xml:space="preserve">    ? projectList </w:t>
-              <w:br/>
-              <w:t xml:space="preserve">    : projectList.filter(p =&gt; p.category === activeCategory);</w:t>
-              <w:br/>
-              <w:br/>
+              <w:t>import Header from './Header';</w:t>
+            </w:r>
+            <w:r>
+              <w:rPr>
+                <w:rFonts w:ascii="Consolas" w:hAnsi="Consolas"/>
+                <w:color w:val="222222"/>
+                <w:sz w:val="18"/>
+              </w:rPr>
+              <w:br w:type="textWrapping"/>
+            </w:r>
+            <w:r>
+              <w:rPr>
+                <w:rFonts w:ascii="Consolas" w:hAnsi="Consolas"/>
+                <w:color w:val="222222"/>
+                <w:sz w:val="18"/>
+              </w:rPr>
+              <w:t>import About from './About';</w:t>
+            </w:r>
+            <w:r>
+              <w:rPr>
+                <w:rFonts w:ascii="Consolas" w:hAnsi="Consolas"/>
+                <w:color w:val="222222"/>
+                <w:sz w:val="18"/>
+              </w:rPr>
+              <w:br w:type="textWrapping"/>
+            </w:r>
+            <w:r>
+              <w:rPr>
+                <w:rFonts w:ascii="Consolas" w:hAnsi="Consolas"/>
+                <w:color w:val="222222"/>
+                <w:sz w:val="18"/>
+              </w:rPr>
+              <w:t>import Skills from './Skills';</w:t>
+            </w:r>
+            <w:r>
+              <w:rPr>
+                <w:rFonts w:ascii="Consolas" w:hAnsi="Consolas"/>
+                <w:color w:val="222222"/>
+                <w:sz w:val="18"/>
+              </w:rPr>
+              <w:br w:type="textWrapping"/>
+            </w:r>
+            <w:r>
+              <w:rPr>
+                <w:rFonts w:ascii="Consolas" w:hAnsi="Consolas"/>
+                <w:color w:val="222222"/>
+                <w:sz w:val="18"/>
+              </w:rPr>
+              <w:br w:type="textWrapping"/>
+            </w:r>
+            <w:r>
+              <w:rPr>
+                <w:rFonts w:ascii="Consolas" w:hAnsi="Consolas"/>
+                <w:color w:val="222222"/>
+                <w:sz w:val="18"/>
+              </w:rPr>
+              <w:t>function Home() {</w:t>
+            </w:r>
+            <w:r>
+              <w:rPr>
+                <w:rFonts w:ascii="Consolas" w:hAnsi="Consolas"/>
+                <w:color w:val="222222"/>
+                <w:sz w:val="18"/>
+              </w:rPr>
+              <w:br w:type="textWrapping"/>
+            </w:r>
+            <w:r>
+              <w:rPr>
+                <w:rFonts w:ascii="Consolas" w:hAnsi="Consolas"/>
+                <w:color w:val="222222"/>
+                <w:sz w:val="18"/>
+              </w:rPr>
               <w:t xml:space="preserve">  return (</w:t>
-              <w:br/>
-              <w:t xml:space="preserve">    &lt;div className="page-content projects-page"&gt;</w:t>
-              <w:br/>
-              <w:t xml:space="preserve">      &lt;div className="section-header card"&gt;</w:t>
-              <w:br/>
-              <w:t xml:space="preserve">        &lt;h2&gt;My Projects&lt;/h2&gt;</w:t>
-              <w:br/>
-              <w:t xml:space="preserve">        &lt;p&gt;Explore practical projects built demonstrating component-based architecture and state management.&lt;/p&gt;</w:t>
-              <w:br/>
-              <w:t xml:space="preserve">        </w:t>
-              <w:br/>
-              <w:t xml:space="preserve">        &lt;div className="category-filters"&gt;</w:t>
-              <w:br/>
-              <w:t xml:space="preserve">          {['All', 'React', 'Frontend', 'FullStack'].map((cat) =&gt; (</w:t>
-              <w:br/>
-              <w:t xml:space="preserve">            &lt;button</w:t>
-              <w:br/>
-              <w:t xml:space="preserve">              key={cat}</w:t>
-              <w:br/>
-              <w:t xml:space="preserve">              type="button"</w:t>
-              <w:br/>
-              <w:t xml:space="preserve">              className={`filter-btn ${activeCategory === cat ? 'active' : ''}`}</w:t>
-              <w:br/>
-              <w:t xml:space="preserve">              onClick={() =&gt; setActiveCategory(cat)}</w:t>
-              <w:br/>
-              <w:t xml:space="preserve">            &gt;</w:t>
-              <w:br/>
-              <w:t xml:space="preserve">              {cat}</w:t>
-              <w:br/>
-              <w:t xml:space="preserve">            &lt;/button&gt;</w:t>
-              <w:br/>
-              <w:t xml:space="preserve">          ))}</w:t>
-              <w:br/>
-              <w:t xml:space="preserve">        &lt;/div&gt;</w:t>
-              <w:br/>
-              <w:t xml:space="preserve">      &lt;/div&gt;</w:t>
-              <w:br/>
-              <w:br/>
-              <w:t xml:space="preserve">      &lt;div className="projects-grid"&gt;</w:t>
-              <w:br/>
-              <w:t xml:space="preserve">        {filteredProjects.map((item) =&gt; (</w:t>
-              <w:br/>
-              <w:t xml:space="preserve">          &lt;div key={item.id} className="project-card card"&gt;</w:t>
-              <w:br/>
-              <w:t xml:space="preserve">            &lt;div className="project-category-badge"&gt;{item.category}&lt;/div&gt;</w:t>
-              <w:br/>
-              <w:t xml:space="preserve">            &lt;h3&gt;{item.name}&lt;/h3&gt;</w:t>
-              <w:br/>
-              <w:t xml:space="preserve">            &lt;p className="project-desc"&gt;{item.description}&lt;/p&gt;</w:t>
-              <w:br/>
-              <w:t xml:space="preserve">            &lt;div className="tech-stack"&gt;</w:t>
-              <w:br/>
-              <w:t xml:space="preserve">              {item.technologies.map((t, idx) =&gt; (</w:t>
-              <w:br/>
-              <w:t xml:space="preserve">                &lt;span key={idx} className="tech-badge"&gt;{t}&lt;/span&gt;</w:t>
-              <w:br/>
-              <w:t xml:space="preserve">              ))}</w:t>
-              <w:br/>
-              <w:t xml:space="preserve">            &lt;/div&gt;</w:t>
-              <w:br/>
-              <w:t xml:space="preserve">            &lt;a </w:t>
-              <w:br/>
-              <w:t xml:space="preserve">              href={item.repoLink} </w:t>
-              <w:br/>
-              <w:t xml:space="preserve">              target="_blank" </w:t>
-              <w:br/>
-              <w:t xml:space="preserve">              rel="noreferrer" </w:t>
-              <w:br/>
-              <w:t xml:space="preserve">              className="repo-btn"</w:t>
-              <w:br/>
-              <w:t xml:space="preserve">            &gt;</w:t>
-              <w:br/>
-              <w:t xml:space="preserve">              GitHub Repository &amp;rarr;</w:t>
-              <w:br/>
-              <w:t xml:space="preserve">            &lt;/a&gt;</w:t>
-              <w:br/>
-              <w:t xml:space="preserve">          &lt;/div&gt;</w:t>
-              <w:br/>
-              <w:t xml:space="preserve">        ))}</w:t>
-              <w:br/>
-              <w:t xml:space="preserve">      &lt;/div&gt;</w:t>
-              <w:br/>
+            </w:r>
+            <w:r>
+              <w:rPr>
+                <w:rFonts w:ascii="Consolas" w:hAnsi="Consolas"/>
+                <w:color w:val="222222"/>
+                <w:sz w:val="18"/>
+              </w:rPr>
+              <w:br w:type="textWrapping"/>
+            </w:r>
+            <w:r>
+              <w:rPr>
+                <w:rFonts w:ascii="Consolas" w:hAnsi="Consolas"/>
+                <w:color w:val="222222"/>
+                <w:sz w:val="18"/>
+              </w:rPr>
+              <w:t xml:space="preserve">    &lt;div className="page-content home-page"&gt;</w:t>
+            </w:r>
+            <w:r>
+              <w:rPr>
+                <w:rFonts w:ascii="Consolas" w:hAnsi="Consolas"/>
+                <w:color w:val="222222"/>
+                <w:sz w:val="18"/>
+              </w:rPr>
+              <w:br w:type="textWrapping"/>
+            </w:r>
+            <w:r>
+              <w:rPr>
+                <w:rFonts w:ascii="Consolas" w:hAnsi="Consolas"/>
+                <w:color w:val="222222"/>
+                <w:sz w:val="18"/>
+              </w:rPr>
+              <w:t xml:space="preserve">      &lt;Header /&gt;</w:t>
+            </w:r>
+            <w:r>
+              <w:rPr>
+                <w:rFonts w:ascii="Consolas" w:hAnsi="Consolas"/>
+                <w:color w:val="222222"/>
+                <w:sz w:val="18"/>
+              </w:rPr>
+              <w:br w:type="textWrapping"/>
+            </w:r>
+            <w:r>
+              <w:rPr>
+                <w:rFonts w:ascii="Consolas" w:hAnsi="Consolas"/>
+                <w:color w:val="222222"/>
+                <w:sz w:val="18"/>
+              </w:rPr>
+              <w:t xml:space="preserve">      &lt;About /&gt;</w:t>
+            </w:r>
+            <w:r>
+              <w:rPr>
+                <w:rFonts w:ascii="Consolas" w:hAnsi="Consolas"/>
+                <w:color w:val="222222"/>
+                <w:sz w:val="18"/>
+              </w:rPr>
+              <w:br w:type="textWrapping"/>
+            </w:r>
+            <w:r>
+              <w:rPr>
+                <w:rFonts w:ascii="Consolas" w:hAnsi="Consolas"/>
+                <w:color w:val="222222"/>
+                <w:sz w:val="18"/>
+              </w:rPr>
+              <w:t xml:space="preserve">      &lt;Skills /&gt;</w:t>
+            </w:r>
+            <w:r>
+              <w:rPr>
+                <w:rFonts w:ascii="Consolas" w:hAnsi="Consolas"/>
+                <w:color w:val="222222"/>
+                <w:sz w:val="18"/>
+              </w:rPr>
+              <w:br w:type="textWrapping"/>
+            </w:r>
+            <w:r>
+              <w:rPr>
+                <w:rFonts w:ascii="Consolas" w:hAnsi="Consolas"/>
+                <w:color w:val="222222"/>
+                <w:sz w:val="18"/>
+              </w:rPr>
               <w:t xml:space="preserve">    &lt;/div&gt;</w:t>
-              <w:br/>
+            </w:r>
+            <w:r>
+              <w:rPr>
+                <w:rFonts w:ascii="Consolas" w:hAnsi="Consolas"/>
+                <w:color w:val="222222"/>
+                <w:sz w:val="18"/>
+              </w:rPr>
+              <w:br w:type="textWrapping"/>
+            </w:r>
+            <w:r>
+              <w:rPr>
+                <w:rFonts w:ascii="Consolas" w:hAnsi="Consolas"/>
+                <w:color w:val="222222"/>
+                <w:sz w:val="18"/>
+              </w:rPr>
               <w:t xml:space="preserve">  );</w:t>
-              <w:br/>
+            </w:r>
+            <w:r>
+              <w:rPr>
+                <w:rFonts w:ascii="Consolas" w:hAnsi="Consolas"/>
+                <w:color w:val="222222"/>
+                <w:sz w:val="18"/>
+              </w:rPr>
+              <w:br w:type="textWrapping"/>
+            </w:r>
+            <w:r>
+              <w:rPr>
+                <w:rFonts w:ascii="Consolas" w:hAnsi="Consolas"/>
+                <w:color w:val="222222"/>
+                <w:sz w:val="18"/>
+              </w:rPr>
               <w:t>}</w:t>
-              <w:br/>
-              <w:br/>
-              <w:t>export default Projects;</w:t>
-              <w:br/>
+            </w:r>
+            <w:r>
+              <w:rPr>
+                <w:rFonts w:ascii="Consolas" w:hAnsi="Consolas"/>
+                <w:color w:val="222222"/>
+                <w:sz w:val="18"/>
+              </w:rPr>
+              <w:br w:type="textWrapping"/>
+            </w:r>
+            <w:r>
+              <w:rPr>
+                <w:rFonts w:ascii="Consolas" w:hAnsi="Consolas"/>
+                <w:color w:val="222222"/>
+                <w:sz w:val="18"/>
+              </w:rPr>
+              <w:br w:type="textWrapping"/>
+            </w:r>
+            <w:r>
+              <w:rPr>
+                <w:rFonts w:ascii="Consolas" w:hAnsi="Consolas"/>
+                <w:color w:val="222222"/>
+                <w:sz w:val="18"/>
+              </w:rPr>
+              <w:t>export default Home;</w:t>
+            </w:r>
+            <w:r>
+              <w:rPr>
+                <w:rFonts w:ascii="Consolas" w:hAnsi="Consolas"/>
+                <w:color w:val="222222"/>
+                <w:sz w:val="18"/>
+              </w:rPr>
+              <w:br w:type="textWrapping"/>
             </w:r>
           </w:p>
           <w:p>
@@ -1361,230 +2461,8 @@
                 <w:color w:val="003366"/>
                 <w:sz w:val="20"/>
               </w:rPr>
-              <w:br/>
-              <w:t>// File: src/components/Contact.jsx</w:t>
-            </w:r>
-          </w:p>
-          <w:p>
-            <w:r>
-              <w:rPr>
-                <w:rFonts w:ascii="Consolas" w:hAnsi="Consolas"/>
-                <w:color w:val="222222"/>
-                <w:sz w:val="18"/>
-              </w:rPr>
-              <w:t>import { useState } from 'react';</w:t>
-              <w:br/>
-              <w:br/>
-              <w:t>function Contact() {</w:t>
-              <w:br/>
-              <w:t xml:space="preserve">  // useState #1: Controlled input for capturing and displaying user message in real time</w:t>
-              <w:br/>
-              <w:t xml:space="preserve">  const [message, setMessage] = useState('');</w:t>
-              <w:br/>
-              <w:t xml:space="preserve">  </w:t>
-              <w:br/>
-              <w:t xml:space="preserve">  // useState #2: Toggle visibility of an element (help / guide box)</w:t>
-              <w:br/>
-              <w:t xml:space="preserve">  const [showHelp, setShowHelp] = useState(false);</w:t>
-              <w:br/>
-              <w:br/>
-              <w:t xml:space="preserve">  // Additional state for submitted feedback confirmation</w:t>
-              <w:br/>
-              <w:t xml:space="preserve">  const [submittedMessage, setSubmittedMessage] = useState('');</w:t>
-              <w:br/>
-              <w:br/>
-              <w:t xml:space="preserve">  const handleSubmit = (e) =&gt; {</w:t>
-              <w:br/>
-              <w:t xml:space="preserve">    e.preventDefault();</w:t>
-              <w:br/>
-              <w:t xml:space="preserve">    if (message.trim()) {</w:t>
-              <w:br/>
-              <w:t xml:space="preserve">      setSubmittedMessage(message);</w:t>
-              <w:br/>
-              <w:t xml:space="preserve">    }</w:t>
-              <w:br/>
-              <w:t xml:space="preserve">  };</w:t>
-              <w:br/>
-              <w:br/>
-              <w:t xml:space="preserve">  const handleReset = () =&gt; {</w:t>
-              <w:br/>
-              <w:t xml:space="preserve">    setMessage('');</w:t>
-              <w:br/>
-              <w:t xml:space="preserve">    setSubmittedMessage('');</w:t>
-              <w:br/>
-              <w:t xml:space="preserve">  };</w:t>
-              <w:br/>
-              <w:br/>
-              <w:t xml:space="preserve">  return (</w:t>
-              <w:br/>
-              <w:t xml:space="preserve">    &lt;div className="page-content contact-page"&gt;</w:t>
-              <w:br/>
-              <w:t xml:space="preserve">      &lt;div className="card"&gt;</w:t>
-              <w:br/>
-              <w:t xml:space="preserve">        &lt;h2&gt;Contact &amp; Feedback&lt;/h2&gt;</w:t>
-              <w:br/>
-              <w:t xml:space="preserve">        &lt;p&gt;Get in touch or leave feedback. This form demonstrates reactive state management with &lt;code&gt;useState&lt;/code&gt;.&lt;/p&gt;</w:t>
-              <w:br/>
-              <w:t xml:space="preserve">        </w:t>
-              <w:br/>
-              <w:t xml:space="preserve">        {/* Toggle UI Visibility using useState */}</w:t>
-              <w:br/>
-              <w:t xml:space="preserve">        &lt;div className="help-toggle-wrapper"&gt;</w:t>
-              <w:br/>
-              <w:t xml:space="preserve">          &lt;button </w:t>
-              <w:br/>
-              <w:t xml:space="preserve">            type="button" </w:t>
-              <w:br/>
-              <w:t xml:space="preserve">            className="toggle-help-btn"</w:t>
-              <w:br/>
-              <w:t xml:space="preserve">            onClick={() =&gt; setShowHelp(!showHelp)}</w:t>
-              <w:br/>
-              <w:t xml:space="preserve">          &gt;</w:t>
-              <w:br/>
-              <w:t xml:space="preserve">            {showHelp ? 'Hide Help &amp; Tips ▴' : 'Show Help &amp; Tips ▾'}</w:t>
-              <w:br/>
-              <w:t xml:space="preserve">          &lt;/button&gt;</w:t>
-              <w:br/>
-              <w:t xml:space="preserve">          </w:t>
-              <w:br/>
-              <w:t xml:space="preserve">          {showHelp &amp;&amp; (</w:t>
-              <w:br/>
-              <w:t xml:space="preserve">            &lt;div className="help-box"&gt;</w:t>
-              <w:br/>
-              <w:t xml:space="preserve">              &lt;h4&gt;💡 State Management Tips:&lt;/h4&gt;</w:t>
-              <w:br/>
-              <w:t xml:space="preserve">              &lt;p&gt;</w:t>
-              <w:br/>
-              <w:t xml:space="preserve">                As you type in the text field below, the &lt;code&gt;message&lt;/code&gt; state updates instantly via the &lt;code&gt;onChange&lt;/code&gt; event handler. Notice how the live preview and character counter react synchronously without needing a page refresh!</w:t>
-              <w:br/>
-              <w:t xml:space="preserve">              &lt;/p&gt;</w:t>
-              <w:br/>
-              <w:t xml:space="preserve">            &lt;/div&gt;</w:t>
-              <w:br/>
-              <w:t xml:space="preserve">          )}</w:t>
-              <w:br/>
-              <w:t xml:space="preserve">        &lt;/div&gt;</w:t>
-              <w:br/>
-              <w:br/>
-              <w:t xml:space="preserve">        {/* Controlled Form */}</w:t>
-              <w:br/>
-              <w:t xml:space="preserve">        &lt;form className="contact-form" onSubmit={handleSubmit}&gt;</w:t>
-              <w:br/>
-              <w:t xml:space="preserve">          &lt;div className="form-group"&gt;</w:t>
-              <w:br/>
-              <w:t xml:space="preserve">            &lt;label htmlFor="messageInput"&gt;Your Message / Feedback:&lt;/label&gt;</w:t>
-              <w:br/>
-              <w:t xml:space="preserve">            &lt;input</w:t>
-              <w:br/>
-              <w:t xml:space="preserve">              id="messageInput"</w:t>
-              <w:br/>
-              <w:t xml:space="preserve">              type="text"</w:t>
-              <w:br/>
-              <w:t xml:space="preserve">              className="controlled-input"</w:t>
-              <w:br/>
-              <w:t xml:space="preserve">              placeholder="Type your message here..."</w:t>
-              <w:br/>
-              <w:t xml:space="preserve">              value={message}</w:t>
-              <w:br/>
-              <w:t xml:space="preserve">              onChange={(e) =&gt; setMessage(e.target.value)}</w:t>
-              <w:br/>
-              <w:t xml:space="preserve">            /&gt;</w:t>
-              <w:br/>
-              <w:t xml:space="preserve">            {/* Live character count below input */}</w:t>
-              <w:br/>
-              <w:t xml:space="preserve">            &lt;div className="input-meta"&gt;</w:t>
-              <w:br/>
-              <w:t xml:space="preserve">              &lt;span className="char-counter"&gt;</w:t>
-              <w:br/>
-              <w:t xml:space="preserve">                Live Character Count: &lt;strong&gt;{message.length}&lt;/strong&gt;</w:t>
-              <w:br/>
-              <w:t xml:space="preserve">              &lt;/span&gt;</w:t>
-              <w:br/>
-              <w:t xml:space="preserve">              {message.length &gt; 0 &amp;&amp; (</w:t>
-              <w:br/>
-              <w:t xml:space="preserve">                &lt;button type="button" className="clear-btn" onClick={() =&gt; setMessage('')}&gt;</w:t>
-              <w:br/>
-              <w:t xml:space="preserve">                  Clear Input</w:t>
-              <w:br/>
-              <w:t xml:space="preserve">                &lt;/button&gt;</w:t>
-              <w:br/>
-              <w:t xml:space="preserve">              )}</w:t>
-              <w:br/>
-              <w:t xml:space="preserve">            &lt;/div&gt;</w:t>
-              <w:br/>
-              <w:t xml:space="preserve">          &lt;/div&gt;</w:t>
-              <w:br/>
-              <w:br/>
-              <w:t xml:space="preserve">          &lt;div className="form-actions"&gt;</w:t>
-              <w:br/>
-              <w:t xml:space="preserve">            &lt;button type="submit" className="submit-btn" disabled={!message.trim()}&gt;</w:t>
-              <w:br/>
-              <w:t xml:space="preserve">              Submit Message</w:t>
-              <w:br/>
-              <w:t xml:space="preserve">            &lt;/button&gt;</w:t>
-              <w:br/>
-              <w:t xml:space="preserve">            {(message || submittedMessage) &amp;&amp; (</w:t>
-              <w:br/>
-              <w:t xml:space="preserve">              &lt;button type="button" className="reset-btn" onClick={handleReset}&gt;</w:t>
-              <w:br/>
-              <w:t xml:space="preserve">                Reset All</w:t>
-              <w:br/>
-              <w:t xml:space="preserve">              &lt;/button&gt;</w:t>
-              <w:br/>
-              <w:t xml:space="preserve">            )}</w:t>
-              <w:br/>
-              <w:t xml:space="preserve">          &lt;/div&gt;</w:t>
-              <w:br/>
-              <w:t xml:space="preserve">        &lt;/form&gt;</w:t>
-              <w:br/>
-              <w:br/>
-              <w:t xml:space="preserve">        {/* Real-time display of user input */}</w:t>
-              <w:br/>
-              <w:t xml:space="preserve">        &lt;div className="live-preview-box"&gt;</w:t>
-              <w:br/>
-              <w:t xml:space="preserve">          &lt;h3&gt;Real-time Input Preview:&lt;/h3&gt;</w:t>
-              <w:br/>
-              <w:t xml:space="preserve">          &lt;div className="preview-display"&gt;</w:t>
-              <w:br/>
-              <w:t xml:space="preserve">            {message ? (</w:t>
-              <w:br/>
-              <w:t xml:space="preserve">              &lt;span className="active-text"&gt;{message}&lt;/span&gt;</w:t>
-              <w:br/>
-              <w:t xml:space="preserve">            ) : (</w:t>
-              <w:br/>
-              <w:t xml:space="preserve">              &lt;span className="placeholder-text"&gt;Waiting for input... Type above to see real-time state synchronization.&lt;/span&gt;</w:t>
-              <w:br/>
-              <w:t xml:space="preserve">            )}</w:t>
-              <w:br/>
-              <w:t xml:space="preserve">          &lt;/div&gt;</w:t>
-              <w:br/>
-              <w:t xml:space="preserve">        &lt;/div&gt;</w:t>
-              <w:br/>
-              <w:br/>
-              <w:t xml:space="preserve">        {submittedMessage &amp;&amp; (</w:t>
-              <w:br/>
-              <w:t xml:space="preserve">          &lt;div className="success-notification"&gt;</w:t>
-              <w:br/>
-              <w:t xml:space="preserve">            ✓ Message submitted successfully: &amp;ldquo;{submittedMessage}&amp;rdquo;</w:t>
-              <w:br/>
-              <w:t xml:space="preserve">          &lt;/div&gt;</w:t>
-              <w:br/>
-              <w:t xml:space="preserve">        )}</w:t>
-              <w:br/>
-              <w:t xml:space="preserve">      &lt;/div&gt;</w:t>
-              <w:br/>
-              <w:t xml:space="preserve">    &lt;/div&gt;</w:t>
-              <w:br/>
-              <w:t xml:space="preserve">  );</w:t>
-              <w:br/>
-              <w:t>}</w:t>
-              <w:br/>
-              <w:br/>
-              <w:t>export default Contact;</w:t>
-              <w:br/>
-            </w:r>
-          </w:p>
-          <w:p>
+              <w:br w:type="textWrapping"/>
+            </w:r>
             <w:r>
               <w:rPr>
                 <w:rFonts w:ascii="Consolas" w:hAnsi="Consolas"/>
@@ -1592,8 +2470,7 @@
                 <w:color w:val="003366"/>
                 <w:sz w:val="20"/>
               </w:rPr>
-              <w:br/>
-              <w:t>// File: src/components/NotFound.jsx</w:t>
+              <w:t>// File: src/components/Header.jsx</w:t>
             </w:r>
           </w:p>
           <w:p>
@@ -1603,40 +2480,143 @@
                 <w:color w:val="222222"/>
                 <w:sz w:val="18"/>
               </w:rPr>
-              <w:t>import { Link } from 'react-router-dom';</w:t>
-              <w:br/>
-              <w:br/>
-              <w:t>function NotFound() {</w:t>
-              <w:br/>
+              <w:t>function Header() {</w:t>
+            </w:r>
+            <w:r>
+              <w:rPr>
+                <w:rFonts w:ascii="Consolas" w:hAnsi="Consolas"/>
+                <w:color w:val="222222"/>
+                <w:sz w:val="18"/>
+              </w:rPr>
+              <w:br w:type="textWrapping"/>
+            </w:r>
+            <w:r>
+              <w:rPr>
+                <w:rFonts w:ascii="Consolas" w:hAnsi="Consolas"/>
+                <w:color w:val="222222"/>
+                <w:sz w:val="18"/>
+              </w:rPr>
               <w:t xml:space="preserve">  return (</w:t>
-              <w:br/>
-              <w:t xml:space="preserve">    &lt;div className="page-content not-found-page"&gt;</w:t>
-              <w:br/>
-              <w:t xml:space="preserve">      &lt;div className="card not-found-card"&gt;</w:t>
-              <w:br/>
-              <w:t xml:space="preserve">        &lt;h1 className="error-code"&gt;404&lt;/h1&gt;</w:t>
-              <w:br/>
-              <w:t xml:space="preserve">        &lt;h2&gt;Page Not Found&lt;/h2&gt;</w:t>
-              <w:br/>
-              <w:t xml:space="preserve">        &lt;p&gt;The route you are looking for does not exist or may have been moved.&lt;/p&gt;</w:t>
-              <w:br/>
-              <w:t xml:space="preserve">        &lt;Link to="/" className="home-link-btn"&gt;</w:t>
-              <w:br/>
-              <w:t xml:space="preserve">          &amp;larr; Back to Home</w:t>
-              <w:br/>
-              <w:t xml:space="preserve">        &lt;/Link&gt;</w:t>
-              <w:br/>
-              <w:t xml:space="preserve">      &lt;/div&gt;</w:t>
-              <w:br/>
+            </w:r>
+            <w:r>
+              <w:rPr>
+                <w:rFonts w:ascii="Consolas" w:hAnsi="Consolas"/>
+                <w:color w:val="222222"/>
+                <w:sz w:val="18"/>
+              </w:rPr>
+              <w:br w:type="textWrapping"/>
+            </w:r>
+            <w:r>
+              <w:rPr>
+                <w:rFonts w:ascii="Consolas" w:hAnsi="Consolas"/>
+                <w:color w:val="222222"/>
+                <w:sz w:val="18"/>
+              </w:rPr>
+              <w:t xml:space="preserve">    &lt;div className="header-card card"&gt;</w:t>
+            </w:r>
+            <w:r>
+              <w:rPr>
+                <w:rFonts w:ascii="Consolas" w:hAnsi="Consolas"/>
+                <w:color w:val="222222"/>
+                <w:sz w:val="18"/>
+              </w:rPr>
+              <w:br w:type="textWrapping"/>
+            </w:r>
+            <w:r>
+              <w:rPr>
+                <w:rFonts w:ascii="Consolas" w:hAnsi="Consolas"/>
+                <w:color w:val="222222"/>
+                <w:sz w:val="18"/>
+              </w:rPr>
+              <w:t xml:space="preserve">      &lt;h1&gt;Name : Rudra Vaghela , ID : 24CS105&lt;/h1&gt;</w:t>
+            </w:r>
+            <w:r>
+              <w:rPr>
+                <w:rFonts w:ascii="Consolas" w:hAnsi="Consolas"/>
+                <w:color w:val="222222"/>
+                <w:sz w:val="18"/>
+              </w:rPr>
+              <w:br w:type="textWrapping"/>
+            </w:r>
+            <w:r>
+              <w:rPr>
+                <w:rFonts w:ascii="Consolas" w:hAnsi="Consolas"/>
+                <w:color w:val="222222"/>
+                <w:sz w:val="18"/>
+              </w:rPr>
+              <w:t xml:space="preserve">      &lt;p className="student-badge"&gt;B. Tech Computer Science &amp; Engineering | CSPIT - CHARUSAT&lt;/p&gt;</w:t>
+            </w:r>
+            <w:r>
+              <w:rPr>
+                <w:rFonts w:ascii="Consolas" w:hAnsi="Consolas"/>
+                <w:color w:val="222222"/>
+                <w:sz w:val="18"/>
+              </w:rPr>
+              <w:br w:type="textWrapping"/>
+            </w:r>
+            <w:r>
+              <w:rPr>
+                <w:rFonts w:ascii="Consolas" w:hAnsi="Consolas"/>
+                <w:color w:val="222222"/>
+                <w:sz w:val="18"/>
+              </w:rPr>
               <w:t xml:space="preserve">    &lt;/div&gt;</w:t>
-              <w:br/>
+            </w:r>
+            <w:r>
+              <w:rPr>
+                <w:rFonts w:ascii="Consolas" w:hAnsi="Consolas"/>
+                <w:color w:val="222222"/>
+                <w:sz w:val="18"/>
+              </w:rPr>
+              <w:br w:type="textWrapping"/>
+            </w:r>
+            <w:r>
+              <w:rPr>
+                <w:rFonts w:ascii="Consolas" w:hAnsi="Consolas"/>
+                <w:color w:val="222222"/>
+                <w:sz w:val="18"/>
+              </w:rPr>
               <w:t xml:space="preserve">  );</w:t>
-              <w:br/>
+            </w:r>
+            <w:r>
+              <w:rPr>
+                <w:rFonts w:ascii="Consolas" w:hAnsi="Consolas"/>
+                <w:color w:val="222222"/>
+                <w:sz w:val="18"/>
+              </w:rPr>
+              <w:br w:type="textWrapping"/>
+            </w:r>
+            <w:r>
+              <w:rPr>
+                <w:rFonts w:ascii="Consolas" w:hAnsi="Consolas"/>
+                <w:color w:val="222222"/>
+                <w:sz w:val="18"/>
+              </w:rPr>
               <w:t>}</w:t>
-              <w:br/>
-              <w:br/>
-              <w:t>export default NotFound;</w:t>
-              <w:br/>
+            </w:r>
+            <w:r>
+              <w:rPr>
+                <w:rFonts w:ascii="Consolas" w:hAnsi="Consolas"/>
+                <w:color w:val="222222"/>
+                <w:sz w:val="18"/>
+              </w:rPr>
+              <w:br w:type="textWrapping"/>
+            </w:r>
+            <w:r>
+              <w:rPr>
+                <w:rFonts w:ascii="Consolas" w:hAnsi="Consolas"/>
+                <w:color w:val="222222"/>
+                <w:sz w:val="18"/>
+              </w:rPr>
+              <w:br w:type="textWrapping"/>
+            </w:r>
+            <w:r>
+              <w:rPr>
+                <w:rFonts w:ascii="Consolas" w:hAnsi="Consolas"/>
+                <w:color w:val="222222"/>
+                <w:sz w:val="18"/>
+              </w:rPr>
+              <w:t>export default Header;</w:t>
             </w:r>
           </w:p>
           <w:p>
@@ -1647,8 +2627,16 @@
                 <w:color w:val="003366"/>
                 <w:sz w:val="20"/>
               </w:rPr>
-              <w:br/>
-              <w:t>// File: src/components/Footer.jsx</w:t>
+              <w:br w:type="textWrapping"/>
+            </w:r>
+            <w:r>
+              <w:rPr>
+                <w:rFonts w:ascii="Consolas" w:hAnsi="Consolas"/>
+                <w:b/>
+                <w:color w:val="003366"/>
+                <w:sz w:val="20"/>
+              </w:rPr>
+              <w:t>// File: src/components/About.jsx</w:t>
             </w:r>
           </w:p>
           <w:p>
@@ -1658,27 +2646,3916 @@
                 <w:color w:val="222222"/>
                 <w:sz w:val="18"/>
               </w:rPr>
+              <w:t>function About() {</w:t>
+            </w:r>
+            <w:r>
+              <w:rPr>
+                <w:rFonts w:ascii="Consolas" w:hAnsi="Consolas"/>
+                <w:color w:val="222222"/>
+                <w:sz w:val="18"/>
+              </w:rPr>
+              <w:br w:type="textWrapping"/>
+            </w:r>
+            <w:r>
+              <w:rPr>
+                <w:rFonts w:ascii="Consolas" w:hAnsi="Consolas"/>
+                <w:color w:val="222222"/>
+                <w:sz w:val="18"/>
+              </w:rPr>
+              <w:t xml:space="preserve">  return (</w:t>
+            </w:r>
+            <w:r>
+              <w:rPr>
+                <w:rFonts w:ascii="Consolas" w:hAnsi="Consolas"/>
+                <w:color w:val="222222"/>
+                <w:sz w:val="18"/>
+              </w:rPr>
+              <w:br w:type="textWrapping"/>
+            </w:r>
+            <w:r>
+              <w:rPr>
+                <w:rFonts w:ascii="Consolas" w:hAnsi="Consolas"/>
+                <w:color w:val="222222"/>
+                <w:sz w:val="18"/>
+              </w:rPr>
+              <w:t xml:space="preserve">    &lt;div className="about-card card"&gt;</w:t>
+            </w:r>
+            <w:r>
+              <w:rPr>
+                <w:rFonts w:ascii="Consolas" w:hAnsi="Consolas"/>
+                <w:color w:val="222222"/>
+                <w:sz w:val="18"/>
+              </w:rPr>
+              <w:br w:type="textWrapping"/>
+            </w:r>
+            <w:r>
+              <w:rPr>
+                <w:rFonts w:ascii="Consolas" w:hAnsi="Consolas"/>
+                <w:color w:val="222222"/>
+                <w:sz w:val="18"/>
+              </w:rPr>
+              <w:t xml:space="preserve">      &lt;h2&gt;About Me&lt;/h2&gt;</w:t>
+            </w:r>
+            <w:r>
+              <w:rPr>
+                <w:rFonts w:ascii="Consolas" w:hAnsi="Consolas"/>
+                <w:color w:val="222222"/>
+                <w:sz w:val="18"/>
+              </w:rPr>
+              <w:br w:type="textWrapping"/>
+            </w:r>
+            <w:r>
+              <w:rPr>
+                <w:rFonts w:ascii="Consolas" w:hAnsi="Consolas"/>
+                <w:color w:val="222222"/>
+                <w:sz w:val="18"/>
+              </w:rPr>
+              <w:t xml:space="preserve">      &lt;p&gt;I am a student of CSE - CSPIT, CHARUSAT. Currently in 5th Sem.&lt;/p&gt;</w:t>
+            </w:r>
+            <w:r>
+              <w:rPr>
+                <w:rFonts w:ascii="Consolas" w:hAnsi="Consolas"/>
+                <w:color w:val="222222"/>
+                <w:sz w:val="18"/>
+              </w:rPr>
+              <w:br w:type="textWrapping"/>
+            </w:r>
+            <w:r>
+              <w:rPr>
+                <w:rFonts w:ascii="Consolas" w:hAnsi="Consolas"/>
+                <w:color w:val="222222"/>
+                <w:sz w:val="18"/>
+              </w:rPr>
+              <w:t xml:space="preserve">    &lt;/div&gt;</w:t>
+            </w:r>
+            <w:r>
+              <w:rPr>
+                <w:rFonts w:ascii="Consolas" w:hAnsi="Consolas"/>
+                <w:color w:val="222222"/>
+                <w:sz w:val="18"/>
+              </w:rPr>
+              <w:br w:type="textWrapping"/>
+            </w:r>
+            <w:r>
+              <w:rPr>
+                <w:rFonts w:ascii="Consolas" w:hAnsi="Consolas"/>
+                <w:color w:val="222222"/>
+                <w:sz w:val="18"/>
+              </w:rPr>
+              <w:t xml:space="preserve">  );</w:t>
+            </w:r>
+            <w:r>
+              <w:rPr>
+                <w:rFonts w:ascii="Consolas" w:hAnsi="Consolas"/>
+                <w:color w:val="222222"/>
+                <w:sz w:val="18"/>
+              </w:rPr>
+              <w:br w:type="textWrapping"/>
+            </w:r>
+            <w:r>
+              <w:rPr>
+                <w:rFonts w:ascii="Consolas" w:hAnsi="Consolas"/>
+                <w:color w:val="222222"/>
+                <w:sz w:val="18"/>
+              </w:rPr>
+              <w:t>}</w:t>
+            </w:r>
+            <w:r>
+              <w:rPr>
+                <w:rFonts w:ascii="Consolas" w:hAnsi="Consolas"/>
+                <w:color w:val="222222"/>
+                <w:sz w:val="18"/>
+              </w:rPr>
+              <w:br w:type="textWrapping"/>
+            </w:r>
+            <w:r>
+              <w:rPr>
+                <w:rFonts w:ascii="Consolas" w:hAnsi="Consolas"/>
+                <w:color w:val="222222"/>
+                <w:sz w:val="18"/>
+              </w:rPr>
+              <w:br w:type="textWrapping"/>
+            </w:r>
+            <w:r>
+              <w:rPr>
+                <w:rFonts w:ascii="Consolas" w:hAnsi="Consolas"/>
+                <w:color w:val="222222"/>
+                <w:sz w:val="18"/>
+              </w:rPr>
+              <w:t>export default About;</w:t>
+            </w:r>
+          </w:p>
+          <w:p>
+            <w:r>
+              <w:rPr>
+                <w:rFonts w:ascii="Consolas" w:hAnsi="Consolas"/>
+                <w:b/>
+                <w:color w:val="003366"/>
+                <w:sz w:val="20"/>
+              </w:rPr>
+              <w:br w:type="textWrapping"/>
+            </w:r>
+            <w:r>
+              <w:rPr>
+                <w:rFonts w:ascii="Consolas" w:hAnsi="Consolas"/>
+                <w:b/>
+                <w:color w:val="003366"/>
+                <w:sz w:val="20"/>
+              </w:rPr>
+              <w:t>// File: src/components/Skills.jsx</w:t>
+            </w:r>
+          </w:p>
+          <w:p>
+            <w:r>
+              <w:rPr>
+                <w:rFonts w:ascii="Consolas" w:hAnsi="Consolas"/>
+                <w:color w:val="222222"/>
+                <w:sz w:val="18"/>
+              </w:rPr>
+              <w:t>function Skills() {</w:t>
+            </w:r>
+            <w:r>
+              <w:rPr>
+                <w:rFonts w:ascii="Consolas" w:hAnsi="Consolas"/>
+                <w:color w:val="222222"/>
+                <w:sz w:val="18"/>
+              </w:rPr>
+              <w:br w:type="textWrapping"/>
+            </w:r>
+            <w:r>
+              <w:rPr>
+                <w:rFonts w:ascii="Consolas" w:hAnsi="Consolas"/>
+                <w:color w:val="222222"/>
+                <w:sz w:val="18"/>
+              </w:rPr>
+              <w:t xml:space="preserve">  return (</w:t>
+            </w:r>
+            <w:r>
+              <w:rPr>
+                <w:rFonts w:ascii="Consolas" w:hAnsi="Consolas"/>
+                <w:color w:val="222222"/>
+                <w:sz w:val="18"/>
+              </w:rPr>
+              <w:br w:type="textWrapping"/>
+            </w:r>
+            <w:r>
+              <w:rPr>
+                <w:rFonts w:ascii="Consolas" w:hAnsi="Consolas"/>
+                <w:color w:val="222222"/>
+                <w:sz w:val="18"/>
+              </w:rPr>
+              <w:t xml:space="preserve">    &lt;div className="skills-card card"&gt;</w:t>
+            </w:r>
+            <w:r>
+              <w:rPr>
+                <w:rFonts w:ascii="Consolas" w:hAnsi="Consolas"/>
+                <w:color w:val="222222"/>
+                <w:sz w:val="18"/>
+              </w:rPr>
+              <w:br w:type="textWrapping"/>
+            </w:r>
+            <w:r>
+              <w:rPr>
+                <w:rFonts w:ascii="Consolas" w:hAnsi="Consolas"/>
+                <w:color w:val="222222"/>
+                <w:sz w:val="18"/>
+              </w:rPr>
+              <w:t xml:space="preserve">      &lt;h2&gt;Skills&lt;/h2&gt;</w:t>
+            </w:r>
+            <w:r>
+              <w:rPr>
+                <w:rFonts w:ascii="Consolas" w:hAnsi="Consolas"/>
+                <w:color w:val="222222"/>
+                <w:sz w:val="18"/>
+              </w:rPr>
+              <w:br w:type="textWrapping"/>
+            </w:r>
+            <w:r>
+              <w:rPr>
+                <w:rFonts w:ascii="Consolas" w:hAnsi="Consolas"/>
+                <w:color w:val="222222"/>
+                <w:sz w:val="18"/>
+              </w:rPr>
+              <w:t xml:space="preserve">      &lt;div className="skills-tags"&gt;</w:t>
+            </w:r>
+            <w:r>
+              <w:rPr>
+                <w:rFonts w:ascii="Consolas" w:hAnsi="Consolas"/>
+                <w:color w:val="222222"/>
+                <w:sz w:val="18"/>
+              </w:rPr>
+              <w:br w:type="textWrapping"/>
+            </w:r>
+            <w:r>
+              <w:rPr>
+                <w:rFonts w:ascii="Consolas" w:hAnsi="Consolas"/>
+                <w:color w:val="222222"/>
+                <w:sz w:val="18"/>
+              </w:rPr>
+              <w:t xml:space="preserve">        &lt;span className="skill-pill"&gt;HTML&lt;/span&gt;</w:t>
+            </w:r>
+            <w:r>
+              <w:rPr>
+                <w:rFonts w:ascii="Consolas" w:hAnsi="Consolas"/>
+                <w:color w:val="222222"/>
+                <w:sz w:val="18"/>
+              </w:rPr>
+              <w:br w:type="textWrapping"/>
+            </w:r>
+            <w:r>
+              <w:rPr>
+                <w:rFonts w:ascii="Consolas" w:hAnsi="Consolas"/>
+                <w:color w:val="222222"/>
+                <w:sz w:val="18"/>
+              </w:rPr>
+              <w:t xml:space="preserve">        &lt;span className="skill-pill"&gt;CSS&lt;/span&gt;</w:t>
+            </w:r>
+            <w:r>
+              <w:rPr>
+                <w:rFonts w:ascii="Consolas" w:hAnsi="Consolas"/>
+                <w:color w:val="222222"/>
+                <w:sz w:val="18"/>
+              </w:rPr>
+              <w:br w:type="textWrapping"/>
+            </w:r>
+            <w:r>
+              <w:rPr>
+                <w:rFonts w:ascii="Consolas" w:hAnsi="Consolas"/>
+                <w:color w:val="222222"/>
+                <w:sz w:val="18"/>
+              </w:rPr>
+              <w:t xml:space="preserve">        &lt;span className="skill-pill"&gt;JavaScript&lt;/span&gt;</w:t>
+            </w:r>
+            <w:r>
+              <w:rPr>
+                <w:rFonts w:ascii="Consolas" w:hAnsi="Consolas"/>
+                <w:color w:val="222222"/>
+                <w:sz w:val="18"/>
+              </w:rPr>
+              <w:br w:type="textWrapping"/>
+            </w:r>
+            <w:r>
+              <w:rPr>
+                <w:rFonts w:ascii="Consolas" w:hAnsi="Consolas"/>
+                <w:color w:val="222222"/>
+                <w:sz w:val="18"/>
+              </w:rPr>
+              <w:t xml:space="preserve">        &lt;span className="skill-pill"&gt;ReactJS&lt;/span&gt;</w:t>
+            </w:r>
+            <w:r>
+              <w:rPr>
+                <w:rFonts w:ascii="Consolas" w:hAnsi="Consolas"/>
+                <w:color w:val="222222"/>
+                <w:sz w:val="18"/>
+              </w:rPr>
+              <w:br w:type="textWrapping"/>
+            </w:r>
+            <w:r>
+              <w:rPr>
+                <w:rFonts w:ascii="Consolas" w:hAnsi="Consolas"/>
+                <w:color w:val="222222"/>
+                <w:sz w:val="18"/>
+              </w:rPr>
+              <w:t xml:space="preserve">        &lt;span className="skill-pill"&gt;React Router v6&lt;/span&gt;</w:t>
+            </w:r>
+            <w:r>
+              <w:rPr>
+                <w:rFonts w:ascii="Consolas" w:hAnsi="Consolas"/>
+                <w:color w:val="222222"/>
+                <w:sz w:val="18"/>
+              </w:rPr>
+              <w:br w:type="textWrapping"/>
+            </w:r>
+            <w:r>
+              <w:rPr>
+                <w:rFonts w:ascii="Consolas" w:hAnsi="Consolas"/>
+                <w:color w:val="222222"/>
+                <w:sz w:val="18"/>
+              </w:rPr>
+              <w:t xml:space="preserve">        &lt;span className="skill-pill"&gt;State Management&lt;/span&gt;</w:t>
+            </w:r>
+            <w:r>
+              <w:rPr>
+                <w:rFonts w:ascii="Consolas" w:hAnsi="Consolas"/>
+                <w:color w:val="222222"/>
+                <w:sz w:val="18"/>
+              </w:rPr>
+              <w:br w:type="textWrapping"/>
+            </w:r>
+            <w:r>
+              <w:rPr>
+                <w:rFonts w:ascii="Consolas" w:hAnsi="Consolas"/>
+                <w:color w:val="222222"/>
+                <w:sz w:val="18"/>
+              </w:rPr>
+              <w:t xml:space="preserve">      &lt;/div&gt;</w:t>
+            </w:r>
+            <w:r>
+              <w:rPr>
+                <w:rFonts w:ascii="Consolas" w:hAnsi="Consolas"/>
+                <w:color w:val="222222"/>
+                <w:sz w:val="18"/>
+              </w:rPr>
+              <w:br w:type="textWrapping"/>
+            </w:r>
+            <w:r>
+              <w:rPr>
+                <w:rFonts w:ascii="Consolas" w:hAnsi="Consolas"/>
+                <w:color w:val="222222"/>
+                <w:sz w:val="18"/>
+              </w:rPr>
+              <w:t xml:space="preserve">    &lt;/div&gt;</w:t>
+            </w:r>
+            <w:r>
+              <w:rPr>
+                <w:rFonts w:ascii="Consolas" w:hAnsi="Consolas"/>
+                <w:color w:val="222222"/>
+                <w:sz w:val="18"/>
+              </w:rPr>
+              <w:br w:type="textWrapping"/>
+            </w:r>
+            <w:r>
+              <w:rPr>
+                <w:rFonts w:ascii="Consolas" w:hAnsi="Consolas"/>
+                <w:color w:val="222222"/>
+                <w:sz w:val="18"/>
+              </w:rPr>
+              <w:t xml:space="preserve">  );</w:t>
+            </w:r>
+            <w:r>
+              <w:rPr>
+                <w:rFonts w:ascii="Consolas" w:hAnsi="Consolas"/>
+                <w:color w:val="222222"/>
+                <w:sz w:val="18"/>
+              </w:rPr>
+              <w:br w:type="textWrapping"/>
+            </w:r>
+            <w:r>
+              <w:rPr>
+                <w:rFonts w:ascii="Consolas" w:hAnsi="Consolas"/>
+                <w:color w:val="222222"/>
+                <w:sz w:val="18"/>
+              </w:rPr>
+              <w:t>}</w:t>
+            </w:r>
+            <w:r>
+              <w:rPr>
+                <w:rFonts w:ascii="Consolas" w:hAnsi="Consolas"/>
+                <w:color w:val="222222"/>
+                <w:sz w:val="18"/>
+              </w:rPr>
+              <w:br w:type="textWrapping"/>
+            </w:r>
+            <w:r>
+              <w:rPr>
+                <w:rFonts w:ascii="Consolas" w:hAnsi="Consolas"/>
+                <w:color w:val="222222"/>
+                <w:sz w:val="18"/>
+              </w:rPr>
+              <w:br w:type="textWrapping"/>
+            </w:r>
+            <w:r>
+              <w:rPr>
+                <w:rFonts w:ascii="Consolas" w:hAnsi="Consolas"/>
+                <w:color w:val="222222"/>
+                <w:sz w:val="18"/>
+              </w:rPr>
+              <w:t>export default Skills;</w:t>
+            </w:r>
+          </w:p>
+          <w:p>
+            <w:r>
+              <w:rPr>
+                <w:rFonts w:ascii="Consolas" w:hAnsi="Consolas"/>
+                <w:b/>
+                <w:color w:val="003366"/>
+                <w:sz w:val="20"/>
+              </w:rPr>
+              <w:br w:type="textWrapping"/>
+            </w:r>
+            <w:r>
+              <w:rPr>
+                <w:rFonts w:ascii="Consolas" w:hAnsi="Consolas"/>
+                <w:b/>
+                <w:color w:val="003366"/>
+                <w:sz w:val="20"/>
+              </w:rPr>
+              <w:t>// File: src/components/Projects.jsx</w:t>
+            </w:r>
+          </w:p>
+          <w:p>
+            <w:r>
+              <w:rPr>
+                <w:rFonts w:ascii="Consolas" w:hAnsi="Consolas"/>
+                <w:color w:val="222222"/>
+                <w:sz w:val="18"/>
+              </w:rPr>
+              <w:t>import { useState } from 'react';</w:t>
+            </w:r>
+            <w:r>
+              <w:rPr>
+                <w:rFonts w:ascii="Consolas" w:hAnsi="Consolas"/>
+                <w:color w:val="222222"/>
+                <w:sz w:val="18"/>
+              </w:rPr>
+              <w:br w:type="textWrapping"/>
+            </w:r>
+            <w:r>
+              <w:rPr>
+                <w:rFonts w:ascii="Consolas" w:hAnsi="Consolas"/>
+                <w:color w:val="222222"/>
+                <w:sz w:val="18"/>
+              </w:rPr>
+              <w:br w:type="textWrapping"/>
+            </w:r>
+            <w:r>
+              <w:rPr>
+                <w:rFonts w:ascii="Consolas" w:hAnsi="Consolas"/>
+                <w:color w:val="222222"/>
+                <w:sz w:val="18"/>
+              </w:rPr>
+              <w:t>function Projects() {</w:t>
+            </w:r>
+            <w:r>
+              <w:rPr>
+                <w:rFonts w:ascii="Consolas" w:hAnsi="Consolas"/>
+                <w:color w:val="222222"/>
+                <w:sz w:val="18"/>
+              </w:rPr>
+              <w:br w:type="textWrapping"/>
+            </w:r>
+            <w:r>
+              <w:rPr>
+                <w:rFonts w:ascii="Consolas" w:hAnsi="Consolas"/>
+                <w:color w:val="222222"/>
+                <w:sz w:val="18"/>
+              </w:rPr>
+              <w:t xml:space="preserve">  const [activeCategory, setActiveCategory] = useState('All');</w:t>
+            </w:r>
+            <w:r>
+              <w:rPr>
+                <w:rFonts w:ascii="Consolas" w:hAnsi="Consolas"/>
+                <w:color w:val="222222"/>
+                <w:sz w:val="18"/>
+              </w:rPr>
+              <w:br w:type="textWrapping"/>
+            </w:r>
+            <w:r>
+              <w:rPr>
+                <w:rFonts w:ascii="Consolas" w:hAnsi="Consolas"/>
+                <w:color w:val="222222"/>
+                <w:sz w:val="18"/>
+              </w:rPr>
+              <w:br w:type="textWrapping"/>
+            </w:r>
+            <w:r>
+              <w:rPr>
+                <w:rFonts w:ascii="Consolas" w:hAnsi="Consolas"/>
+                <w:color w:val="222222"/>
+                <w:sz w:val="18"/>
+              </w:rPr>
+              <w:t xml:space="preserve">  const projectList = [</w:t>
+            </w:r>
+            <w:r>
+              <w:rPr>
+                <w:rFonts w:ascii="Consolas" w:hAnsi="Consolas"/>
+                <w:color w:val="222222"/>
+                <w:sz w:val="18"/>
+              </w:rPr>
+              <w:br w:type="textWrapping"/>
+            </w:r>
+            <w:r>
+              <w:rPr>
+                <w:rFonts w:ascii="Consolas" w:hAnsi="Consolas"/>
+                <w:color w:val="222222"/>
+                <w:sz w:val="18"/>
+              </w:rPr>
+              <w:t xml:space="preserve">    {</w:t>
+            </w:r>
+            <w:r>
+              <w:rPr>
+                <w:rFonts w:ascii="Consolas" w:hAnsi="Consolas"/>
+                <w:color w:val="222222"/>
+                <w:sz w:val="18"/>
+              </w:rPr>
+              <w:br w:type="textWrapping"/>
+            </w:r>
+            <w:r>
+              <w:rPr>
+                <w:rFonts w:ascii="Consolas" w:hAnsi="Consolas"/>
+                <w:color w:val="222222"/>
+                <w:sz w:val="18"/>
+              </w:rPr>
+              <w:t xml:space="preserve">      id: 1,</w:t>
+            </w:r>
+            <w:r>
+              <w:rPr>
+                <w:rFonts w:ascii="Consolas" w:hAnsi="Consolas"/>
+                <w:color w:val="222222"/>
+                <w:sz w:val="18"/>
+              </w:rPr>
+              <w:br w:type="textWrapping"/>
+            </w:r>
+            <w:r>
+              <w:rPr>
+                <w:rFonts w:ascii="Consolas" w:hAnsi="Consolas"/>
+                <w:color w:val="222222"/>
+                <w:sz w:val="18"/>
+              </w:rPr>
+              <w:t xml:space="preserve">      name: "React Student Portfolio",</w:t>
+            </w:r>
+            <w:r>
+              <w:rPr>
+                <w:rFonts w:ascii="Consolas" w:hAnsi="Consolas"/>
+                <w:color w:val="222222"/>
+                <w:sz w:val="18"/>
+              </w:rPr>
+              <w:br w:type="textWrapping"/>
+            </w:r>
+            <w:r>
+              <w:rPr>
+                <w:rFonts w:ascii="Consolas" w:hAnsi="Consolas"/>
+                <w:color w:val="222222"/>
+                <w:sz w:val="18"/>
+              </w:rPr>
+              <w:t xml:space="preserve">      category: "React",</w:t>
+            </w:r>
+            <w:r>
+              <w:rPr>
+                <w:rFonts w:ascii="Consolas" w:hAnsi="Consolas"/>
+                <w:color w:val="222222"/>
+                <w:sz w:val="18"/>
+              </w:rPr>
+              <w:br w:type="textWrapping"/>
+            </w:r>
+            <w:r>
+              <w:rPr>
+                <w:rFonts w:ascii="Consolas" w:hAnsi="Consolas"/>
+                <w:color w:val="222222"/>
+                <w:sz w:val="18"/>
+              </w:rPr>
+              <w:t xml:space="preserve">      description: "A responsive portfolio application built with React, modular functional components, and React Router client-side routing.",</w:t>
+            </w:r>
+            <w:r>
+              <w:rPr>
+                <w:rFonts w:ascii="Consolas" w:hAnsi="Consolas"/>
+                <w:color w:val="222222"/>
+                <w:sz w:val="18"/>
+              </w:rPr>
+              <w:br w:type="textWrapping"/>
+            </w:r>
+            <w:r>
+              <w:rPr>
+                <w:rFonts w:ascii="Consolas" w:hAnsi="Consolas"/>
+                <w:color w:val="222222"/>
+                <w:sz w:val="18"/>
+              </w:rPr>
+              <w:t xml:space="preserve">      technologies: ["React", "React Router", "Vite", "CSS3"],</w:t>
+            </w:r>
+            <w:r>
+              <w:rPr>
+                <w:rFonts w:ascii="Consolas" w:hAnsi="Consolas"/>
+                <w:color w:val="222222"/>
+                <w:sz w:val="18"/>
+              </w:rPr>
+              <w:br w:type="textWrapping"/>
+            </w:r>
+            <w:r>
+              <w:rPr>
+                <w:rFonts w:ascii="Consolas" w:hAnsi="Consolas"/>
+                <w:color w:val="222222"/>
+                <w:sz w:val="18"/>
+              </w:rPr>
+              <w:t xml:space="preserve">      repoLink: "https://github.com/24CS105-RUDRA/24CS105-AWDF-Practical1"</w:t>
+            </w:r>
+            <w:r>
+              <w:rPr>
+                <w:rFonts w:ascii="Consolas" w:hAnsi="Consolas"/>
+                <w:color w:val="222222"/>
+                <w:sz w:val="18"/>
+              </w:rPr>
+              <w:br w:type="textWrapping"/>
+            </w:r>
+            <w:r>
+              <w:rPr>
+                <w:rFonts w:ascii="Consolas" w:hAnsi="Consolas"/>
+                <w:color w:val="222222"/>
+                <w:sz w:val="18"/>
+              </w:rPr>
+              <w:t xml:space="preserve">    },</w:t>
+            </w:r>
+            <w:r>
+              <w:rPr>
+                <w:rFonts w:ascii="Consolas" w:hAnsi="Consolas"/>
+                <w:color w:val="222222"/>
+                <w:sz w:val="18"/>
+              </w:rPr>
+              <w:br w:type="textWrapping"/>
+            </w:r>
+            <w:r>
+              <w:rPr>
+                <w:rFonts w:ascii="Consolas" w:hAnsi="Consolas"/>
+                <w:color w:val="222222"/>
+                <w:sz w:val="18"/>
+              </w:rPr>
+              <w:t xml:space="preserve">    {</w:t>
+            </w:r>
+            <w:r>
+              <w:rPr>
+                <w:rFonts w:ascii="Consolas" w:hAnsi="Consolas"/>
+                <w:color w:val="222222"/>
+                <w:sz w:val="18"/>
+              </w:rPr>
+              <w:br w:type="textWrapping"/>
+            </w:r>
+            <w:r>
+              <w:rPr>
+                <w:rFonts w:ascii="Consolas" w:hAnsi="Consolas"/>
+                <w:color w:val="222222"/>
+                <w:sz w:val="18"/>
+              </w:rPr>
+              <w:t xml:space="preserve">      id: 2,</w:t>
+            </w:r>
+            <w:r>
+              <w:rPr>
+                <w:rFonts w:ascii="Consolas" w:hAnsi="Consolas"/>
+                <w:color w:val="222222"/>
+                <w:sz w:val="18"/>
+              </w:rPr>
+              <w:br w:type="textWrapping"/>
+            </w:r>
+            <w:r>
+              <w:rPr>
+                <w:rFonts w:ascii="Consolas" w:hAnsi="Consolas"/>
+                <w:color w:val="222222"/>
+                <w:sz w:val="18"/>
+              </w:rPr>
+              <w:t xml:space="preserve">      name: "Automobile Showcase Application",</w:t>
+            </w:r>
+            <w:r>
+              <w:rPr>
+                <w:rFonts w:ascii="Consolas" w:hAnsi="Consolas"/>
+                <w:color w:val="222222"/>
+                <w:sz w:val="18"/>
+              </w:rPr>
+              <w:br w:type="textWrapping"/>
+            </w:r>
+            <w:r>
+              <w:rPr>
+                <w:rFonts w:ascii="Consolas" w:hAnsi="Consolas"/>
+                <w:color w:val="222222"/>
+                <w:sz w:val="18"/>
+              </w:rPr>
+              <w:t xml:space="preserve">      category: "Frontend",</w:t>
+            </w:r>
+            <w:r>
+              <w:rPr>
+                <w:rFonts w:ascii="Consolas" w:hAnsi="Consolas"/>
+                <w:color w:val="222222"/>
+                <w:sz w:val="18"/>
+              </w:rPr>
+              <w:br w:type="textWrapping"/>
+            </w:r>
+            <w:r>
+              <w:rPr>
+                <w:rFonts w:ascii="Consolas" w:hAnsi="Consolas"/>
+                <w:color w:val="222222"/>
+                <w:sz w:val="18"/>
+              </w:rPr>
+              <w:t xml:space="preserve">      description: "Interactive car showcase application with component hierarchy and reusable card components passing data through props.",</w:t>
+            </w:r>
+            <w:r>
+              <w:rPr>
+                <w:rFonts w:ascii="Consolas" w:hAnsi="Consolas"/>
+                <w:color w:val="222222"/>
+                <w:sz w:val="18"/>
+              </w:rPr>
+              <w:br w:type="textWrapping"/>
+            </w:r>
+            <w:r>
+              <w:rPr>
+                <w:rFonts w:ascii="Consolas" w:hAnsi="Consolas"/>
+                <w:color w:val="222222"/>
+                <w:sz w:val="18"/>
+              </w:rPr>
+              <w:t xml:space="preserve">      technologies: ["React", "JavaScript", "HTML5", "CSS3"],</w:t>
+            </w:r>
+            <w:r>
+              <w:rPr>
+                <w:rFonts w:ascii="Consolas" w:hAnsi="Consolas"/>
+                <w:color w:val="222222"/>
+                <w:sz w:val="18"/>
+              </w:rPr>
+              <w:br w:type="textWrapping"/>
+            </w:r>
+            <w:r>
+              <w:rPr>
+                <w:rFonts w:ascii="Consolas" w:hAnsi="Consolas"/>
+                <w:color w:val="222222"/>
+                <w:sz w:val="18"/>
+              </w:rPr>
+              <w:t xml:space="preserve">      repoLink: "https://github.com/24CS105-RUDRA"</w:t>
+            </w:r>
+            <w:r>
+              <w:rPr>
+                <w:rFonts w:ascii="Consolas" w:hAnsi="Consolas"/>
+                <w:color w:val="222222"/>
+                <w:sz w:val="18"/>
+              </w:rPr>
+              <w:br w:type="textWrapping"/>
+            </w:r>
+            <w:r>
+              <w:rPr>
+                <w:rFonts w:ascii="Consolas" w:hAnsi="Consolas"/>
+                <w:color w:val="222222"/>
+                <w:sz w:val="18"/>
+              </w:rPr>
+              <w:t xml:space="preserve">    },</w:t>
+            </w:r>
+            <w:r>
+              <w:rPr>
+                <w:rFonts w:ascii="Consolas" w:hAnsi="Consolas"/>
+                <w:color w:val="222222"/>
+                <w:sz w:val="18"/>
+              </w:rPr>
+              <w:br w:type="textWrapping"/>
+            </w:r>
+            <w:r>
+              <w:rPr>
+                <w:rFonts w:ascii="Consolas" w:hAnsi="Consolas"/>
+                <w:color w:val="222222"/>
+                <w:sz w:val="18"/>
+              </w:rPr>
+              <w:t xml:space="preserve">    {</w:t>
+            </w:r>
+            <w:r>
+              <w:rPr>
+                <w:rFonts w:ascii="Consolas" w:hAnsi="Consolas"/>
+                <w:color w:val="222222"/>
+                <w:sz w:val="18"/>
+              </w:rPr>
+              <w:br w:type="textWrapping"/>
+            </w:r>
+            <w:r>
+              <w:rPr>
+                <w:rFonts w:ascii="Consolas" w:hAnsi="Consolas"/>
+                <w:color w:val="222222"/>
+                <w:sz w:val="18"/>
+              </w:rPr>
+              <w:t xml:space="preserve">      id: 3,</w:t>
+            </w:r>
+            <w:r>
+              <w:rPr>
+                <w:rFonts w:ascii="Consolas" w:hAnsi="Consolas"/>
+                <w:color w:val="222222"/>
+                <w:sz w:val="18"/>
+              </w:rPr>
+              <w:br w:type="textWrapping"/>
+            </w:r>
+            <w:r>
+              <w:rPr>
+                <w:rFonts w:ascii="Consolas" w:hAnsi="Consolas"/>
+                <w:color w:val="222222"/>
+                <w:sz w:val="18"/>
+              </w:rPr>
+              <w:t xml:space="preserve">      name: "Campus Management Portal",</w:t>
+            </w:r>
+            <w:r>
+              <w:rPr>
+                <w:rFonts w:ascii="Consolas" w:hAnsi="Consolas"/>
+                <w:color w:val="222222"/>
+                <w:sz w:val="18"/>
+              </w:rPr>
+              <w:br w:type="textWrapping"/>
+            </w:r>
+            <w:r>
+              <w:rPr>
+                <w:rFonts w:ascii="Consolas" w:hAnsi="Consolas"/>
+                <w:color w:val="222222"/>
+                <w:sz w:val="18"/>
+              </w:rPr>
+              <w:t xml:space="preserve">      category: "FullStack",</w:t>
+            </w:r>
+            <w:r>
+              <w:rPr>
+                <w:rFonts w:ascii="Consolas" w:hAnsi="Consolas"/>
+                <w:color w:val="222222"/>
+                <w:sz w:val="18"/>
+              </w:rPr>
+              <w:br w:type="textWrapping"/>
+            </w:r>
+            <w:r>
+              <w:rPr>
+                <w:rFonts w:ascii="Consolas" w:hAnsi="Consolas"/>
+                <w:color w:val="222222"/>
+                <w:sz w:val="18"/>
+              </w:rPr>
+              <w:t xml:space="preserve">      description: "Web application managing student activities, schedules, and real-time interaction for college departments.",</w:t>
+            </w:r>
+            <w:r>
+              <w:rPr>
+                <w:rFonts w:ascii="Consolas" w:hAnsi="Consolas"/>
+                <w:color w:val="222222"/>
+                <w:sz w:val="18"/>
+              </w:rPr>
+              <w:br w:type="textWrapping"/>
+            </w:r>
+            <w:r>
+              <w:rPr>
+                <w:rFonts w:ascii="Consolas" w:hAnsi="Consolas"/>
+                <w:color w:val="222222"/>
+                <w:sz w:val="18"/>
+              </w:rPr>
+              <w:t xml:space="preserve">      technologies: ["Node.js", "Express", "React", "MongoDB"],</w:t>
+            </w:r>
+            <w:r>
+              <w:rPr>
+                <w:rFonts w:ascii="Consolas" w:hAnsi="Consolas"/>
+                <w:color w:val="222222"/>
+                <w:sz w:val="18"/>
+              </w:rPr>
+              <w:br w:type="textWrapping"/>
+            </w:r>
+            <w:r>
+              <w:rPr>
+                <w:rFonts w:ascii="Consolas" w:hAnsi="Consolas"/>
+                <w:color w:val="222222"/>
+                <w:sz w:val="18"/>
+              </w:rPr>
+              <w:t xml:space="preserve">      repoLink: "https://github.com/24CS105-RUDRA"</w:t>
+            </w:r>
+            <w:r>
+              <w:rPr>
+                <w:rFonts w:ascii="Consolas" w:hAnsi="Consolas"/>
+                <w:color w:val="222222"/>
+                <w:sz w:val="18"/>
+              </w:rPr>
+              <w:br w:type="textWrapping"/>
+            </w:r>
+            <w:r>
+              <w:rPr>
+                <w:rFonts w:ascii="Consolas" w:hAnsi="Consolas"/>
+                <w:color w:val="222222"/>
+                <w:sz w:val="18"/>
+              </w:rPr>
+              <w:t xml:space="preserve">    }</w:t>
+            </w:r>
+            <w:r>
+              <w:rPr>
+                <w:rFonts w:ascii="Consolas" w:hAnsi="Consolas"/>
+                <w:color w:val="222222"/>
+                <w:sz w:val="18"/>
+              </w:rPr>
+              <w:br w:type="textWrapping"/>
+            </w:r>
+            <w:r>
+              <w:rPr>
+                <w:rFonts w:ascii="Consolas" w:hAnsi="Consolas"/>
+                <w:color w:val="222222"/>
+                <w:sz w:val="18"/>
+              </w:rPr>
+              <w:t xml:space="preserve">  ];</w:t>
+            </w:r>
+            <w:r>
+              <w:rPr>
+                <w:rFonts w:ascii="Consolas" w:hAnsi="Consolas"/>
+                <w:color w:val="222222"/>
+                <w:sz w:val="18"/>
+              </w:rPr>
+              <w:br w:type="textWrapping"/>
+            </w:r>
+            <w:r>
+              <w:rPr>
+                <w:rFonts w:ascii="Consolas" w:hAnsi="Consolas"/>
+                <w:color w:val="222222"/>
+                <w:sz w:val="18"/>
+              </w:rPr>
+              <w:br w:type="textWrapping"/>
+            </w:r>
+            <w:r>
+              <w:rPr>
+                <w:rFonts w:ascii="Consolas" w:hAnsi="Consolas"/>
+                <w:color w:val="222222"/>
+                <w:sz w:val="18"/>
+              </w:rPr>
+              <w:t xml:space="preserve">  const filteredProjects = activeCategory === 'All' </w:t>
+            </w:r>
+            <w:r>
+              <w:rPr>
+                <w:rFonts w:ascii="Consolas" w:hAnsi="Consolas"/>
+                <w:color w:val="222222"/>
+                <w:sz w:val="18"/>
+              </w:rPr>
+              <w:br w:type="textWrapping"/>
+            </w:r>
+            <w:r>
+              <w:rPr>
+                <w:rFonts w:ascii="Consolas" w:hAnsi="Consolas"/>
+                <w:color w:val="222222"/>
+                <w:sz w:val="18"/>
+              </w:rPr>
+              <w:t xml:space="preserve">    ? projectList </w:t>
+            </w:r>
+            <w:r>
+              <w:rPr>
+                <w:rFonts w:ascii="Consolas" w:hAnsi="Consolas"/>
+                <w:color w:val="222222"/>
+                <w:sz w:val="18"/>
+              </w:rPr>
+              <w:br w:type="textWrapping"/>
+            </w:r>
+            <w:r>
+              <w:rPr>
+                <w:rFonts w:ascii="Consolas" w:hAnsi="Consolas"/>
+                <w:color w:val="222222"/>
+                <w:sz w:val="18"/>
+              </w:rPr>
+              <w:t xml:space="preserve">    : projectList.filter(p =&gt; p.category === activeCategory);</w:t>
+            </w:r>
+            <w:r>
+              <w:rPr>
+                <w:rFonts w:ascii="Consolas" w:hAnsi="Consolas"/>
+                <w:color w:val="222222"/>
+                <w:sz w:val="18"/>
+              </w:rPr>
+              <w:br w:type="textWrapping"/>
+            </w:r>
+            <w:r>
+              <w:rPr>
+                <w:rFonts w:ascii="Consolas" w:hAnsi="Consolas"/>
+                <w:color w:val="222222"/>
+                <w:sz w:val="18"/>
+              </w:rPr>
+              <w:br w:type="textWrapping"/>
+            </w:r>
+            <w:r>
+              <w:rPr>
+                <w:rFonts w:ascii="Consolas" w:hAnsi="Consolas"/>
+                <w:color w:val="222222"/>
+                <w:sz w:val="18"/>
+              </w:rPr>
+              <w:t xml:space="preserve">  return (</w:t>
+            </w:r>
+            <w:r>
+              <w:rPr>
+                <w:rFonts w:ascii="Consolas" w:hAnsi="Consolas"/>
+                <w:color w:val="222222"/>
+                <w:sz w:val="18"/>
+              </w:rPr>
+              <w:br w:type="textWrapping"/>
+            </w:r>
+            <w:r>
+              <w:rPr>
+                <w:rFonts w:ascii="Consolas" w:hAnsi="Consolas"/>
+                <w:color w:val="222222"/>
+                <w:sz w:val="18"/>
+              </w:rPr>
+              <w:t xml:space="preserve">    &lt;div className="page-content projects-page"&gt;</w:t>
+            </w:r>
+            <w:r>
+              <w:rPr>
+                <w:rFonts w:ascii="Consolas" w:hAnsi="Consolas"/>
+                <w:color w:val="222222"/>
+                <w:sz w:val="18"/>
+              </w:rPr>
+              <w:br w:type="textWrapping"/>
+            </w:r>
+            <w:r>
+              <w:rPr>
+                <w:rFonts w:ascii="Consolas" w:hAnsi="Consolas"/>
+                <w:color w:val="222222"/>
+                <w:sz w:val="18"/>
+              </w:rPr>
+              <w:t xml:space="preserve">      &lt;div className="section-header card"&gt;</w:t>
+            </w:r>
+            <w:r>
+              <w:rPr>
+                <w:rFonts w:ascii="Consolas" w:hAnsi="Consolas"/>
+                <w:color w:val="222222"/>
+                <w:sz w:val="18"/>
+              </w:rPr>
+              <w:br w:type="textWrapping"/>
+            </w:r>
+            <w:r>
+              <w:rPr>
+                <w:rFonts w:ascii="Consolas" w:hAnsi="Consolas"/>
+                <w:color w:val="222222"/>
+                <w:sz w:val="18"/>
+              </w:rPr>
+              <w:t xml:space="preserve">        &lt;h2&gt;My Projects&lt;/h2&gt;</w:t>
+            </w:r>
+            <w:r>
+              <w:rPr>
+                <w:rFonts w:ascii="Consolas" w:hAnsi="Consolas"/>
+                <w:color w:val="222222"/>
+                <w:sz w:val="18"/>
+              </w:rPr>
+              <w:br w:type="textWrapping"/>
+            </w:r>
+            <w:r>
+              <w:rPr>
+                <w:rFonts w:ascii="Consolas" w:hAnsi="Consolas"/>
+                <w:color w:val="222222"/>
+                <w:sz w:val="18"/>
+              </w:rPr>
+              <w:t xml:space="preserve">        &lt;p&gt;Explore practical projects built demonstrating component-based architecture and state management.&lt;/p&gt;</w:t>
+            </w:r>
+            <w:r>
+              <w:rPr>
+                <w:rFonts w:ascii="Consolas" w:hAnsi="Consolas"/>
+                <w:color w:val="222222"/>
+                <w:sz w:val="18"/>
+              </w:rPr>
+              <w:br w:type="textWrapping"/>
+            </w:r>
+            <w:r>
+              <w:rPr>
+                <w:rFonts w:ascii="Consolas" w:hAnsi="Consolas"/>
+                <w:color w:val="222222"/>
+                <w:sz w:val="18"/>
+              </w:rPr>
+              <w:t xml:space="preserve">        </w:t>
+            </w:r>
+            <w:r>
+              <w:rPr>
+                <w:rFonts w:ascii="Consolas" w:hAnsi="Consolas"/>
+                <w:color w:val="222222"/>
+                <w:sz w:val="18"/>
+              </w:rPr>
+              <w:br w:type="textWrapping"/>
+            </w:r>
+            <w:r>
+              <w:rPr>
+                <w:rFonts w:ascii="Consolas" w:hAnsi="Consolas"/>
+                <w:color w:val="222222"/>
+                <w:sz w:val="18"/>
+              </w:rPr>
+              <w:t xml:space="preserve">        &lt;div className="category-filters"&gt;</w:t>
+            </w:r>
+            <w:r>
+              <w:rPr>
+                <w:rFonts w:ascii="Consolas" w:hAnsi="Consolas"/>
+                <w:color w:val="222222"/>
+                <w:sz w:val="18"/>
+              </w:rPr>
+              <w:br w:type="textWrapping"/>
+            </w:r>
+            <w:r>
+              <w:rPr>
+                <w:rFonts w:ascii="Consolas" w:hAnsi="Consolas"/>
+                <w:color w:val="222222"/>
+                <w:sz w:val="18"/>
+              </w:rPr>
+              <w:t xml:space="preserve">          {['All', 'React', 'Frontend', 'FullStack'].map((cat) =&gt; (</w:t>
+            </w:r>
+            <w:r>
+              <w:rPr>
+                <w:rFonts w:ascii="Consolas" w:hAnsi="Consolas"/>
+                <w:color w:val="222222"/>
+                <w:sz w:val="18"/>
+              </w:rPr>
+              <w:br w:type="textWrapping"/>
+            </w:r>
+            <w:r>
+              <w:rPr>
+                <w:rFonts w:ascii="Consolas" w:hAnsi="Consolas"/>
+                <w:color w:val="222222"/>
+                <w:sz w:val="18"/>
+              </w:rPr>
+              <w:t xml:space="preserve">            &lt;button</w:t>
+            </w:r>
+            <w:r>
+              <w:rPr>
+                <w:rFonts w:ascii="Consolas" w:hAnsi="Consolas"/>
+                <w:color w:val="222222"/>
+                <w:sz w:val="18"/>
+              </w:rPr>
+              <w:br w:type="textWrapping"/>
+            </w:r>
+            <w:r>
+              <w:rPr>
+                <w:rFonts w:ascii="Consolas" w:hAnsi="Consolas"/>
+                <w:color w:val="222222"/>
+                <w:sz w:val="18"/>
+              </w:rPr>
+              <w:t xml:space="preserve">              key={cat}</w:t>
+            </w:r>
+            <w:r>
+              <w:rPr>
+                <w:rFonts w:ascii="Consolas" w:hAnsi="Consolas"/>
+                <w:color w:val="222222"/>
+                <w:sz w:val="18"/>
+              </w:rPr>
+              <w:br w:type="textWrapping"/>
+            </w:r>
+            <w:r>
+              <w:rPr>
+                <w:rFonts w:ascii="Consolas" w:hAnsi="Consolas"/>
+                <w:color w:val="222222"/>
+                <w:sz w:val="18"/>
+              </w:rPr>
+              <w:t xml:space="preserve">              type="button"</w:t>
+            </w:r>
+            <w:r>
+              <w:rPr>
+                <w:rFonts w:ascii="Consolas" w:hAnsi="Consolas"/>
+                <w:color w:val="222222"/>
+                <w:sz w:val="18"/>
+              </w:rPr>
+              <w:br w:type="textWrapping"/>
+            </w:r>
+            <w:r>
+              <w:rPr>
+                <w:rFonts w:ascii="Consolas" w:hAnsi="Consolas"/>
+                <w:color w:val="222222"/>
+                <w:sz w:val="18"/>
+              </w:rPr>
+              <w:t xml:space="preserve">              className={`filter-btn ${activeCategory === cat ? 'active' : ''}`}</w:t>
+            </w:r>
+            <w:r>
+              <w:rPr>
+                <w:rFonts w:ascii="Consolas" w:hAnsi="Consolas"/>
+                <w:color w:val="222222"/>
+                <w:sz w:val="18"/>
+              </w:rPr>
+              <w:br w:type="textWrapping"/>
+            </w:r>
+            <w:r>
+              <w:rPr>
+                <w:rFonts w:ascii="Consolas" w:hAnsi="Consolas"/>
+                <w:color w:val="222222"/>
+                <w:sz w:val="18"/>
+              </w:rPr>
+              <w:t xml:space="preserve">              onClick={() =&gt; setActiveCategory(cat)}</w:t>
+            </w:r>
+            <w:r>
+              <w:rPr>
+                <w:rFonts w:ascii="Consolas" w:hAnsi="Consolas"/>
+                <w:color w:val="222222"/>
+                <w:sz w:val="18"/>
+              </w:rPr>
+              <w:br w:type="textWrapping"/>
+            </w:r>
+            <w:r>
+              <w:rPr>
+                <w:rFonts w:ascii="Consolas" w:hAnsi="Consolas"/>
+                <w:color w:val="222222"/>
+                <w:sz w:val="18"/>
+              </w:rPr>
+              <w:t xml:space="preserve">            &gt;</w:t>
+            </w:r>
+            <w:r>
+              <w:rPr>
+                <w:rFonts w:ascii="Consolas" w:hAnsi="Consolas"/>
+                <w:color w:val="222222"/>
+                <w:sz w:val="18"/>
+              </w:rPr>
+              <w:br w:type="textWrapping"/>
+            </w:r>
+            <w:r>
+              <w:rPr>
+                <w:rFonts w:ascii="Consolas" w:hAnsi="Consolas"/>
+                <w:color w:val="222222"/>
+                <w:sz w:val="18"/>
+              </w:rPr>
+              <w:t xml:space="preserve">              {cat}</w:t>
+            </w:r>
+            <w:r>
+              <w:rPr>
+                <w:rFonts w:ascii="Consolas" w:hAnsi="Consolas"/>
+                <w:color w:val="222222"/>
+                <w:sz w:val="18"/>
+              </w:rPr>
+              <w:br w:type="textWrapping"/>
+            </w:r>
+            <w:r>
+              <w:rPr>
+                <w:rFonts w:ascii="Consolas" w:hAnsi="Consolas"/>
+                <w:color w:val="222222"/>
+                <w:sz w:val="18"/>
+              </w:rPr>
+              <w:t xml:space="preserve">            &lt;/button&gt;</w:t>
+            </w:r>
+            <w:r>
+              <w:rPr>
+                <w:rFonts w:ascii="Consolas" w:hAnsi="Consolas"/>
+                <w:color w:val="222222"/>
+                <w:sz w:val="18"/>
+              </w:rPr>
+              <w:br w:type="textWrapping"/>
+            </w:r>
+            <w:r>
+              <w:rPr>
+                <w:rFonts w:ascii="Consolas" w:hAnsi="Consolas"/>
+                <w:color w:val="222222"/>
+                <w:sz w:val="18"/>
+              </w:rPr>
+              <w:t xml:space="preserve">          ))}</w:t>
+            </w:r>
+            <w:r>
+              <w:rPr>
+                <w:rFonts w:ascii="Consolas" w:hAnsi="Consolas"/>
+                <w:color w:val="222222"/>
+                <w:sz w:val="18"/>
+              </w:rPr>
+              <w:br w:type="textWrapping"/>
+            </w:r>
+            <w:r>
+              <w:rPr>
+                <w:rFonts w:ascii="Consolas" w:hAnsi="Consolas"/>
+                <w:color w:val="222222"/>
+                <w:sz w:val="18"/>
+              </w:rPr>
+              <w:t xml:space="preserve">        &lt;/div&gt;</w:t>
+            </w:r>
+            <w:r>
+              <w:rPr>
+                <w:rFonts w:ascii="Consolas" w:hAnsi="Consolas"/>
+                <w:color w:val="222222"/>
+                <w:sz w:val="18"/>
+              </w:rPr>
+              <w:br w:type="textWrapping"/>
+            </w:r>
+            <w:r>
+              <w:rPr>
+                <w:rFonts w:ascii="Consolas" w:hAnsi="Consolas"/>
+                <w:color w:val="222222"/>
+                <w:sz w:val="18"/>
+              </w:rPr>
+              <w:t xml:space="preserve">      &lt;/div&gt;</w:t>
+            </w:r>
+            <w:r>
+              <w:rPr>
+                <w:rFonts w:ascii="Consolas" w:hAnsi="Consolas"/>
+                <w:color w:val="222222"/>
+                <w:sz w:val="18"/>
+              </w:rPr>
+              <w:br w:type="textWrapping"/>
+            </w:r>
+            <w:r>
+              <w:rPr>
+                <w:rFonts w:ascii="Consolas" w:hAnsi="Consolas"/>
+                <w:color w:val="222222"/>
+                <w:sz w:val="18"/>
+              </w:rPr>
+              <w:br w:type="textWrapping"/>
+            </w:r>
+            <w:r>
+              <w:rPr>
+                <w:rFonts w:ascii="Consolas" w:hAnsi="Consolas"/>
+                <w:color w:val="222222"/>
+                <w:sz w:val="18"/>
+              </w:rPr>
+              <w:t xml:space="preserve">      &lt;div className="projects-grid"&gt;</w:t>
+            </w:r>
+            <w:r>
+              <w:rPr>
+                <w:rFonts w:ascii="Consolas" w:hAnsi="Consolas"/>
+                <w:color w:val="222222"/>
+                <w:sz w:val="18"/>
+              </w:rPr>
+              <w:br w:type="textWrapping"/>
+            </w:r>
+            <w:r>
+              <w:rPr>
+                <w:rFonts w:ascii="Consolas" w:hAnsi="Consolas"/>
+                <w:color w:val="222222"/>
+                <w:sz w:val="18"/>
+              </w:rPr>
+              <w:t xml:space="preserve">        {filteredProjects.map((item) =&gt; (</w:t>
+            </w:r>
+            <w:r>
+              <w:rPr>
+                <w:rFonts w:ascii="Consolas" w:hAnsi="Consolas"/>
+                <w:color w:val="222222"/>
+                <w:sz w:val="18"/>
+              </w:rPr>
+              <w:br w:type="textWrapping"/>
+            </w:r>
+            <w:r>
+              <w:rPr>
+                <w:rFonts w:ascii="Consolas" w:hAnsi="Consolas"/>
+                <w:color w:val="222222"/>
+                <w:sz w:val="18"/>
+              </w:rPr>
+              <w:t xml:space="preserve">          &lt;div key={item.id} className="project-card card"&gt;</w:t>
+            </w:r>
+            <w:r>
+              <w:rPr>
+                <w:rFonts w:ascii="Consolas" w:hAnsi="Consolas"/>
+                <w:color w:val="222222"/>
+                <w:sz w:val="18"/>
+              </w:rPr>
+              <w:br w:type="textWrapping"/>
+            </w:r>
+            <w:r>
+              <w:rPr>
+                <w:rFonts w:ascii="Consolas" w:hAnsi="Consolas"/>
+                <w:color w:val="222222"/>
+                <w:sz w:val="18"/>
+              </w:rPr>
+              <w:t xml:space="preserve">            &lt;div className="project-category-badge"&gt;{item.category}&lt;/div&gt;</w:t>
+            </w:r>
+            <w:r>
+              <w:rPr>
+                <w:rFonts w:ascii="Consolas" w:hAnsi="Consolas"/>
+                <w:color w:val="222222"/>
+                <w:sz w:val="18"/>
+              </w:rPr>
+              <w:br w:type="textWrapping"/>
+            </w:r>
+            <w:r>
+              <w:rPr>
+                <w:rFonts w:ascii="Consolas" w:hAnsi="Consolas"/>
+                <w:color w:val="222222"/>
+                <w:sz w:val="18"/>
+              </w:rPr>
+              <w:t xml:space="preserve">            &lt;h3&gt;{item.name}&lt;/h3&gt;</w:t>
+            </w:r>
+            <w:r>
+              <w:rPr>
+                <w:rFonts w:ascii="Consolas" w:hAnsi="Consolas"/>
+                <w:color w:val="222222"/>
+                <w:sz w:val="18"/>
+              </w:rPr>
+              <w:br w:type="textWrapping"/>
+            </w:r>
+            <w:r>
+              <w:rPr>
+                <w:rFonts w:ascii="Consolas" w:hAnsi="Consolas"/>
+                <w:color w:val="222222"/>
+                <w:sz w:val="18"/>
+              </w:rPr>
+              <w:t xml:space="preserve">            &lt;p className="project-desc"&gt;{item.description}&lt;/p&gt;</w:t>
+            </w:r>
+            <w:r>
+              <w:rPr>
+                <w:rFonts w:ascii="Consolas" w:hAnsi="Consolas"/>
+                <w:color w:val="222222"/>
+                <w:sz w:val="18"/>
+              </w:rPr>
+              <w:br w:type="textWrapping"/>
+            </w:r>
+            <w:r>
+              <w:rPr>
+                <w:rFonts w:ascii="Consolas" w:hAnsi="Consolas"/>
+                <w:color w:val="222222"/>
+                <w:sz w:val="18"/>
+              </w:rPr>
+              <w:t xml:space="preserve">            &lt;div className="tech-stack"&gt;</w:t>
+            </w:r>
+            <w:r>
+              <w:rPr>
+                <w:rFonts w:ascii="Consolas" w:hAnsi="Consolas"/>
+                <w:color w:val="222222"/>
+                <w:sz w:val="18"/>
+              </w:rPr>
+              <w:br w:type="textWrapping"/>
+            </w:r>
+            <w:r>
+              <w:rPr>
+                <w:rFonts w:ascii="Consolas" w:hAnsi="Consolas"/>
+                <w:color w:val="222222"/>
+                <w:sz w:val="18"/>
+              </w:rPr>
+              <w:t xml:space="preserve">              {item.technologies.map((t, idx) =&gt; (</w:t>
+            </w:r>
+            <w:r>
+              <w:rPr>
+                <w:rFonts w:ascii="Consolas" w:hAnsi="Consolas"/>
+                <w:color w:val="222222"/>
+                <w:sz w:val="18"/>
+              </w:rPr>
+              <w:br w:type="textWrapping"/>
+            </w:r>
+            <w:r>
+              <w:rPr>
+                <w:rFonts w:ascii="Consolas" w:hAnsi="Consolas"/>
+                <w:color w:val="222222"/>
+                <w:sz w:val="18"/>
+              </w:rPr>
+              <w:t xml:space="preserve">                &lt;span key={idx} className="tech-badge"&gt;{t}&lt;/span&gt;</w:t>
+            </w:r>
+            <w:r>
+              <w:rPr>
+                <w:rFonts w:ascii="Consolas" w:hAnsi="Consolas"/>
+                <w:color w:val="222222"/>
+                <w:sz w:val="18"/>
+              </w:rPr>
+              <w:br w:type="textWrapping"/>
+            </w:r>
+            <w:r>
+              <w:rPr>
+                <w:rFonts w:ascii="Consolas" w:hAnsi="Consolas"/>
+                <w:color w:val="222222"/>
+                <w:sz w:val="18"/>
+              </w:rPr>
+              <w:t xml:space="preserve">              ))}</w:t>
+            </w:r>
+            <w:r>
+              <w:rPr>
+                <w:rFonts w:ascii="Consolas" w:hAnsi="Consolas"/>
+                <w:color w:val="222222"/>
+                <w:sz w:val="18"/>
+              </w:rPr>
+              <w:br w:type="textWrapping"/>
+            </w:r>
+            <w:r>
+              <w:rPr>
+                <w:rFonts w:ascii="Consolas" w:hAnsi="Consolas"/>
+                <w:color w:val="222222"/>
+                <w:sz w:val="18"/>
+              </w:rPr>
+              <w:t xml:space="preserve">            &lt;/div&gt;</w:t>
+            </w:r>
+            <w:r>
+              <w:rPr>
+                <w:rFonts w:ascii="Consolas" w:hAnsi="Consolas"/>
+                <w:color w:val="222222"/>
+                <w:sz w:val="18"/>
+              </w:rPr>
+              <w:br w:type="textWrapping"/>
+            </w:r>
+            <w:r>
+              <w:rPr>
+                <w:rFonts w:ascii="Consolas" w:hAnsi="Consolas"/>
+                <w:color w:val="222222"/>
+                <w:sz w:val="18"/>
+              </w:rPr>
+              <w:t xml:space="preserve">            &lt;a </w:t>
+            </w:r>
+            <w:r>
+              <w:rPr>
+                <w:rFonts w:ascii="Consolas" w:hAnsi="Consolas"/>
+                <w:color w:val="222222"/>
+                <w:sz w:val="18"/>
+              </w:rPr>
+              <w:br w:type="textWrapping"/>
+            </w:r>
+            <w:r>
+              <w:rPr>
+                <w:rFonts w:ascii="Consolas" w:hAnsi="Consolas"/>
+                <w:color w:val="222222"/>
+                <w:sz w:val="18"/>
+              </w:rPr>
+              <w:t xml:space="preserve">              href={item.repoLink} </w:t>
+            </w:r>
+            <w:r>
+              <w:rPr>
+                <w:rFonts w:ascii="Consolas" w:hAnsi="Consolas"/>
+                <w:color w:val="222222"/>
+                <w:sz w:val="18"/>
+              </w:rPr>
+              <w:br w:type="textWrapping"/>
+            </w:r>
+            <w:r>
+              <w:rPr>
+                <w:rFonts w:ascii="Consolas" w:hAnsi="Consolas"/>
+                <w:color w:val="222222"/>
+                <w:sz w:val="18"/>
+              </w:rPr>
+              <w:t xml:space="preserve">              target="_blank" </w:t>
+            </w:r>
+            <w:r>
+              <w:rPr>
+                <w:rFonts w:ascii="Consolas" w:hAnsi="Consolas"/>
+                <w:color w:val="222222"/>
+                <w:sz w:val="18"/>
+              </w:rPr>
+              <w:br w:type="textWrapping"/>
+            </w:r>
+            <w:r>
+              <w:rPr>
+                <w:rFonts w:ascii="Consolas" w:hAnsi="Consolas"/>
+                <w:color w:val="222222"/>
+                <w:sz w:val="18"/>
+              </w:rPr>
+              <w:t xml:space="preserve">              rel="noreferrer" </w:t>
+            </w:r>
+            <w:r>
+              <w:rPr>
+                <w:rFonts w:ascii="Consolas" w:hAnsi="Consolas"/>
+                <w:color w:val="222222"/>
+                <w:sz w:val="18"/>
+              </w:rPr>
+              <w:br w:type="textWrapping"/>
+            </w:r>
+            <w:r>
+              <w:rPr>
+                <w:rFonts w:ascii="Consolas" w:hAnsi="Consolas"/>
+                <w:color w:val="222222"/>
+                <w:sz w:val="18"/>
+              </w:rPr>
+              <w:t xml:space="preserve">              className="repo-btn"</w:t>
+            </w:r>
+            <w:r>
+              <w:rPr>
+                <w:rFonts w:ascii="Consolas" w:hAnsi="Consolas"/>
+                <w:color w:val="222222"/>
+                <w:sz w:val="18"/>
+              </w:rPr>
+              <w:br w:type="textWrapping"/>
+            </w:r>
+            <w:r>
+              <w:rPr>
+                <w:rFonts w:ascii="Consolas" w:hAnsi="Consolas"/>
+                <w:color w:val="222222"/>
+                <w:sz w:val="18"/>
+              </w:rPr>
+              <w:t xml:space="preserve">            &gt;</w:t>
+            </w:r>
+            <w:r>
+              <w:rPr>
+                <w:rFonts w:ascii="Consolas" w:hAnsi="Consolas"/>
+                <w:color w:val="222222"/>
+                <w:sz w:val="18"/>
+              </w:rPr>
+              <w:br w:type="textWrapping"/>
+            </w:r>
+            <w:r>
+              <w:rPr>
+                <w:rFonts w:ascii="Consolas" w:hAnsi="Consolas"/>
+                <w:color w:val="222222"/>
+                <w:sz w:val="18"/>
+              </w:rPr>
+              <w:t xml:space="preserve">              GitHub Repository &amp;rarr;</w:t>
+            </w:r>
+            <w:r>
+              <w:rPr>
+                <w:rFonts w:ascii="Consolas" w:hAnsi="Consolas"/>
+                <w:color w:val="222222"/>
+                <w:sz w:val="18"/>
+              </w:rPr>
+              <w:br w:type="textWrapping"/>
+            </w:r>
+            <w:r>
+              <w:rPr>
+                <w:rFonts w:ascii="Consolas" w:hAnsi="Consolas"/>
+                <w:color w:val="222222"/>
+                <w:sz w:val="18"/>
+              </w:rPr>
+              <w:t xml:space="preserve">            &lt;/a&gt;</w:t>
+            </w:r>
+            <w:r>
+              <w:rPr>
+                <w:rFonts w:ascii="Consolas" w:hAnsi="Consolas"/>
+                <w:color w:val="222222"/>
+                <w:sz w:val="18"/>
+              </w:rPr>
+              <w:br w:type="textWrapping"/>
+            </w:r>
+            <w:r>
+              <w:rPr>
+                <w:rFonts w:ascii="Consolas" w:hAnsi="Consolas"/>
+                <w:color w:val="222222"/>
+                <w:sz w:val="18"/>
+              </w:rPr>
+              <w:t xml:space="preserve">          &lt;/div&gt;</w:t>
+            </w:r>
+            <w:r>
+              <w:rPr>
+                <w:rFonts w:ascii="Consolas" w:hAnsi="Consolas"/>
+                <w:color w:val="222222"/>
+                <w:sz w:val="18"/>
+              </w:rPr>
+              <w:br w:type="textWrapping"/>
+            </w:r>
+            <w:r>
+              <w:rPr>
+                <w:rFonts w:ascii="Consolas" w:hAnsi="Consolas"/>
+                <w:color w:val="222222"/>
+                <w:sz w:val="18"/>
+              </w:rPr>
+              <w:t xml:space="preserve">        ))}</w:t>
+            </w:r>
+            <w:r>
+              <w:rPr>
+                <w:rFonts w:ascii="Consolas" w:hAnsi="Consolas"/>
+                <w:color w:val="222222"/>
+                <w:sz w:val="18"/>
+              </w:rPr>
+              <w:br w:type="textWrapping"/>
+            </w:r>
+            <w:r>
+              <w:rPr>
+                <w:rFonts w:ascii="Consolas" w:hAnsi="Consolas"/>
+                <w:color w:val="222222"/>
+                <w:sz w:val="18"/>
+              </w:rPr>
+              <w:t xml:space="preserve">      &lt;/div&gt;</w:t>
+            </w:r>
+            <w:r>
+              <w:rPr>
+                <w:rFonts w:ascii="Consolas" w:hAnsi="Consolas"/>
+                <w:color w:val="222222"/>
+                <w:sz w:val="18"/>
+              </w:rPr>
+              <w:br w:type="textWrapping"/>
+            </w:r>
+            <w:r>
+              <w:rPr>
+                <w:rFonts w:ascii="Consolas" w:hAnsi="Consolas"/>
+                <w:color w:val="222222"/>
+                <w:sz w:val="18"/>
+              </w:rPr>
+              <w:t xml:space="preserve">    &lt;/div&gt;</w:t>
+            </w:r>
+            <w:r>
+              <w:rPr>
+                <w:rFonts w:ascii="Consolas" w:hAnsi="Consolas"/>
+                <w:color w:val="222222"/>
+                <w:sz w:val="18"/>
+              </w:rPr>
+              <w:br w:type="textWrapping"/>
+            </w:r>
+            <w:r>
+              <w:rPr>
+                <w:rFonts w:ascii="Consolas" w:hAnsi="Consolas"/>
+                <w:color w:val="222222"/>
+                <w:sz w:val="18"/>
+              </w:rPr>
+              <w:t xml:space="preserve">  );</w:t>
+            </w:r>
+            <w:r>
+              <w:rPr>
+                <w:rFonts w:ascii="Consolas" w:hAnsi="Consolas"/>
+                <w:color w:val="222222"/>
+                <w:sz w:val="18"/>
+              </w:rPr>
+              <w:br w:type="textWrapping"/>
+            </w:r>
+            <w:r>
+              <w:rPr>
+                <w:rFonts w:ascii="Consolas" w:hAnsi="Consolas"/>
+                <w:color w:val="222222"/>
+                <w:sz w:val="18"/>
+              </w:rPr>
+              <w:t>}</w:t>
+            </w:r>
+            <w:r>
+              <w:rPr>
+                <w:rFonts w:ascii="Consolas" w:hAnsi="Consolas"/>
+                <w:color w:val="222222"/>
+                <w:sz w:val="18"/>
+              </w:rPr>
+              <w:br w:type="textWrapping"/>
+            </w:r>
+            <w:r>
+              <w:rPr>
+                <w:rFonts w:ascii="Consolas" w:hAnsi="Consolas"/>
+                <w:color w:val="222222"/>
+                <w:sz w:val="18"/>
+              </w:rPr>
+              <w:br w:type="textWrapping"/>
+            </w:r>
+            <w:r>
+              <w:rPr>
+                <w:rFonts w:ascii="Consolas" w:hAnsi="Consolas"/>
+                <w:color w:val="222222"/>
+                <w:sz w:val="18"/>
+              </w:rPr>
+              <w:t>export default Projects;</w:t>
+            </w:r>
+            <w:r>
+              <w:rPr>
+                <w:rFonts w:ascii="Consolas" w:hAnsi="Consolas"/>
+                <w:color w:val="222222"/>
+                <w:sz w:val="18"/>
+              </w:rPr>
+              <w:br w:type="textWrapping"/>
+            </w:r>
+          </w:p>
+          <w:p>
+            <w:r>
+              <w:rPr>
+                <w:rFonts w:ascii="Consolas" w:hAnsi="Consolas"/>
+                <w:b/>
+                <w:color w:val="003366"/>
+                <w:sz w:val="20"/>
+              </w:rPr>
+              <w:br w:type="textWrapping"/>
+            </w:r>
+            <w:r>
+              <w:rPr>
+                <w:rFonts w:ascii="Consolas" w:hAnsi="Consolas"/>
+                <w:b/>
+                <w:color w:val="003366"/>
+                <w:sz w:val="20"/>
+              </w:rPr>
+              <w:t>// File: src/components/Contact.jsx</w:t>
+            </w:r>
+          </w:p>
+          <w:p>
+            <w:r>
+              <w:rPr>
+                <w:rFonts w:ascii="Consolas" w:hAnsi="Consolas"/>
+                <w:color w:val="222222"/>
+                <w:sz w:val="18"/>
+              </w:rPr>
+              <w:t>import { useState } from 'react';</w:t>
+            </w:r>
+            <w:r>
+              <w:rPr>
+                <w:rFonts w:ascii="Consolas" w:hAnsi="Consolas"/>
+                <w:color w:val="222222"/>
+                <w:sz w:val="18"/>
+              </w:rPr>
+              <w:br w:type="textWrapping"/>
+            </w:r>
+            <w:r>
+              <w:rPr>
+                <w:rFonts w:ascii="Consolas" w:hAnsi="Consolas"/>
+                <w:color w:val="222222"/>
+                <w:sz w:val="18"/>
+              </w:rPr>
+              <w:br w:type="textWrapping"/>
+            </w:r>
+            <w:r>
+              <w:rPr>
+                <w:rFonts w:ascii="Consolas" w:hAnsi="Consolas"/>
+                <w:color w:val="222222"/>
+                <w:sz w:val="18"/>
+              </w:rPr>
+              <w:t>function Contact() {</w:t>
+            </w:r>
+            <w:r>
+              <w:rPr>
+                <w:rFonts w:ascii="Consolas" w:hAnsi="Consolas"/>
+                <w:color w:val="222222"/>
+                <w:sz w:val="18"/>
+              </w:rPr>
+              <w:br w:type="textWrapping"/>
+            </w:r>
+            <w:r>
+              <w:rPr>
+                <w:rFonts w:ascii="Consolas" w:hAnsi="Consolas"/>
+                <w:color w:val="222222"/>
+                <w:sz w:val="18"/>
+              </w:rPr>
+              <w:t xml:space="preserve">  // useState #1: Controlled input for capturing and displaying user message in real time</w:t>
+            </w:r>
+            <w:r>
+              <w:rPr>
+                <w:rFonts w:ascii="Consolas" w:hAnsi="Consolas"/>
+                <w:color w:val="222222"/>
+                <w:sz w:val="18"/>
+              </w:rPr>
+              <w:br w:type="textWrapping"/>
+            </w:r>
+            <w:r>
+              <w:rPr>
+                <w:rFonts w:ascii="Consolas" w:hAnsi="Consolas"/>
+                <w:color w:val="222222"/>
+                <w:sz w:val="18"/>
+              </w:rPr>
+              <w:t xml:space="preserve">  const [message, setMessage] = useState('');</w:t>
+            </w:r>
+            <w:r>
+              <w:rPr>
+                <w:rFonts w:ascii="Consolas" w:hAnsi="Consolas"/>
+                <w:color w:val="222222"/>
+                <w:sz w:val="18"/>
+              </w:rPr>
+              <w:br w:type="textWrapping"/>
+            </w:r>
+            <w:r>
+              <w:rPr>
+                <w:rFonts w:ascii="Consolas" w:hAnsi="Consolas"/>
+                <w:color w:val="222222"/>
+                <w:sz w:val="18"/>
+              </w:rPr>
+              <w:t xml:space="preserve">  </w:t>
+            </w:r>
+            <w:r>
+              <w:rPr>
+                <w:rFonts w:ascii="Consolas" w:hAnsi="Consolas"/>
+                <w:color w:val="222222"/>
+                <w:sz w:val="18"/>
+              </w:rPr>
+              <w:br w:type="textWrapping"/>
+            </w:r>
+            <w:r>
+              <w:rPr>
+                <w:rFonts w:ascii="Consolas" w:hAnsi="Consolas"/>
+                <w:color w:val="222222"/>
+                <w:sz w:val="18"/>
+              </w:rPr>
+              <w:t xml:space="preserve">  // useState #2: Toggle visibility of an element (help / guide box)</w:t>
+            </w:r>
+            <w:r>
+              <w:rPr>
+                <w:rFonts w:ascii="Consolas" w:hAnsi="Consolas"/>
+                <w:color w:val="222222"/>
+                <w:sz w:val="18"/>
+              </w:rPr>
+              <w:br w:type="textWrapping"/>
+            </w:r>
+            <w:r>
+              <w:rPr>
+                <w:rFonts w:ascii="Consolas" w:hAnsi="Consolas"/>
+                <w:color w:val="222222"/>
+                <w:sz w:val="18"/>
+              </w:rPr>
+              <w:t xml:space="preserve">  const [showHelp, setShowHelp] = useState(false);</w:t>
+            </w:r>
+            <w:r>
+              <w:rPr>
+                <w:rFonts w:ascii="Consolas" w:hAnsi="Consolas"/>
+                <w:color w:val="222222"/>
+                <w:sz w:val="18"/>
+              </w:rPr>
+              <w:br w:type="textWrapping"/>
+            </w:r>
+            <w:r>
+              <w:rPr>
+                <w:rFonts w:ascii="Consolas" w:hAnsi="Consolas"/>
+                <w:color w:val="222222"/>
+                <w:sz w:val="18"/>
+              </w:rPr>
+              <w:br w:type="textWrapping"/>
+            </w:r>
+            <w:r>
+              <w:rPr>
+                <w:rFonts w:ascii="Consolas" w:hAnsi="Consolas"/>
+                <w:color w:val="222222"/>
+                <w:sz w:val="18"/>
+              </w:rPr>
+              <w:t xml:space="preserve">  // Additional state for submitted feedback confirmation</w:t>
+            </w:r>
+            <w:r>
+              <w:rPr>
+                <w:rFonts w:ascii="Consolas" w:hAnsi="Consolas"/>
+                <w:color w:val="222222"/>
+                <w:sz w:val="18"/>
+              </w:rPr>
+              <w:br w:type="textWrapping"/>
+            </w:r>
+            <w:r>
+              <w:rPr>
+                <w:rFonts w:ascii="Consolas" w:hAnsi="Consolas"/>
+                <w:color w:val="222222"/>
+                <w:sz w:val="18"/>
+              </w:rPr>
+              <w:t xml:space="preserve">  const [submittedMessage, setSubmittedMessage] = useState('');</w:t>
+            </w:r>
+            <w:r>
+              <w:rPr>
+                <w:rFonts w:ascii="Consolas" w:hAnsi="Consolas"/>
+                <w:color w:val="222222"/>
+                <w:sz w:val="18"/>
+              </w:rPr>
+              <w:br w:type="textWrapping"/>
+            </w:r>
+            <w:r>
+              <w:rPr>
+                <w:rFonts w:ascii="Consolas" w:hAnsi="Consolas"/>
+                <w:color w:val="222222"/>
+                <w:sz w:val="18"/>
+              </w:rPr>
+              <w:br w:type="textWrapping"/>
+            </w:r>
+            <w:r>
+              <w:rPr>
+                <w:rFonts w:ascii="Consolas" w:hAnsi="Consolas"/>
+                <w:color w:val="222222"/>
+                <w:sz w:val="18"/>
+              </w:rPr>
+              <w:t xml:space="preserve">  const handleSubmit = (e) =&gt; {</w:t>
+            </w:r>
+            <w:r>
+              <w:rPr>
+                <w:rFonts w:ascii="Consolas" w:hAnsi="Consolas"/>
+                <w:color w:val="222222"/>
+                <w:sz w:val="18"/>
+              </w:rPr>
+              <w:br w:type="textWrapping"/>
+            </w:r>
+            <w:r>
+              <w:rPr>
+                <w:rFonts w:ascii="Consolas" w:hAnsi="Consolas"/>
+                <w:color w:val="222222"/>
+                <w:sz w:val="18"/>
+              </w:rPr>
+              <w:t xml:space="preserve">    e.preventDefault();</w:t>
+            </w:r>
+            <w:r>
+              <w:rPr>
+                <w:rFonts w:ascii="Consolas" w:hAnsi="Consolas"/>
+                <w:color w:val="222222"/>
+                <w:sz w:val="18"/>
+              </w:rPr>
+              <w:br w:type="textWrapping"/>
+            </w:r>
+            <w:r>
+              <w:rPr>
+                <w:rFonts w:ascii="Consolas" w:hAnsi="Consolas"/>
+                <w:color w:val="222222"/>
+                <w:sz w:val="18"/>
+              </w:rPr>
+              <w:t xml:space="preserve">    if (message.trim()) {</w:t>
+            </w:r>
+            <w:r>
+              <w:rPr>
+                <w:rFonts w:ascii="Consolas" w:hAnsi="Consolas"/>
+                <w:color w:val="222222"/>
+                <w:sz w:val="18"/>
+              </w:rPr>
+              <w:br w:type="textWrapping"/>
+            </w:r>
+            <w:r>
+              <w:rPr>
+                <w:rFonts w:ascii="Consolas" w:hAnsi="Consolas"/>
+                <w:color w:val="222222"/>
+                <w:sz w:val="18"/>
+              </w:rPr>
+              <w:t xml:space="preserve">      setSubmittedMessage(message);</w:t>
+            </w:r>
+            <w:r>
+              <w:rPr>
+                <w:rFonts w:ascii="Consolas" w:hAnsi="Consolas"/>
+                <w:color w:val="222222"/>
+                <w:sz w:val="18"/>
+              </w:rPr>
+              <w:br w:type="textWrapping"/>
+            </w:r>
+            <w:r>
+              <w:rPr>
+                <w:rFonts w:ascii="Consolas" w:hAnsi="Consolas"/>
+                <w:color w:val="222222"/>
+                <w:sz w:val="18"/>
+              </w:rPr>
+              <w:t xml:space="preserve">    }</w:t>
+            </w:r>
+            <w:r>
+              <w:rPr>
+                <w:rFonts w:ascii="Consolas" w:hAnsi="Consolas"/>
+                <w:color w:val="222222"/>
+                <w:sz w:val="18"/>
+              </w:rPr>
+              <w:br w:type="textWrapping"/>
+            </w:r>
+            <w:r>
+              <w:rPr>
+                <w:rFonts w:ascii="Consolas" w:hAnsi="Consolas"/>
+                <w:color w:val="222222"/>
+                <w:sz w:val="18"/>
+              </w:rPr>
+              <w:t xml:space="preserve">  };</w:t>
+            </w:r>
+            <w:r>
+              <w:rPr>
+                <w:rFonts w:ascii="Consolas" w:hAnsi="Consolas"/>
+                <w:color w:val="222222"/>
+                <w:sz w:val="18"/>
+              </w:rPr>
+              <w:br w:type="textWrapping"/>
+            </w:r>
+            <w:r>
+              <w:rPr>
+                <w:rFonts w:ascii="Consolas" w:hAnsi="Consolas"/>
+                <w:color w:val="222222"/>
+                <w:sz w:val="18"/>
+              </w:rPr>
+              <w:br w:type="textWrapping"/>
+            </w:r>
+            <w:r>
+              <w:rPr>
+                <w:rFonts w:ascii="Consolas" w:hAnsi="Consolas"/>
+                <w:color w:val="222222"/>
+                <w:sz w:val="18"/>
+              </w:rPr>
+              <w:t xml:space="preserve">  const handleReset = () =&gt; {</w:t>
+            </w:r>
+            <w:r>
+              <w:rPr>
+                <w:rFonts w:ascii="Consolas" w:hAnsi="Consolas"/>
+                <w:color w:val="222222"/>
+                <w:sz w:val="18"/>
+              </w:rPr>
+              <w:br w:type="textWrapping"/>
+            </w:r>
+            <w:r>
+              <w:rPr>
+                <w:rFonts w:ascii="Consolas" w:hAnsi="Consolas"/>
+                <w:color w:val="222222"/>
+                <w:sz w:val="18"/>
+              </w:rPr>
+              <w:t xml:space="preserve">    setMessage('');</w:t>
+            </w:r>
+            <w:r>
+              <w:rPr>
+                <w:rFonts w:ascii="Consolas" w:hAnsi="Consolas"/>
+                <w:color w:val="222222"/>
+                <w:sz w:val="18"/>
+              </w:rPr>
+              <w:br w:type="textWrapping"/>
+            </w:r>
+            <w:r>
+              <w:rPr>
+                <w:rFonts w:ascii="Consolas" w:hAnsi="Consolas"/>
+                <w:color w:val="222222"/>
+                <w:sz w:val="18"/>
+              </w:rPr>
+              <w:t xml:space="preserve">    setSubmittedMessage('');</w:t>
+            </w:r>
+            <w:r>
+              <w:rPr>
+                <w:rFonts w:ascii="Consolas" w:hAnsi="Consolas"/>
+                <w:color w:val="222222"/>
+                <w:sz w:val="18"/>
+              </w:rPr>
+              <w:br w:type="textWrapping"/>
+            </w:r>
+            <w:r>
+              <w:rPr>
+                <w:rFonts w:ascii="Consolas" w:hAnsi="Consolas"/>
+                <w:color w:val="222222"/>
+                <w:sz w:val="18"/>
+              </w:rPr>
+              <w:t xml:space="preserve">  };</w:t>
+            </w:r>
+            <w:r>
+              <w:rPr>
+                <w:rFonts w:ascii="Consolas" w:hAnsi="Consolas"/>
+                <w:color w:val="222222"/>
+                <w:sz w:val="18"/>
+              </w:rPr>
+              <w:br w:type="textWrapping"/>
+            </w:r>
+            <w:r>
+              <w:rPr>
+                <w:rFonts w:ascii="Consolas" w:hAnsi="Consolas"/>
+                <w:color w:val="222222"/>
+                <w:sz w:val="18"/>
+              </w:rPr>
+              <w:br w:type="textWrapping"/>
+            </w:r>
+            <w:r>
+              <w:rPr>
+                <w:rFonts w:ascii="Consolas" w:hAnsi="Consolas"/>
+                <w:color w:val="222222"/>
+                <w:sz w:val="18"/>
+              </w:rPr>
+              <w:t xml:space="preserve">  return (</w:t>
+            </w:r>
+            <w:r>
+              <w:rPr>
+                <w:rFonts w:ascii="Consolas" w:hAnsi="Consolas"/>
+                <w:color w:val="222222"/>
+                <w:sz w:val="18"/>
+              </w:rPr>
+              <w:br w:type="textWrapping"/>
+            </w:r>
+            <w:r>
+              <w:rPr>
+                <w:rFonts w:ascii="Consolas" w:hAnsi="Consolas"/>
+                <w:color w:val="222222"/>
+                <w:sz w:val="18"/>
+              </w:rPr>
+              <w:t xml:space="preserve">    &lt;div className="page-content contact-page"&gt;</w:t>
+            </w:r>
+            <w:r>
+              <w:rPr>
+                <w:rFonts w:ascii="Consolas" w:hAnsi="Consolas"/>
+                <w:color w:val="222222"/>
+                <w:sz w:val="18"/>
+              </w:rPr>
+              <w:br w:type="textWrapping"/>
+            </w:r>
+            <w:r>
+              <w:rPr>
+                <w:rFonts w:ascii="Consolas" w:hAnsi="Consolas"/>
+                <w:color w:val="222222"/>
+                <w:sz w:val="18"/>
+              </w:rPr>
+              <w:t xml:space="preserve">      &lt;div className="card"&gt;</w:t>
+            </w:r>
+            <w:r>
+              <w:rPr>
+                <w:rFonts w:ascii="Consolas" w:hAnsi="Consolas"/>
+                <w:color w:val="222222"/>
+                <w:sz w:val="18"/>
+              </w:rPr>
+              <w:br w:type="textWrapping"/>
+            </w:r>
+            <w:r>
+              <w:rPr>
+                <w:rFonts w:ascii="Consolas" w:hAnsi="Consolas"/>
+                <w:color w:val="222222"/>
+                <w:sz w:val="18"/>
+              </w:rPr>
+              <w:t xml:space="preserve">        &lt;h2&gt;Contact &amp; Feedback&lt;/h2&gt;</w:t>
+            </w:r>
+            <w:r>
+              <w:rPr>
+                <w:rFonts w:ascii="Consolas" w:hAnsi="Consolas"/>
+                <w:color w:val="222222"/>
+                <w:sz w:val="18"/>
+              </w:rPr>
+              <w:br w:type="textWrapping"/>
+            </w:r>
+            <w:r>
+              <w:rPr>
+                <w:rFonts w:ascii="Consolas" w:hAnsi="Consolas"/>
+                <w:color w:val="222222"/>
+                <w:sz w:val="18"/>
+              </w:rPr>
+              <w:t xml:space="preserve">        &lt;p&gt;Get in touch or leave feedback. This form demonstrates reactive state management with &lt;code&gt;useState&lt;/code&gt;.&lt;/p&gt;</w:t>
+            </w:r>
+            <w:r>
+              <w:rPr>
+                <w:rFonts w:ascii="Consolas" w:hAnsi="Consolas"/>
+                <w:color w:val="222222"/>
+                <w:sz w:val="18"/>
+              </w:rPr>
+              <w:br w:type="textWrapping"/>
+            </w:r>
+            <w:r>
+              <w:rPr>
+                <w:rFonts w:ascii="Consolas" w:hAnsi="Consolas"/>
+                <w:color w:val="222222"/>
+                <w:sz w:val="18"/>
+              </w:rPr>
+              <w:t xml:space="preserve">        </w:t>
+            </w:r>
+            <w:r>
+              <w:rPr>
+                <w:rFonts w:ascii="Consolas" w:hAnsi="Consolas"/>
+                <w:color w:val="222222"/>
+                <w:sz w:val="18"/>
+              </w:rPr>
+              <w:br w:type="textWrapping"/>
+            </w:r>
+            <w:r>
+              <w:rPr>
+                <w:rFonts w:ascii="Consolas" w:hAnsi="Consolas"/>
+                <w:color w:val="222222"/>
+                <w:sz w:val="18"/>
+              </w:rPr>
+              <w:t xml:space="preserve">        {/* Toggle UI Visibility using useState */}</w:t>
+            </w:r>
+            <w:r>
+              <w:rPr>
+                <w:rFonts w:ascii="Consolas" w:hAnsi="Consolas"/>
+                <w:color w:val="222222"/>
+                <w:sz w:val="18"/>
+              </w:rPr>
+              <w:br w:type="textWrapping"/>
+            </w:r>
+            <w:r>
+              <w:rPr>
+                <w:rFonts w:ascii="Consolas" w:hAnsi="Consolas"/>
+                <w:color w:val="222222"/>
+                <w:sz w:val="18"/>
+              </w:rPr>
+              <w:t xml:space="preserve">        &lt;div className="help-toggle-wrapper"&gt;</w:t>
+            </w:r>
+            <w:r>
+              <w:rPr>
+                <w:rFonts w:ascii="Consolas" w:hAnsi="Consolas"/>
+                <w:color w:val="222222"/>
+                <w:sz w:val="18"/>
+              </w:rPr>
+              <w:br w:type="textWrapping"/>
+            </w:r>
+            <w:r>
+              <w:rPr>
+                <w:rFonts w:ascii="Consolas" w:hAnsi="Consolas"/>
+                <w:color w:val="222222"/>
+                <w:sz w:val="18"/>
+              </w:rPr>
+              <w:t xml:space="preserve">          &lt;button </w:t>
+            </w:r>
+            <w:r>
+              <w:rPr>
+                <w:rFonts w:ascii="Consolas" w:hAnsi="Consolas"/>
+                <w:color w:val="222222"/>
+                <w:sz w:val="18"/>
+              </w:rPr>
+              <w:br w:type="textWrapping"/>
+            </w:r>
+            <w:r>
+              <w:rPr>
+                <w:rFonts w:ascii="Consolas" w:hAnsi="Consolas"/>
+                <w:color w:val="222222"/>
+                <w:sz w:val="18"/>
+              </w:rPr>
+              <w:t xml:space="preserve">            type="button" </w:t>
+            </w:r>
+            <w:r>
+              <w:rPr>
+                <w:rFonts w:ascii="Consolas" w:hAnsi="Consolas"/>
+                <w:color w:val="222222"/>
+                <w:sz w:val="18"/>
+              </w:rPr>
+              <w:br w:type="textWrapping"/>
+            </w:r>
+            <w:r>
+              <w:rPr>
+                <w:rFonts w:ascii="Consolas" w:hAnsi="Consolas"/>
+                <w:color w:val="222222"/>
+                <w:sz w:val="18"/>
+              </w:rPr>
+              <w:t xml:space="preserve">            className="toggle-help-btn"</w:t>
+            </w:r>
+            <w:r>
+              <w:rPr>
+                <w:rFonts w:ascii="Consolas" w:hAnsi="Consolas"/>
+                <w:color w:val="222222"/>
+                <w:sz w:val="18"/>
+              </w:rPr>
+              <w:br w:type="textWrapping"/>
+            </w:r>
+            <w:r>
+              <w:rPr>
+                <w:rFonts w:ascii="Consolas" w:hAnsi="Consolas"/>
+                <w:color w:val="222222"/>
+                <w:sz w:val="18"/>
+              </w:rPr>
+              <w:t xml:space="preserve">            onClick={() =&gt; setShowHelp(!showHelp)}</w:t>
+            </w:r>
+            <w:r>
+              <w:rPr>
+                <w:rFonts w:ascii="Consolas" w:hAnsi="Consolas"/>
+                <w:color w:val="222222"/>
+                <w:sz w:val="18"/>
+              </w:rPr>
+              <w:br w:type="textWrapping"/>
+            </w:r>
+            <w:r>
+              <w:rPr>
+                <w:rFonts w:ascii="Consolas" w:hAnsi="Consolas"/>
+                <w:color w:val="222222"/>
+                <w:sz w:val="18"/>
+              </w:rPr>
+              <w:t xml:space="preserve">          &gt;</w:t>
+            </w:r>
+            <w:r>
+              <w:rPr>
+                <w:rFonts w:ascii="Consolas" w:hAnsi="Consolas"/>
+                <w:color w:val="222222"/>
+                <w:sz w:val="18"/>
+              </w:rPr>
+              <w:br w:type="textWrapping"/>
+            </w:r>
+            <w:r>
+              <w:rPr>
+                <w:rFonts w:ascii="Consolas" w:hAnsi="Consolas"/>
+                <w:color w:val="222222"/>
+                <w:sz w:val="18"/>
+              </w:rPr>
+              <w:t xml:space="preserve">            {showHelp ? 'Hide Help &amp; Tips ▴' : 'Show Help &amp; Tips ▾'}</w:t>
+            </w:r>
+            <w:r>
+              <w:rPr>
+                <w:rFonts w:ascii="Consolas" w:hAnsi="Consolas"/>
+                <w:color w:val="222222"/>
+                <w:sz w:val="18"/>
+              </w:rPr>
+              <w:br w:type="textWrapping"/>
+            </w:r>
+            <w:r>
+              <w:rPr>
+                <w:rFonts w:ascii="Consolas" w:hAnsi="Consolas"/>
+                <w:color w:val="222222"/>
+                <w:sz w:val="18"/>
+              </w:rPr>
+              <w:t xml:space="preserve">          &lt;/button&gt;</w:t>
+            </w:r>
+            <w:r>
+              <w:rPr>
+                <w:rFonts w:ascii="Consolas" w:hAnsi="Consolas"/>
+                <w:color w:val="222222"/>
+                <w:sz w:val="18"/>
+              </w:rPr>
+              <w:br w:type="textWrapping"/>
+            </w:r>
+            <w:r>
+              <w:rPr>
+                <w:rFonts w:ascii="Consolas" w:hAnsi="Consolas"/>
+                <w:color w:val="222222"/>
+                <w:sz w:val="18"/>
+              </w:rPr>
+              <w:t xml:space="preserve">          </w:t>
+            </w:r>
+            <w:r>
+              <w:rPr>
+                <w:rFonts w:ascii="Consolas" w:hAnsi="Consolas"/>
+                <w:color w:val="222222"/>
+                <w:sz w:val="18"/>
+              </w:rPr>
+              <w:br w:type="textWrapping"/>
+            </w:r>
+            <w:r>
+              <w:rPr>
+                <w:rFonts w:ascii="Consolas" w:hAnsi="Consolas"/>
+                <w:color w:val="222222"/>
+                <w:sz w:val="18"/>
+              </w:rPr>
+              <w:t xml:space="preserve">          {showHelp &amp;&amp; (</w:t>
+            </w:r>
+            <w:r>
+              <w:rPr>
+                <w:rFonts w:ascii="Consolas" w:hAnsi="Consolas"/>
+                <w:color w:val="222222"/>
+                <w:sz w:val="18"/>
+              </w:rPr>
+              <w:br w:type="textWrapping"/>
+            </w:r>
+            <w:r>
+              <w:rPr>
+                <w:rFonts w:ascii="Consolas" w:hAnsi="Consolas"/>
+                <w:color w:val="222222"/>
+                <w:sz w:val="18"/>
+              </w:rPr>
+              <w:t xml:space="preserve">            &lt;div className="help-box"&gt;</w:t>
+            </w:r>
+            <w:r>
+              <w:rPr>
+                <w:rFonts w:ascii="Consolas" w:hAnsi="Consolas"/>
+                <w:color w:val="222222"/>
+                <w:sz w:val="18"/>
+              </w:rPr>
+              <w:br w:type="textWrapping"/>
+            </w:r>
+            <w:r>
+              <w:rPr>
+                <w:rFonts w:ascii="Consolas" w:hAnsi="Consolas"/>
+                <w:color w:val="222222"/>
+                <w:sz w:val="18"/>
+              </w:rPr>
+              <w:t xml:space="preserve">              &lt;h4&gt;💡 State Management Tips:&lt;/h4&gt;</w:t>
+            </w:r>
+            <w:r>
+              <w:rPr>
+                <w:rFonts w:ascii="Consolas" w:hAnsi="Consolas"/>
+                <w:color w:val="222222"/>
+                <w:sz w:val="18"/>
+              </w:rPr>
+              <w:br w:type="textWrapping"/>
+            </w:r>
+            <w:r>
+              <w:rPr>
+                <w:rFonts w:ascii="Consolas" w:hAnsi="Consolas"/>
+                <w:color w:val="222222"/>
+                <w:sz w:val="18"/>
+              </w:rPr>
+              <w:t xml:space="preserve">              &lt;p&gt;</w:t>
+            </w:r>
+            <w:r>
+              <w:rPr>
+                <w:rFonts w:ascii="Consolas" w:hAnsi="Consolas"/>
+                <w:color w:val="222222"/>
+                <w:sz w:val="18"/>
+              </w:rPr>
+              <w:br w:type="textWrapping"/>
+            </w:r>
+            <w:r>
+              <w:rPr>
+                <w:rFonts w:ascii="Consolas" w:hAnsi="Consolas"/>
+                <w:color w:val="222222"/>
+                <w:sz w:val="18"/>
+              </w:rPr>
+              <w:t xml:space="preserve">                As you type in the text field below, the &lt;code&gt;message&lt;/code&gt; state updates instantly via the &lt;code&gt;onChange&lt;/code&gt; event handler. Notice how the live preview and character counter react synchronously without needing a page refresh!</w:t>
+            </w:r>
+            <w:r>
+              <w:rPr>
+                <w:rFonts w:ascii="Consolas" w:hAnsi="Consolas"/>
+                <w:color w:val="222222"/>
+                <w:sz w:val="18"/>
+              </w:rPr>
+              <w:br w:type="textWrapping"/>
+            </w:r>
+            <w:r>
+              <w:rPr>
+                <w:rFonts w:ascii="Consolas" w:hAnsi="Consolas"/>
+                <w:color w:val="222222"/>
+                <w:sz w:val="18"/>
+              </w:rPr>
+              <w:t xml:space="preserve">              &lt;/p&gt;</w:t>
+            </w:r>
+            <w:r>
+              <w:rPr>
+                <w:rFonts w:ascii="Consolas" w:hAnsi="Consolas"/>
+                <w:color w:val="222222"/>
+                <w:sz w:val="18"/>
+              </w:rPr>
+              <w:br w:type="textWrapping"/>
+            </w:r>
+            <w:r>
+              <w:rPr>
+                <w:rFonts w:ascii="Consolas" w:hAnsi="Consolas"/>
+                <w:color w:val="222222"/>
+                <w:sz w:val="18"/>
+              </w:rPr>
+              <w:t xml:space="preserve">            &lt;/div&gt;</w:t>
+            </w:r>
+            <w:r>
+              <w:rPr>
+                <w:rFonts w:ascii="Consolas" w:hAnsi="Consolas"/>
+                <w:color w:val="222222"/>
+                <w:sz w:val="18"/>
+              </w:rPr>
+              <w:br w:type="textWrapping"/>
+            </w:r>
+            <w:r>
+              <w:rPr>
+                <w:rFonts w:ascii="Consolas" w:hAnsi="Consolas"/>
+                <w:color w:val="222222"/>
+                <w:sz w:val="18"/>
+              </w:rPr>
+              <w:t xml:space="preserve">          )}</w:t>
+            </w:r>
+            <w:r>
+              <w:rPr>
+                <w:rFonts w:ascii="Consolas" w:hAnsi="Consolas"/>
+                <w:color w:val="222222"/>
+                <w:sz w:val="18"/>
+              </w:rPr>
+              <w:br w:type="textWrapping"/>
+            </w:r>
+            <w:r>
+              <w:rPr>
+                <w:rFonts w:ascii="Consolas" w:hAnsi="Consolas"/>
+                <w:color w:val="222222"/>
+                <w:sz w:val="18"/>
+              </w:rPr>
+              <w:t xml:space="preserve">        &lt;/div&gt;</w:t>
+            </w:r>
+            <w:r>
+              <w:rPr>
+                <w:rFonts w:ascii="Consolas" w:hAnsi="Consolas"/>
+                <w:color w:val="222222"/>
+                <w:sz w:val="18"/>
+              </w:rPr>
+              <w:br w:type="textWrapping"/>
+            </w:r>
+            <w:r>
+              <w:rPr>
+                <w:rFonts w:ascii="Consolas" w:hAnsi="Consolas"/>
+                <w:color w:val="222222"/>
+                <w:sz w:val="18"/>
+              </w:rPr>
+              <w:br w:type="textWrapping"/>
+            </w:r>
+            <w:r>
+              <w:rPr>
+                <w:rFonts w:ascii="Consolas" w:hAnsi="Consolas"/>
+                <w:color w:val="222222"/>
+                <w:sz w:val="18"/>
+              </w:rPr>
+              <w:t xml:space="preserve">        {/* Controlled Form */}</w:t>
+            </w:r>
+            <w:r>
+              <w:rPr>
+                <w:rFonts w:ascii="Consolas" w:hAnsi="Consolas"/>
+                <w:color w:val="222222"/>
+                <w:sz w:val="18"/>
+              </w:rPr>
+              <w:br w:type="textWrapping"/>
+            </w:r>
+            <w:r>
+              <w:rPr>
+                <w:rFonts w:ascii="Consolas" w:hAnsi="Consolas"/>
+                <w:color w:val="222222"/>
+                <w:sz w:val="18"/>
+              </w:rPr>
+              <w:t xml:space="preserve">        &lt;form className="contact-form" onSubmit={handleSubmit}&gt;</w:t>
+            </w:r>
+            <w:r>
+              <w:rPr>
+                <w:rFonts w:ascii="Consolas" w:hAnsi="Consolas"/>
+                <w:color w:val="222222"/>
+                <w:sz w:val="18"/>
+              </w:rPr>
+              <w:br w:type="textWrapping"/>
+            </w:r>
+            <w:r>
+              <w:rPr>
+                <w:rFonts w:ascii="Consolas" w:hAnsi="Consolas"/>
+                <w:color w:val="222222"/>
+                <w:sz w:val="18"/>
+              </w:rPr>
+              <w:t xml:space="preserve">          &lt;div className="form-group"&gt;</w:t>
+            </w:r>
+            <w:r>
+              <w:rPr>
+                <w:rFonts w:ascii="Consolas" w:hAnsi="Consolas"/>
+                <w:color w:val="222222"/>
+                <w:sz w:val="18"/>
+              </w:rPr>
+              <w:br w:type="textWrapping"/>
+            </w:r>
+            <w:r>
+              <w:rPr>
+                <w:rFonts w:ascii="Consolas" w:hAnsi="Consolas"/>
+                <w:color w:val="222222"/>
+                <w:sz w:val="18"/>
+              </w:rPr>
+              <w:t xml:space="preserve">            &lt;label htmlFor="messageInput"&gt;Your Message / Feedback:&lt;/label&gt;</w:t>
+            </w:r>
+            <w:r>
+              <w:rPr>
+                <w:rFonts w:ascii="Consolas" w:hAnsi="Consolas"/>
+                <w:color w:val="222222"/>
+                <w:sz w:val="18"/>
+              </w:rPr>
+              <w:br w:type="textWrapping"/>
+            </w:r>
+            <w:r>
+              <w:rPr>
+                <w:rFonts w:ascii="Consolas" w:hAnsi="Consolas"/>
+                <w:color w:val="222222"/>
+                <w:sz w:val="18"/>
+              </w:rPr>
+              <w:t xml:space="preserve">            &lt;input</w:t>
+            </w:r>
+            <w:r>
+              <w:rPr>
+                <w:rFonts w:ascii="Consolas" w:hAnsi="Consolas"/>
+                <w:color w:val="222222"/>
+                <w:sz w:val="18"/>
+              </w:rPr>
+              <w:br w:type="textWrapping"/>
+            </w:r>
+            <w:r>
+              <w:rPr>
+                <w:rFonts w:ascii="Consolas" w:hAnsi="Consolas"/>
+                <w:color w:val="222222"/>
+                <w:sz w:val="18"/>
+              </w:rPr>
+              <w:t xml:space="preserve">              id="messageInput"</w:t>
+            </w:r>
+            <w:r>
+              <w:rPr>
+                <w:rFonts w:ascii="Consolas" w:hAnsi="Consolas"/>
+                <w:color w:val="222222"/>
+                <w:sz w:val="18"/>
+              </w:rPr>
+              <w:br w:type="textWrapping"/>
+            </w:r>
+            <w:r>
+              <w:rPr>
+                <w:rFonts w:ascii="Consolas" w:hAnsi="Consolas"/>
+                <w:color w:val="222222"/>
+                <w:sz w:val="18"/>
+              </w:rPr>
+              <w:t xml:space="preserve">              type="text"</w:t>
+            </w:r>
+            <w:r>
+              <w:rPr>
+                <w:rFonts w:ascii="Consolas" w:hAnsi="Consolas"/>
+                <w:color w:val="222222"/>
+                <w:sz w:val="18"/>
+              </w:rPr>
+              <w:br w:type="textWrapping"/>
+            </w:r>
+            <w:r>
+              <w:rPr>
+                <w:rFonts w:ascii="Consolas" w:hAnsi="Consolas"/>
+                <w:color w:val="222222"/>
+                <w:sz w:val="18"/>
+              </w:rPr>
+              <w:t xml:space="preserve">              className="controlled-input"</w:t>
+            </w:r>
+            <w:r>
+              <w:rPr>
+                <w:rFonts w:ascii="Consolas" w:hAnsi="Consolas"/>
+                <w:color w:val="222222"/>
+                <w:sz w:val="18"/>
+              </w:rPr>
+              <w:br w:type="textWrapping"/>
+            </w:r>
+            <w:r>
+              <w:rPr>
+                <w:rFonts w:ascii="Consolas" w:hAnsi="Consolas"/>
+                <w:color w:val="222222"/>
+                <w:sz w:val="18"/>
+              </w:rPr>
+              <w:t xml:space="preserve">              placeholder="Type your message here..."</w:t>
+            </w:r>
+            <w:r>
+              <w:rPr>
+                <w:rFonts w:ascii="Consolas" w:hAnsi="Consolas"/>
+                <w:color w:val="222222"/>
+                <w:sz w:val="18"/>
+              </w:rPr>
+              <w:br w:type="textWrapping"/>
+            </w:r>
+            <w:r>
+              <w:rPr>
+                <w:rFonts w:ascii="Consolas" w:hAnsi="Consolas"/>
+                <w:color w:val="222222"/>
+                <w:sz w:val="18"/>
+              </w:rPr>
+              <w:t xml:space="preserve">              value={message}</w:t>
+            </w:r>
+            <w:r>
+              <w:rPr>
+                <w:rFonts w:ascii="Consolas" w:hAnsi="Consolas"/>
+                <w:color w:val="222222"/>
+                <w:sz w:val="18"/>
+              </w:rPr>
+              <w:br w:type="textWrapping"/>
+            </w:r>
+            <w:r>
+              <w:rPr>
+                <w:rFonts w:ascii="Consolas" w:hAnsi="Consolas"/>
+                <w:color w:val="222222"/>
+                <w:sz w:val="18"/>
+              </w:rPr>
+              <w:t xml:space="preserve">              onChange={(e) =&gt; setMessage(e.target.value)}</w:t>
+            </w:r>
+            <w:r>
+              <w:rPr>
+                <w:rFonts w:ascii="Consolas" w:hAnsi="Consolas"/>
+                <w:color w:val="222222"/>
+                <w:sz w:val="18"/>
+              </w:rPr>
+              <w:br w:type="textWrapping"/>
+            </w:r>
+            <w:r>
+              <w:rPr>
+                <w:rFonts w:ascii="Consolas" w:hAnsi="Consolas"/>
+                <w:color w:val="222222"/>
+                <w:sz w:val="18"/>
+              </w:rPr>
+              <w:t xml:space="preserve">            /&gt;</w:t>
+            </w:r>
+            <w:r>
+              <w:rPr>
+                <w:rFonts w:ascii="Consolas" w:hAnsi="Consolas"/>
+                <w:color w:val="222222"/>
+                <w:sz w:val="18"/>
+              </w:rPr>
+              <w:br w:type="textWrapping"/>
+            </w:r>
+            <w:r>
+              <w:rPr>
+                <w:rFonts w:ascii="Consolas" w:hAnsi="Consolas"/>
+                <w:color w:val="222222"/>
+                <w:sz w:val="18"/>
+              </w:rPr>
+              <w:t xml:space="preserve">            {/* Live character count below input */}</w:t>
+            </w:r>
+            <w:r>
+              <w:rPr>
+                <w:rFonts w:ascii="Consolas" w:hAnsi="Consolas"/>
+                <w:color w:val="222222"/>
+                <w:sz w:val="18"/>
+              </w:rPr>
+              <w:br w:type="textWrapping"/>
+            </w:r>
+            <w:r>
+              <w:rPr>
+                <w:rFonts w:ascii="Consolas" w:hAnsi="Consolas"/>
+                <w:color w:val="222222"/>
+                <w:sz w:val="18"/>
+              </w:rPr>
+              <w:t xml:space="preserve">            &lt;div className="input-meta"&gt;</w:t>
+            </w:r>
+            <w:r>
+              <w:rPr>
+                <w:rFonts w:ascii="Consolas" w:hAnsi="Consolas"/>
+                <w:color w:val="222222"/>
+                <w:sz w:val="18"/>
+              </w:rPr>
+              <w:br w:type="textWrapping"/>
+            </w:r>
+            <w:r>
+              <w:rPr>
+                <w:rFonts w:ascii="Consolas" w:hAnsi="Consolas"/>
+                <w:color w:val="222222"/>
+                <w:sz w:val="18"/>
+              </w:rPr>
+              <w:t xml:space="preserve">              &lt;span className="char-counter"&gt;</w:t>
+            </w:r>
+            <w:r>
+              <w:rPr>
+                <w:rFonts w:ascii="Consolas" w:hAnsi="Consolas"/>
+                <w:color w:val="222222"/>
+                <w:sz w:val="18"/>
+              </w:rPr>
+              <w:br w:type="textWrapping"/>
+            </w:r>
+            <w:r>
+              <w:rPr>
+                <w:rFonts w:ascii="Consolas" w:hAnsi="Consolas"/>
+                <w:color w:val="222222"/>
+                <w:sz w:val="18"/>
+              </w:rPr>
+              <w:t xml:space="preserve">                Live Character Count: &lt;strong&gt;{message.length}&lt;/strong&gt;</w:t>
+            </w:r>
+            <w:r>
+              <w:rPr>
+                <w:rFonts w:ascii="Consolas" w:hAnsi="Consolas"/>
+                <w:color w:val="222222"/>
+                <w:sz w:val="18"/>
+              </w:rPr>
+              <w:br w:type="textWrapping"/>
+            </w:r>
+            <w:r>
+              <w:rPr>
+                <w:rFonts w:ascii="Consolas" w:hAnsi="Consolas"/>
+                <w:color w:val="222222"/>
+                <w:sz w:val="18"/>
+              </w:rPr>
+              <w:t xml:space="preserve">              &lt;/span&gt;</w:t>
+            </w:r>
+            <w:r>
+              <w:rPr>
+                <w:rFonts w:ascii="Consolas" w:hAnsi="Consolas"/>
+                <w:color w:val="222222"/>
+                <w:sz w:val="18"/>
+              </w:rPr>
+              <w:br w:type="textWrapping"/>
+            </w:r>
+            <w:r>
+              <w:rPr>
+                <w:rFonts w:ascii="Consolas" w:hAnsi="Consolas"/>
+                <w:color w:val="222222"/>
+                <w:sz w:val="18"/>
+              </w:rPr>
+              <w:t xml:space="preserve">              {message.length &gt; 0 &amp;&amp; (</w:t>
+            </w:r>
+            <w:r>
+              <w:rPr>
+                <w:rFonts w:ascii="Consolas" w:hAnsi="Consolas"/>
+                <w:color w:val="222222"/>
+                <w:sz w:val="18"/>
+              </w:rPr>
+              <w:br w:type="textWrapping"/>
+            </w:r>
+            <w:r>
+              <w:rPr>
+                <w:rFonts w:ascii="Consolas" w:hAnsi="Consolas"/>
+                <w:color w:val="222222"/>
+                <w:sz w:val="18"/>
+              </w:rPr>
+              <w:t xml:space="preserve">                &lt;button type="button" className="clear-btn" onClick={() =&gt; setMessage('')}&gt;</w:t>
+            </w:r>
+            <w:r>
+              <w:rPr>
+                <w:rFonts w:ascii="Consolas" w:hAnsi="Consolas"/>
+                <w:color w:val="222222"/>
+                <w:sz w:val="18"/>
+              </w:rPr>
+              <w:br w:type="textWrapping"/>
+            </w:r>
+            <w:r>
+              <w:rPr>
+                <w:rFonts w:ascii="Consolas" w:hAnsi="Consolas"/>
+                <w:color w:val="222222"/>
+                <w:sz w:val="18"/>
+              </w:rPr>
+              <w:t xml:space="preserve">                  Clear Input</w:t>
+            </w:r>
+            <w:r>
+              <w:rPr>
+                <w:rFonts w:ascii="Consolas" w:hAnsi="Consolas"/>
+                <w:color w:val="222222"/>
+                <w:sz w:val="18"/>
+              </w:rPr>
+              <w:br w:type="textWrapping"/>
+            </w:r>
+            <w:r>
+              <w:rPr>
+                <w:rFonts w:ascii="Consolas" w:hAnsi="Consolas"/>
+                <w:color w:val="222222"/>
+                <w:sz w:val="18"/>
+              </w:rPr>
+              <w:t xml:space="preserve">                &lt;/button&gt;</w:t>
+            </w:r>
+            <w:r>
+              <w:rPr>
+                <w:rFonts w:ascii="Consolas" w:hAnsi="Consolas"/>
+                <w:color w:val="222222"/>
+                <w:sz w:val="18"/>
+              </w:rPr>
+              <w:br w:type="textWrapping"/>
+            </w:r>
+            <w:r>
+              <w:rPr>
+                <w:rFonts w:ascii="Consolas" w:hAnsi="Consolas"/>
+                <w:color w:val="222222"/>
+                <w:sz w:val="18"/>
+              </w:rPr>
+              <w:t xml:space="preserve">              )}</w:t>
+            </w:r>
+            <w:r>
+              <w:rPr>
+                <w:rFonts w:ascii="Consolas" w:hAnsi="Consolas"/>
+                <w:color w:val="222222"/>
+                <w:sz w:val="18"/>
+              </w:rPr>
+              <w:br w:type="textWrapping"/>
+            </w:r>
+            <w:r>
+              <w:rPr>
+                <w:rFonts w:ascii="Consolas" w:hAnsi="Consolas"/>
+                <w:color w:val="222222"/>
+                <w:sz w:val="18"/>
+              </w:rPr>
+              <w:t xml:space="preserve">            &lt;/div&gt;</w:t>
+            </w:r>
+            <w:r>
+              <w:rPr>
+                <w:rFonts w:ascii="Consolas" w:hAnsi="Consolas"/>
+                <w:color w:val="222222"/>
+                <w:sz w:val="18"/>
+              </w:rPr>
+              <w:br w:type="textWrapping"/>
+            </w:r>
+            <w:r>
+              <w:rPr>
+                <w:rFonts w:ascii="Consolas" w:hAnsi="Consolas"/>
+                <w:color w:val="222222"/>
+                <w:sz w:val="18"/>
+              </w:rPr>
+              <w:t xml:space="preserve">          &lt;/div&gt;</w:t>
+            </w:r>
+            <w:r>
+              <w:rPr>
+                <w:rFonts w:ascii="Consolas" w:hAnsi="Consolas"/>
+                <w:color w:val="222222"/>
+                <w:sz w:val="18"/>
+              </w:rPr>
+              <w:br w:type="textWrapping"/>
+            </w:r>
+            <w:r>
+              <w:rPr>
+                <w:rFonts w:ascii="Consolas" w:hAnsi="Consolas"/>
+                <w:color w:val="222222"/>
+                <w:sz w:val="18"/>
+              </w:rPr>
+              <w:br w:type="textWrapping"/>
+            </w:r>
+            <w:r>
+              <w:rPr>
+                <w:rFonts w:ascii="Consolas" w:hAnsi="Consolas"/>
+                <w:color w:val="222222"/>
+                <w:sz w:val="18"/>
+              </w:rPr>
+              <w:t xml:space="preserve">          &lt;div className="form-actions"&gt;</w:t>
+            </w:r>
+            <w:r>
+              <w:rPr>
+                <w:rFonts w:ascii="Consolas" w:hAnsi="Consolas"/>
+                <w:color w:val="222222"/>
+                <w:sz w:val="18"/>
+              </w:rPr>
+              <w:br w:type="textWrapping"/>
+            </w:r>
+            <w:r>
+              <w:rPr>
+                <w:rFonts w:ascii="Consolas" w:hAnsi="Consolas"/>
+                <w:color w:val="222222"/>
+                <w:sz w:val="18"/>
+              </w:rPr>
+              <w:t xml:space="preserve">            &lt;button type="submit" className="submit-btn" disabled={!message.trim()}&gt;</w:t>
+            </w:r>
+            <w:r>
+              <w:rPr>
+                <w:rFonts w:ascii="Consolas" w:hAnsi="Consolas"/>
+                <w:color w:val="222222"/>
+                <w:sz w:val="18"/>
+              </w:rPr>
+              <w:br w:type="textWrapping"/>
+            </w:r>
+            <w:r>
+              <w:rPr>
+                <w:rFonts w:ascii="Consolas" w:hAnsi="Consolas"/>
+                <w:color w:val="222222"/>
+                <w:sz w:val="18"/>
+              </w:rPr>
+              <w:t xml:space="preserve">              Submit Message</w:t>
+            </w:r>
+            <w:r>
+              <w:rPr>
+                <w:rFonts w:ascii="Consolas" w:hAnsi="Consolas"/>
+                <w:color w:val="222222"/>
+                <w:sz w:val="18"/>
+              </w:rPr>
+              <w:br w:type="textWrapping"/>
+            </w:r>
+            <w:r>
+              <w:rPr>
+                <w:rFonts w:ascii="Consolas" w:hAnsi="Consolas"/>
+                <w:color w:val="222222"/>
+                <w:sz w:val="18"/>
+              </w:rPr>
+              <w:t xml:space="preserve">            &lt;/button&gt;</w:t>
+            </w:r>
+            <w:r>
+              <w:rPr>
+                <w:rFonts w:ascii="Consolas" w:hAnsi="Consolas"/>
+                <w:color w:val="222222"/>
+                <w:sz w:val="18"/>
+              </w:rPr>
+              <w:br w:type="textWrapping"/>
+            </w:r>
+            <w:r>
+              <w:rPr>
+                <w:rFonts w:ascii="Consolas" w:hAnsi="Consolas"/>
+                <w:color w:val="222222"/>
+                <w:sz w:val="18"/>
+              </w:rPr>
+              <w:t xml:space="preserve">            {(message || submittedMessage) &amp;&amp; (</w:t>
+            </w:r>
+            <w:r>
+              <w:rPr>
+                <w:rFonts w:ascii="Consolas" w:hAnsi="Consolas"/>
+                <w:color w:val="222222"/>
+                <w:sz w:val="18"/>
+              </w:rPr>
+              <w:br w:type="textWrapping"/>
+            </w:r>
+            <w:r>
+              <w:rPr>
+                <w:rFonts w:ascii="Consolas" w:hAnsi="Consolas"/>
+                <w:color w:val="222222"/>
+                <w:sz w:val="18"/>
+              </w:rPr>
+              <w:t xml:space="preserve">              &lt;button type="button" className="reset-btn" onClick={handleReset}&gt;</w:t>
+            </w:r>
+            <w:r>
+              <w:rPr>
+                <w:rFonts w:ascii="Consolas" w:hAnsi="Consolas"/>
+                <w:color w:val="222222"/>
+                <w:sz w:val="18"/>
+              </w:rPr>
+              <w:br w:type="textWrapping"/>
+            </w:r>
+            <w:r>
+              <w:rPr>
+                <w:rFonts w:ascii="Consolas" w:hAnsi="Consolas"/>
+                <w:color w:val="222222"/>
+                <w:sz w:val="18"/>
+              </w:rPr>
+              <w:t xml:space="preserve">                Reset All</w:t>
+            </w:r>
+            <w:r>
+              <w:rPr>
+                <w:rFonts w:ascii="Consolas" w:hAnsi="Consolas"/>
+                <w:color w:val="222222"/>
+                <w:sz w:val="18"/>
+              </w:rPr>
+              <w:br w:type="textWrapping"/>
+            </w:r>
+            <w:r>
+              <w:rPr>
+                <w:rFonts w:ascii="Consolas" w:hAnsi="Consolas"/>
+                <w:color w:val="222222"/>
+                <w:sz w:val="18"/>
+              </w:rPr>
+              <w:t xml:space="preserve">              &lt;/button&gt;</w:t>
+            </w:r>
+            <w:r>
+              <w:rPr>
+                <w:rFonts w:ascii="Consolas" w:hAnsi="Consolas"/>
+                <w:color w:val="222222"/>
+                <w:sz w:val="18"/>
+              </w:rPr>
+              <w:br w:type="textWrapping"/>
+            </w:r>
+            <w:r>
+              <w:rPr>
+                <w:rFonts w:ascii="Consolas" w:hAnsi="Consolas"/>
+                <w:color w:val="222222"/>
+                <w:sz w:val="18"/>
+              </w:rPr>
+              <w:t xml:space="preserve">            )}</w:t>
+            </w:r>
+            <w:r>
+              <w:rPr>
+                <w:rFonts w:ascii="Consolas" w:hAnsi="Consolas"/>
+                <w:color w:val="222222"/>
+                <w:sz w:val="18"/>
+              </w:rPr>
+              <w:br w:type="textWrapping"/>
+            </w:r>
+            <w:r>
+              <w:rPr>
+                <w:rFonts w:ascii="Consolas" w:hAnsi="Consolas"/>
+                <w:color w:val="222222"/>
+                <w:sz w:val="18"/>
+              </w:rPr>
+              <w:t xml:space="preserve">          &lt;/div&gt;</w:t>
+            </w:r>
+            <w:r>
+              <w:rPr>
+                <w:rFonts w:ascii="Consolas" w:hAnsi="Consolas"/>
+                <w:color w:val="222222"/>
+                <w:sz w:val="18"/>
+              </w:rPr>
+              <w:br w:type="textWrapping"/>
+            </w:r>
+            <w:r>
+              <w:rPr>
+                <w:rFonts w:ascii="Consolas" w:hAnsi="Consolas"/>
+                <w:color w:val="222222"/>
+                <w:sz w:val="18"/>
+              </w:rPr>
+              <w:t xml:space="preserve">        &lt;/form&gt;</w:t>
+            </w:r>
+            <w:r>
+              <w:rPr>
+                <w:rFonts w:ascii="Consolas" w:hAnsi="Consolas"/>
+                <w:color w:val="222222"/>
+                <w:sz w:val="18"/>
+              </w:rPr>
+              <w:br w:type="textWrapping"/>
+            </w:r>
+            <w:r>
+              <w:rPr>
+                <w:rFonts w:ascii="Consolas" w:hAnsi="Consolas"/>
+                <w:color w:val="222222"/>
+                <w:sz w:val="18"/>
+              </w:rPr>
+              <w:br w:type="textWrapping"/>
+            </w:r>
+            <w:r>
+              <w:rPr>
+                <w:rFonts w:ascii="Consolas" w:hAnsi="Consolas"/>
+                <w:color w:val="222222"/>
+                <w:sz w:val="18"/>
+              </w:rPr>
+              <w:t xml:space="preserve">        {/* Real-time display of user input */}</w:t>
+            </w:r>
+            <w:r>
+              <w:rPr>
+                <w:rFonts w:ascii="Consolas" w:hAnsi="Consolas"/>
+                <w:color w:val="222222"/>
+                <w:sz w:val="18"/>
+              </w:rPr>
+              <w:br w:type="textWrapping"/>
+            </w:r>
+            <w:r>
+              <w:rPr>
+                <w:rFonts w:ascii="Consolas" w:hAnsi="Consolas"/>
+                <w:color w:val="222222"/>
+                <w:sz w:val="18"/>
+              </w:rPr>
+              <w:t xml:space="preserve">        &lt;div className="live-preview-box"&gt;</w:t>
+            </w:r>
+            <w:r>
+              <w:rPr>
+                <w:rFonts w:ascii="Consolas" w:hAnsi="Consolas"/>
+                <w:color w:val="222222"/>
+                <w:sz w:val="18"/>
+              </w:rPr>
+              <w:br w:type="textWrapping"/>
+            </w:r>
+            <w:r>
+              <w:rPr>
+                <w:rFonts w:ascii="Consolas" w:hAnsi="Consolas"/>
+                <w:color w:val="222222"/>
+                <w:sz w:val="18"/>
+              </w:rPr>
+              <w:t xml:space="preserve">          &lt;h3&gt;Real-time Input Preview:&lt;/h3&gt;</w:t>
+            </w:r>
+            <w:r>
+              <w:rPr>
+                <w:rFonts w:ascii="Consolas" w:hAnsi="Consolas"/>
+                <w:color w:val="222222"/>
+                <w:sz w:val="18"/>
+              </w:rPr>
+              <w:br w:type="textWrapping"/>
+            </w:r>
+            <w:r>
+              <w:rPr>
+                <w:rFonts w:ascii="Consolas" w:hAnsi="Consolas"/>
+                <w:color w:val="222222"/>
+                <w:sz w:val="18"/>
+              </w:rPr>
+              <w:t xml:space="preserve">          &lt;div className="preview-display"&gt;</w:t>
+            </w:r>
+            <w:r>
+              <w:rPr>
+                <w:rFonts w:ascii="Consolas" w:hAnsi="Consolas"/>
+                <w:color w:val="222222"/>
+                <w:sz w:val="18"/>
+              </w:rPr>
+              <w:br w:type="textWrapping"/>
+            </w:r>
+            <w:r>
+              <w:rPr>
+                <w:rFonts w:ascii="Consolas" w:hAnsi="Consolas"/>
+                <w:color w:val="222222"/>
+                <w:sz w:val="18"/>
+              </w:rPr>
+              <w:t xml:space="preserve">            {message ? (</w:t>
+            </w:r>
+            <w:r>
+              <w:rPr>
+                <w:rFonts w:ascii="Consolas" w:hAnsi="Consolas"/>
+                <w:color w:val="222222"/>
+                <w:sz w:val="18"/>
+              </w:rPr>
+              <w:br w:type="textWrapping"/>
+            </w:r>
+            <w:r>
+              <w:rPr>
+                <w:rFonts w:ascii="Consolas" w:hAnsi="Consolas"/>
+                <w:color w:val="222222"/>
+                <w:sz w:val="18"/>
+              </w:rPr>
+              <w:t xml:space="preserve">              &lt;span className="active-text"&gt;{message}&lt;/span&gt;</w:t>
+            </w:r>
+            <w:r>
+              <w:rPr>
+                <w:rFonts w:ascii="Consolas" w:hAnsi="Consolas"/>
+                <w:color w:val="222222"/>
+                <w:sz w:val="18"/>
+              </w:rPr>
+              <w:br w:type="textWrapping"/>
+            </w:r>
+            <w:r>
+              <w:rPr>
+                <w:rFonts w:ascii="Consolas" w:hAnsi="Consolas"/>
+                <w:color w:val="222222"/>
+                <w:sz w:val="18"/>
+              </w:rPr>
+              <w:t xml:space="preserve">            ) : (</w:t>
+            </w:r>
+            <w:r>
+              <w:rPr>
+                <w:rFonts w:ascii="Consolas" w:hAnsi="Consolas"/>
+                <w:color w:val="222222"/>
+                <w:sz w:val="18"/>
+              </w:rPr>
+              <w:br w:type="textWrapping"/>
+            </w:r>
+            <w:r>
+              <w:rPr>
+                <w:rFonts w:ascii="Consolas" w:hAnsi="Consolas"/>
+                <w:color w:val="222222"/>
+                <w:sz w:val="18"/>
+              </w:rPr>
+              <w:t xml:space="preserve">              &lt;span className="placeholder-text"&gt;Waiting for input... Type above to see real-time state synchronization.&lt;/span&gt;</w:t>
+            </w:r>
+            <w:r>
+              <w:rPr>
+                <w:rFonts w:ascii="Consolas" w:hAnsi="Consolas"/>
+                <w:color w:val="222222"/>
+                <w:sz w:val="18"/>
+              </w:rPr>
+              <w:br w:type="textWrapping"/>
+            </w:r>
+            <w:r>
+              <w:rPr>
+                <w:rFonts w:ascii="Consolas" w:hAnsi="Consolas"/>
+                <w:color w:val="222222"/>
+                <w:sz w:val="18"/>
+              </w:rPr>
+              <w:t xml:space="preserve">            )}</w:t>
+            </w:r>
+            <w:r>
+              <w:rPr>
+                <w:rFonts w:ascii="Consolas" w:hAnsi="Consolas"/>
+                <w:color w:val="222222"/>
+                <w:sz w:val="18"/>
+              </w:rPr>
+              <w:br w:type="textWrapping"/>
+            </w:r>
+            <w:r>
+              <w:rPr>
+                <w:rFonts w:ascii="Consolas" w:hAnsi="Consolas"/>
+                <w:color w:val="222222"/>
+                <w:sz w:val="18"/>
+              </w:rPr>
+              <w:t xml:space="preserve">          &lt;/div&gt;</w:t>
+            </w:r>
+            <w:r>
+              <w:rPr>
+                <w:rFonts w:ascii="Consolas" w:hAnsi="Consolas"/>
+                <w:color w:val="222222"/>
+                <w:sz w:val="18"/>
+              </w:rPr>
+              <w:br w:type="textWrapping"/>
+            </w:r>
+            <w:r>
+              <w:rPr>
+                <w:rFonts w:ascii="Consolas" w:hAnsi="Consolas"/>
+                <w:color w:val="222222"/>
+                <w:sz w:val="18"/>
+              </w:rPr>
+              <w:t xml:space="preserve">        &lt;/div&gt;</w:t>
+            </w:r>
+            <w:r>
+              <w:rPr>
+                <w:rFonts w:ascii="Consolas" w:hAnsi="Consolas"/>
+                <w:color w:val="222222"/>
+                <w:sz w:val="18"/>
+              </w:rPr>
+              <w:br w:type="textWrapping"/>
+            </w:r>
+            <w:r>
+              <w:rPr>
+                <w:rFonts w:ascii="Consolas" w:hAnsi="Consolas"/>
+                <w:color w:val="222222"/>
+                <w:sz w:val="18"/>
+              </w:rPr>
+              <w:br w:type="textWrapping"/>
+            </w:r>
+            <w:r>
+              <w:rPr>
+                <w:rFonts w:ascii="Consolas" w:hAnsi="Consolas"/>
+                <w:color w:val="222222"/>
+                <w:sz w:val="18"/>
+              </w:rPr>
+              <w:t xml:space="preserve">        {submittedMessage &amp;&amp; (</w:t>
+            </w:r>
+            <w:r>
+              <w:rPr>
+                <w:rFonts w:ascii="Consolas" w:hAnsi="Consolas"/>
+                <w:color w:val="222222"/>
+                <w:sz w:val="18"/>
+              </w:rPr>
+              <w:br w:type="textWrapping"/>
+            </w:r>
+            <w:r>
+              <w:rPr>
+                <w:rFonts w:ascii="Consolas" w:hAnsi="Consolas"/>
+                <w:color w:val="222222"/>
+                <w:sz w:val="18"/>
+              </w:rPr>
+              <w:t xml:space="preserve">          &lt;div className="success-notification"&gt;</w:t>
+            </w:r>
+            <w:r>
+              <w:rPr>
+                <w:rFonts w:ascii="Consolas" w:hAnsi="Consolas"/>
+                <w:color w:val="222222"/>
+                <w:sz w:val="18"/>
+              </w:rPr>
+              <w:br w:type="textWrapping"/>
+            </w:r>
+            <w:r>
+              <w:rPr>
+                <w:rFonts w:ascii="Consolas" w:hAnsi="Consolas"/>
+                <w:color w:val="222222"/>
+                <w:sz w:val="18"/>
+              </w:rPr>
+              <w:t xml:space="preserve">            ✓ Message submitted successfully: &amp;ldquo;{submittedMessage}&amp;rdquo;</w:t>
+            </w:r>
+            <w:r>
+              <w:rPr>
+                <w:rFonts w:ascii="Consolas" w:hAnsi="Consolas"/>
+                <w:color w:val="222222"/>
+                <w:sz w:val="18"/>
+              </w:rPr>
+              <w:br w:type="textWrapping"/>
+            </w:r>
+            <w:r>
+              <w:rPr>
+                <w:rFonts w:ascii="Consolas" w:hAnsi="Consolas"/>
+                <w:color w:val="222222"/>
+                <w:sz w:val="18"/>
+              </w:rPr>
+              <w:t xml:space="preserve">          &lt;/div&gt;</w:t>
+            </w:r>
+            <w:r>
+              <w:rPr>
+                <w:rFonts w:ascii="Consolas" w:hAnsi="Consolas"/>
+                <w:color w:val="222222"/>
+                <w:sz w:val="18"/>
+              </w:rPr>
+              <w:br w:type="textWrapping"/>
+            </w:r>
+            <w:r>
+              <w:rPr>
+                <w:rFonts w:ascii="Consolas" w:hAnsi="Consolas"/>
+                <w:color w:val="222222"/>
+                <w:sz w:val="18"/>
+              </w:rPr>
+              <w:t xml:space="preserve">        )}</w:t>
+            </w:r>
+            <w:r>
+              <w:rPr>
+                <w:rFonts w:ascii="Consolas" w:hAnsi="Consolas"/>
+                <w:color w:val="222222"/>
+                <w:sz w:val="18"/>
+              </w:rPr>
+              <w:br w:type="textWrapping"/>
+            </w:r>
+            <w:r>
+              <w:rPr>
+                <w:rFonts w:ascii="Consolas" w:hAnsi="Consolas"/>
+                <w:color w:val="222222"/>
+                <w:sz w:val="18"/>
+              </w:rPr>
+              <w:t xml:space="preserve">      &lt;/div&gt;</w:t>
+            </w:r>
+            <w:r>
+              <w:rPr>
+                <w:rFonts w:ascii="Consolas" w:hAnsi="Consolas"/>
+                <w:color w:val="222222"/>
+                <w:sz w:val="18"/>
+              </w:rPr>
+              <w:br w:type="textWrapping"/>
+            </w:r>
+            <w:r>
+              <w:rPr>
+                <w:rFonts w:ascii="Consolas" w:hAnsi="Consolas"/>
+                <w:color w:val="222222"/>
+                <w:sz w:val="18"/>
+              </w:rPr>
+              <w:t xml:space="preserve">    &lt;/div&gt;</w:t>
+            </w:r>
+            <w:r>
+              <w:rPr>
+                <w:rFonts w:ascii="Consolas" w:hAnsi="Consolas"/>
+                <w:color w:val="222222"/>
+                <w:sz w:val="18"/>
+              </w:rPr>
+              <w:br w:type="textWrapping"/>
+            </w:r>
+            <w:r>
+              <w:rPr>
+                <w:rFonts w:ascii="Consolas" w:hAnsi="Consolas"/>
+                <w:color w:val="222222"/>
+                <w:sz w:val="18"/>
+              </w:rPr>
+              <w:t xml:space="preserve">  );</w:t>
+            </w:r>
+            <w:r>
+              <w:rPr>
+                <w:rFonts w:ascii="Consolas" w:hAnsi="Consolas"/>
+                <w:color w:val="222222"/>
+                <w:sz w:val="18"/>
+              </w:rPr>
+              <w:br w:type="textWrapping"/>
+            </w:r>
+            <w:r>
+              <w:rPr>
+                <w:rFonts w:ascii="Consolas" w:hAnsi="Consolas"/>
+                <w:color w:val="222222"/>
+                <w:sz w:val="18"/>
+              </w:rPr>
+              <w:t>}</w:t>
+            </w:r>
+            <w:r>
+              <w:rPr>
+                <w:rFonts w:ascii="Consolas" w:hAnsi="Consolas"/>
+                <w:color w:val="222222"/>
+                <w:sz w:val="18"/>
+              </w:rPr>
+              <w:br w:type="textWrapping"/>
+            </w:r>
+            <w:r>
+              <w:rPr>
+                <w:rFonts w:ascii="Consolas" w:hAnsi="Consolas"/>
+                <w:color w:val="222222"/>
+                <w:sz w:val="18"/>
+              </w:rPr>
+              <w:br w:type="textWrapping"/>
+            </w:r>
+            <w:r>
+              <w:rPr>
+                <w:rFonts w:ascii="Consolas" w:hAnsi="Consolas"/>
+                <w:color w:val="222222"/>
+                <w:sz w:val="18"/>
+              </w:rPr>
+              <w:t>export default Contact;</w:t>
+            </w:r>
+            <w:r>
+              <w:rPr>
+                <w:rFonts w:ascii="Consolas" w:hAnsi="Consolas"/>
+                <w:color w:val="222222"/>
+                <w:sz w:val="18"/>
+              </w:rPr>
+              <w:br w:type="textWrapping"/>
+            </w:r>
+          </w:p>
+          <w:p>
+            <w:r>
+              <w:rPr>
+                <w:rFonts w:ascii="Consolas" w:hAnsi="Consolas"/>
+                <w:b/>
+                <w:color w:val="003366"/>
+                <w:sz w:val="20"/>
+              </w:rPr>
+              <w:br w:type="textWrapping"/>
+            </w:r>
+            <w:r>
+              <w:rPr>
+                <w:rFonts w:ascii="Consolas" w:hAnsi="Consolas"/>
+                <w:b/>
+                <w:color w:val="003366"/>
+                <w:sz w:val="20"/>
+              </w:rPr>
+              <w:t>// File: src/components/NotFound.jsx</w:t>
+            </w:r>
+          </w:p>
+          <w:p>
+            <w:r>
+              <w:rPr>
+                <w:rFonts w:ascii="Consolas" w:hAnsi="Consolas"/>
+                <w:color w:val="222222"/>
+                <w:sz w:val="18"/>
+              </w:rPr>
+              <w:t>import { Link } from 'react-router-dom';</w:t>
+            </w:r>
+            <w:r>
+              <w:rPr>
+                <w:rFonts w:ascii="Consolas" w:hAnsi="Consolas"/>
+                <w:color w:val="222222"/>
+                <w:sz w:val="18"/>
+              </w:rPr>
+              <w:br w:type="textWrapping"/>
+            </w:r>
+            <w:r>
+              <w:rPr>
+                <w:rFonts w:ascii="Consolas" w:hAnsi="Consolas"/>
+                <w:color w:val="222222"/>
+                <w:sz w:val="18"/>
+              </w:rPr>
+              <w:br w:type="textWrapping"/>
+            </w:r>
+            <w:r>
+              <w:rPr>
+                <w:rFonts w:ascii="Consolas" w:hAnsi="Consolas"/>
+                <w:color w:val="222222"/>
+                <w:sz w:val="18"/>
+              </w:rPr>
+              <w:t>function NotFound() {</w:t>
+            </w:r>
+            <w:r>
+              <w:rPr>
+                <w:rFonts w:ascii="Consolas" w:hAnsi="Consolas"/>
+                <w:color w:val="222222"/>
+                <w:sz w:val="18"/>
+              </w:rPr>
+              <w:br w:type="textWrapping"/>
+            </w:r>
+            <w:r>
+              <w:rPr>
+                <w:rFonts w:ascii="Consolas" w:hAnsi="Consolas"/>
+                <w:color w:val="222222"/>
+                <w:sz w:val="18"/>
+              </w:rPr>
+              <w:t xml:space="preserve">  return (</w:t>
+            </w:r>
+            <w:r>
+              <w:rPr>
+                <w:rFonts w:ascii="Consolas" w:hAnsi="Consolas"/>
+                <w:color w:val="222222"/>
+                <w:sz w:val="18"/>
+              </w:rPr>
+              <w:br w:type="textWrapping"/>
+            </w:r>
+            <w:r>
+              <w:rPr>
+                <w:rFonts w:ascii="Consolas" w:hAnsi="Consolas"/>
+                <w:color w:val="222222"/>
+                <w:sz w:val="18"/>
+              </w:rPr>
+              <w:t xml:space="preserve">    &lt;div className="page-content not-found-page"&gt;</w:t>
+            </w:r>
+            <w:r>
+              <w:rPr>
+                <w:rFonts w:ascii="Consolas" w:hAnsi="Consolas"/>
+                <w:color w:val="222222"/>
+                <w:sz w:val="18"/>
+              </w:rPr>
+              <w:br w:type="textWrapping"/>
+            </w:r>
+            <w:r>
+              <w:rPr>
+                <w:rFonts w:ascii="Consolas" w:hAnsi="Consolas"/>
+                <w:color w:val="222222"/>
+                <w:sz w:val="18"/>
+              </w:rPr>
+              <w:t xml:space="preserve">      &lt;div className="card not-found-card"&gt;</w:t>
+            </w:r>
+            <w:r>
+              <w:rPr>
+                <w:rFonts w:ascii="Consolas" w:hAnsi="Consolas"/>
+                <w:color w:val="222222"/>
+                <w:sz w:val="18"/>
+              </w:rPr>
+              <w:br w:type="textWrapping"/>
+            </w:r>
+            <w:r>
+              <w:rPr>
+                <w:rFonts w:ascii="Consolas" w:hAnsi="Consolas"/>
+                <w:color w:val="222222"/>
+                <w:sz w:val="18"/>
+              </w:rPr>
+              <w:t xml:space="preserve">        &lt;h1 className="error-code"&gt;404&lt;/h1&gt;</w:t>
+            </w:r>
+            <w:r>
+              <w:rPr>
+                <w:rFonts w:ascii="Consolas" w:hAnsi="Consolas"/>
+                <w:color w:val="222222"/>
+                <w:sz w:val="18"/>
+              </w:rPr>
+              <w:br w:type="textWrapping"/>
+            </w:r>
+            <w:r>
+              <w:rPr>
+                <w:rFonts w:ascii="Consolas" w:hAnsi="Consolas"/>
+                <w:color w:val="222222"/>
+                <w:sz w:val="18"/>
+              </w:rPr>
+              <w:t xml:space="preserve">        &lt;h2&gt;Page Not Found&lt;/h2&gt;</w:t>
+            </w:r>
+            <w:r>
+              <w:rPr>
+                <w:rFonts w:ascii="Consolas" w:hAnsi="Consolas"/>
+                <w:color w:val="222222"/>
+                <w:sz w:val="18"/>
+              </w:rPr>
+              <w:br w:type="textWrapping"/>
+            </w:r>
+            <w:r>
+              <w:rPr>
+                <w:rFonts w:ascii="Consolas" w:hAnsi="Consolas"/>
+                <w:color w:val="222222"/>
+                <w:sz w:val="18"/>
+              </w:rPr>
+              <w:t xml:space="preserve">        &lt;p&gt;The route you are looking for does not exist or may have been moved.&lt;/p&gt;</w:t>
+            </w:r>
+            <w:r>
+              <w:rPr>
+                <w:rFonts w:ascii="Consolas" w:hAnsi="Consolas"/>
+                <w:color w:val="222222"/>
+                <w:sz w:val="18"/>
+              </w:rPr>
+              <w:br w:type="textWrapping"/>
+            </w:r>
+            <w:r>
+              <w:rPr>
+                <w:rFonts w:ascii="Consolas" w:hAnsi="Consolas"/>
+                <w:color w:val="222222"/>
+                <w:sz w:val="18"/>
+              </w:rPr>
+              <w:t xml:space="preserve">        &lt;Link to="/" className="home-link-btn"&gt;</w:t>
+            </w:r>
+            <w:r>
+              <w:rPr>
+                <w:rFonts w:ascii="Consolas" w:hAnsi="Consolas"/>
+                <w:color w:val="222222"/>
+                <w:sz w:val="18"/>
+              </w:rPr>
+              <w:br w:type="textWrapping"/>
+            </w:r>
+            <w:r>
+              <w:rPr>
+                <w:rFonts w:ascii="Consolas" w:hAnsi="Consolas"/>
+                <w:color w:val="222222"/>
+                <w:sz w:val="18"/>
+              </w:rPr>
+              <w:t xml:space="preserve">          &amp;larr; Back to Home</w:t>
+            </w:r>
+            <w:r>
+              <w:rPr>
+                <w:rFonts w:ascii="Consolas" w:hAnsi="Consolas"/>
+                <w:color w:val="222222"/>
+                <w:sz w:val="18"/>
+              </w:rPr>
+              <w:br w:type="textWrapping"/>
+            </w:r>
+            <w:r>
+              <w:rPr>
+                <w:rFonts w:ascii="Consolas" w:hAnsi="Consolas"/>
+                <w:color w:val="222222"/>
+                <w:sz w:val="18"/>
+              </w:rPr>
+              <w:t xml:space="preserve">        &lt;/Link&gt;</w:t>
+            </w:r>
+            <w:r>
+              <w:rPr>
+                <w:rFonts w:ascii="Consolas" w:hAnsi="Consolas"/>
+                <w:color w:val="222222"/>
+                <w:sz w:val="18"/>
+              </w:rPr>
+              <w:br w:type="textWrapping"/>
+            </w:r>
+            <w:r>
+              <w:rPr>
+                <w:rFonts w:ascii="Consolas" w:hAnsi="Consolas"/>
+                <w:color w:val="222222"/>
+                <w:sz w:val="18"/>
+              </w:rPr>
+              <w:t xml:space="preserve">      &lt;/div&gt;</w:t>
+            </w:r>
+            <w:r>
+              <w:rPr>
+                <w:rFonts w:ascii="Consolas" w:hAnsi="Consolas"/>
+                <w:color w:val="222222"/>
+                <w:sz w:val="18"/>
+              </w:rPr>
+              <w:br w:type="textWrapping"/>
+            </w:r>
+            <w:r>
+              <w:rPr>
+                <w:rFonts w:ascii="Consolas" w:hAnsi="Consolas"/>
+                <w:color w:val="222222"/>
+                <w:sz w:val="18"/>
+              </w:rPr>
+              <w:t xml:space="preserve">    &lt;/div&gt;</w:t>
+            </w:r>
+            <w:r>
+              <w:rPr>
+                <w:rFonts w:ascii="Consolas" w:hAnsi="Consolas"/>
+                <w:color w:val="222222"/>
+                <w:sz w:val="18"/>
+              </w:rPr>
+              <w:br w:type="textWrapping"/>
+            </w:r>
+            <w:r>
+              <w:rPr>
+                <w:rFonts w:ascii="Consolas" w:hAnsi="Consolas"/>
+                <w:color w:val="222222"/>
+                <w:sz w:val="18"/>
+              </w:rPr>
+              <w:t xml:space="preserve">  );</w:t>
+            </w:r>
+            <w:r>
+              <w:rPr>
+                <w:rFonts w:ascii="Consolas" w:hAnsi="Consolas"/>
+                <w:color w:val="222222"/>
+                <w:sz w:val="18"/>
+              </w:rPr>
+              <w:br w:type="textWrapping"/>
+            </w:r>
+            <w:r>
+              <w:rPr>
+                <w:rFonts w:ascii="Consolas" w:hAnsi="Consolas"/>
+                <w:color w:val="222222"/>
+                <w:sz w:val="18"/>
+              </w:rPr>
+              <w:t>}</w:t>
+            </w:r>
+            <w:r>
+              <w:rPr>
+                <w:rFonts w:ascii="Consolas" w:hAnsi="Consolas"/>
+                <w:color w:val="222222"/>
+                <w:sz w:val="18"/>
+              </w:rPr>
+              <w:br w:type="textWrapping"/>
+            </w:r>
+            <w:r>
+              <w:rPr>
+                <w:rFonts w:ascii="Consolas" w:hAnsi="Consolas"/>
+                <w:color w:val="222222"/>
+                <w:sz w:val="18"/>
+              </w:rPr>
+              <w:br w:type="textWrapping"/>
+            </w:r>
+            <w:r>
+              <w:rPr>
+                <w:rFonts w:ascii="Consolas" w:hAnsi="Consolas"/>
+                <w:color w:val="222222"/>
+                <w:sz w:val="18"/>
+              </w:rPr>
+              <w:t>export default NotFound;</w:t>
+            </w:r>
+            <w:r>
+              <w:rPr>
+                <w:rFonts w:ascii="Consolas" w:hAnsi="Consolas"/>
+                <w:color w:val="222222"/>
+                <w:sz w:val="18"/>
+              </w:rPr>
+              <w:br w:type="textWrapping"/>
+            </w:r>
+          </w:p>
+          <w:p>
+            <w:r>
+              <w:rPr>
+                <w:rFonts w:ascii="Consolas" w:hAnsi="Consolas"/>
+                <w:b/>
+                <w:color w:val="003366"/>
+                <w:sz w:val="20"/>
+              </w:rPr>
+              <w:br w:type="textWrapping"/>
+            </w:r>
+            <w:r>
+              <w:rPr>
+                <w:rFonts w:ascii="Consolas" w:hAnsi="Consolas"/>
+                <w:b/>
+                <w:color w:val="003366"/>
+                <w:sz w:val="20"/>
+              </w:rPr>
+              <w:t>// File: src/components/Footer.jsx</w:t>
+            </w:r>
+          </w:p>
+          <w:p>
+            <w:r>
+              <w:rPr>
+                <w:rFonts w:ascii="Consolas" w:hAnsi="Consolas"/>
+                <w:color w:val="222222"/>
+                <w:sz w:val="18"/>
+              </w:rPr>
               <w:t>function Footer() {</w:t>
-              <w:br/>
+            </w:r>
+            <w:r>
+              <w:rPr>
+                <w:rFonts w:ascii="Consolas" w:hAnsi="Consolas"/>
+                <w:color w:val="222222"/>
+                <w:sz w:val="18"/>
+              </w:rPr>
+              <w:br w:type="textWrapping"/>
+            </w:r>
+            <w:r>
+              <w:rPr>
+                <w:rFonts w:ascii="Consolas" w:hAnsi="Consolas"/>
+                <w:color w:val="222222"/>
+                <w:sz w:val="18"/>
+              </w:rPr>
               <w:t xml:space="preserve">  return (</w:t>
-              <w:br/>
+            </w:r>
+            <w:r>
+              <w:rPr>
+                <w:rFonts w:ascii="Consolas" w:hAnsi="Consolas"/>
+                <w:color w:val="222222"/>
+                <w:sz w:val="18"/>
+              </w:rPr>
+              <w:br w:type="textWrapping"/>
+            </w:r>
+            <w:r>
+              <w:rPr>
+                <w:rFonts w:ascii="Consolas" w:hAnsi="Consolas"/>
+                <w:color w:val="222222"/>
+                <w:sz w:val="18"/>
+              </w:rPr>
               <w:t xml:space="preserve">    &lt;footer className="footer-container"&gt;</w:t>
-              <w:br/>
+            </w:r>
+            <w:r>
+              <w:rPr>
+                <w:rFonts w:ascii="Consolas" w:hAnsi="Consolas"/>
+                <w:color w:val="222222"/>
+                <w:sz w:val="18"/>
+              </w:rPr>
+              <w:br w:type="textWrapping"/>
+            </w:r>
+            <w:r>
+              <w:rPr>
+                <w:rFonts w:ascii="Consolas" w:hAnsi="Consolas"/>
+                <w:color w:val="222222"/>
+                <w:sz w:val="18"/>
+              </w:rPr>
               <w:t xml:space="preserve">      &lt;p&gt;Contact : &lt;a href="mailto:24cs105@charusat.edu.in"&gt;24cs105@charusat.edu.in&lt;/a&gt;&lt;/p&gt;</w:t>
-              <w:br/>
+            </w:r>
+            <w:r>
+              <w:rPr>
+                <w:rFonts w:ascii="Consolas" w:hAnsi="Consolas"/>
+                <w:color w:val="222222"/>
+                <w:sz w:val="18"/>
+              </w:rPr>
+              <w:br w:type="textWrapping"/>
+            </w:r>
+            <w:r>
+              <w:rPr>
+                <w:rFonts w:ascii="Consolas" w:hAnsi="Consolas"/>
+                <w:color w:val="222222"/>
+                <w:sz w:val="18"/>
+              </w:rPr>
               <w:t xml:space="preserve">      &lt;p className="copyright-text"&gt;</w:t>
-              <w:br/>
+            </w:r>
+            <w:r>
+              <w:rPr>
+                <w:rFonts w:ascii="Consolas" w:hAnsi="Consolas"/>
+                <w:color w:val="222222"/>
+                <w:sz w:val="18"/>
+              </w:rPr>
+              <w:br w:type="textWrapping"/>
+            </w:r>
+            <w:r>
+              <w:rPr>
+                <w:rFonts w:ascii="Consolas" w:hAnsi="Consolas"/>
+                <w:color w:val="222222"/>
+                <w:sz w:val="18"/>
+              </w:rPr>
               <w:t xml:space="preserve">        © 2026 Rudra Vaghela (24CS105) | CSPIT - Charotar University of Science and Technology</w:t>
-              <w:br/>
+            </w:r>
+            <w:r>
+              <w:rPr>
+                <w:rFonts w:ascii="Consolas" w:hAnsi="Consolas"/>
+                <w:color w:val="222222"/>
+                <w:sz w:val="18"/>
+              </w:rPr>
+              <w:br w:type="textWrapping"/>
+            </w:r>
+            <w:r>
+              <w:rPr>
+                <w:rFonts w:ascii="Consolas" w:hAnsi="Consolas"/>
+                <w:color w:val="222222"/>
+                <w:sz w:val="18"/>
+              </w:rPr>
               <w:t xml:space="preserve">      &lt;/p&gt;</w:t>
-              <w:br/>
+            </w:r>
+            <w:r>
+              <w:rPr>
+                <w:rFonts w:ascii="Consolas" w:hAnsi="Consolas"/>
+                <w:color w:val="222222"/>
+                <w:sz w:val="18"/>
+              </w:rPr>
+              <w:br w:type="textWrapping"/>
+            </w:r>
+            <w:r>
+              <w:rPr>
+                <w:rFonts w:ascii="Consolas" w:hAnsi="Consolas"/>
+                <w:color w:val="222222"/>
+                <w:sz w:val="18"/>
+              </w:rPr>
               <w:t xml:space="preserve">    &lt;/footer&gt;</w:t>
-              <w:br/>
+            </w:r>
+            <w:r>
+              <w:rPr>
+                <w:rFonts w:ascii="Consolas" w:hAnsi="Consolas"/>
+                <w:color w:val="222222"/>
+                <w:sz w:val="18"/>
+              </w:rPr>
+              <w:br w:type="textWrapping"/>
+            </w:r>
+            <w:r>
+              <w:rPr>
+                <w:rFonts w:ascii="Consolas" w:hAnsi="Consolas"/>
+                <w:color w:val="222222"/>
+                <w:sz w:val="18"/>
+              </w:rPr>
               <w:t xml:space="preserve">  );</w:t>
-              <w:br/>
+            </w:r>
+            <w:r>
+              <w:rPr>
+                <w:rFonts w:ascii="Consolas" w:hAnsi="Consolas"/>
+                <w:color w:val="222222"/>
+                <w:sz w:val="18"/>
+              </w:rPr>
+              <w:br w:type="textWrapping"/>
+            </w:r>
+            <w:r>
+              <w:rPr>
+                <w:rFonts w:ascii="Consolas" w:hAnsi="Consolas"/>
+                <w:color w:val="222222"/>
+                <w:sz w:val="18"/>
+              </w:rPr>
               <w:t>}</w:t>
-              <w:br/>
-              <w:br/>
+            </w:r>
+            <w:r>
+              <w:rPr>
+                <w:rFonts w:ascii="Consolas" w:hAnsi="Consolas"/>
+                <w:color w:val="222222"/>
+                <w:sz w:val="18"/>
+              </w:rPr>
+              <w:br w:type="textWrapping"/>
+            </w:r>
+            <w:r>
+              <w:rPr>
+                <w:rFonts w:ascii="Consolas" w:hAnsi="Consolas"/>
+                <w:color w:val="222222"/>
+                <w:sz w:val="18"/>
+              </w:rPr>
+              <w:br w:type="textWrapping"/>
+            </w:r>
+            <w:r>
+              <w:rPr>
+                <w:rFonts w:ascii="Consolas" w:hAnsi="Consolas"/>
+                <w:color w:val="222222"/>
+                <w:sz w:val="18"/>
+              </w:rPr>
               <w:t>export default Footer;</w:t>
             </w:r>
           </w:p>
@@ -1713,7 +6590,7 @@
             <w:pPr>
               <w:spacing w:after="0" w:line="285" w:lineRule="atLeast"/>
               <w:rPr>
-                <w:rFonts w:ascii="Consolas" w:hAnsi="Consolas" w:eastAsia="Times New Roman" w:cs="Times New Roman"/>
+                <w:rFonts w:hint="default" w:ascii="Consolas" w:hAnsi="Consolas" w:eastAsia="Times New Roman" w:cs="Times New Roman"/>
                 <w:b/>
                 <w:color w:val="CCCCCC"/>
                 <w:sz w:val="21"/>
@@ -1722,14 +6599,12 @@
               </w:rPr>
             </w:pPr>
             <w:r>
-              <w:t>GitHub Link Repository Link: https://github.com/24CS105-RUDRA/24CS105-AWDF-Practical1</w:t>
-            </w:r>
-            <w:r>
               <w:rPr>
                 <w:rFonts w:ascii="Times New Roman" w:hAnsi="Times New Roman"/>
                 <w:b/>
                 <w:sz w:val="22"/>
               </w:rPr>
+              <w:t xml:space="preserve">GitHub Link Repository Link: </w:t>
             </w:r>
             <w:r>
               <w:rPr>
@@ -1738,9 +6613,19 @@
                 <w:color w:val="0000CC"/>
                 <w:sz w:val="22"/>
               </w:rPr>
+              <w:t>https://github.com/24CS105-RUDRA/24CS105-AWDF-Practical</w:t>
+            </w:r>
+            <w:r>
+              <w:rPr>
+                <w:rFonts w:hint="default" w:ascii="Times New Roman" w:hAnsi="Times New Roman"/>
+                <w:b/>
+                <w:color w:val="0000CC"/>
+                <w:sz w:val="22"/>
+                <w:lang w:val="en-IN"/>
+              </w:rPr>
+              <w:t>2</w:t>
             </w:r>
           </w:p>
-          <w:bookmarkEnd w:id="1"/>
           <w:p>
             <w:pPr>
               <w:spacing w:after="0" w:line="240" w:lineRule="auto"/>
@@ -1751,7 +6636,6 @@
                 <w:szCs w:val="24"/>
               </w:rPr>
             </w:pPr>
-            <w:r/>
           </w:p>
         </w:tc>
       </w:tr>
@@ -1788,7 +6672,6 @@
                 <w:rFonts w:ascii="Times New Roman" w:hAnsi="Times New Roman" w:eastAsia="Times New Roman" w:cs="Times New Roman"/>
               </w:rPr>
             </w:pPr>
-            <w:r/>
             <w:r>
               <w:rPr>
                 <w:rFonts w:ascii="Times New Roman" w:hAnsi="Times New Roman"/>
@@ -1836,7 +6719,6 @@
                 <w:szCs w:val="24"/>
               </w:rPr>
             </w:pPr>
-            <w:r/>
           </w:p>
           <w:p>
             <w:pPr>
@@ -1851,7 +6733,6 @@
                 <w:lang w:val="en-IN"/>
               </w:rPr>
             </w:pPr>
-            <w:r/>
           </w:p>
           <w:p>
             <w:r>
@@ -1860,54 +6741,30 @@
                 <w:b/>
                 <w:sz w:val="22"/>
               </w:rPr>
-              <w:br/>
-              <w:t>1. Multi-Page Navigation (React Router v6):</w:t>
-              <w:br/>
-            </w:r>
-            <w:r>
-              <w:rPr>
-                <w:rFonts w:ascii="Times New Roman" w:hAnsi="Times New Roman"/>
-                <w:sz w:val="21"/>
-              </w:rPr>
-              <w:t>Configured client-side routing using BrowserRouter, Routes, Route, and Link/NavLink components without full page reload. The NavBar routes smoothly between Home ('/'), Projects ('/projects'), and Contact ('/contact').</w:t>
-            </w:r>
-          </w:p>
-          <w:p>
+              <w:br w:type="textWrapping"/>
+            </w:r>
             <w:r>
               <w:rPr>
                 <w:rFonts w:ascii="Times New Roman" w:hAnsi="Times New Roman"/>
                 <w:b/>
                 <w:sz w:val="22"/>
               </w:rPr>
-              <w:br/>
-              <w:t>2. Controlled Form &amp; Real-Time Input Synchronization (Contact Component):</w:t>
-              <w:br/>
-            </w:r>
-            <w:r>
-              <w:rPr>
-                <w:rFonts w:ascii="Times New Roman" w:hAnsi="Times New Roman"/>
-                <w:sz w:val="21"/>
-              </w:rPr>
-              <w:t>Implemented controlled input tied to useState in Contact.jsx (const [message, setMessage] = useState('')). As the user types, the message state updates synchronously and is reflected in real time in the live preview area below.</w:t>
-            </w:r>
-          </w:p>
-          <w:p>
+              <w:t>1. Multi-Page Navigation (React Router v6):</w:t>
+            </w:r>
             <w:r>
               <w:rPr>
                 <w:rFonts w:ascii="Times New Roman" w:hAnsi="Times New Roman"/>
                 <w:b/>
                 <w:sz w:val="22"/>
               </w:rPr>
-              <w:br/>
-              <w:t>3. Live Character Counter (Supplementary Problem):</w:t>
-              <w:br/>
+              <w:br w:type="textWrapping"/>
             </w:r>
             <w:r>
               <w:rPr>
                 <w:rFonts w:ascii="Times New Roman" w:hAnsi="Times New Roman"/>
                 <w:sz w:val="21"/>
               </w:rPr>
-              <w:t>A reactive character counter displays the real-time length (message.length) of the user's input directly below the text box.</w:t>
+              <w:t>Configured client-side routing using BrowserRouter, Routes, Route, and Link/NavLink components without full page reload. The NavBar routes smoothly between Home ('/'), Projects ('/projects'), and Contact ('/contact').</w:t>
             </w:r>
           </w:p>
           <w:p>
@@ -1917,55 +6774,269 @@
                 <w:b/>
                 <w:sz w:val="22"/>
               </w:rPr>
-              <w:br/>
-              <w:t>4. UI Visibility Toggle using useState:</w:t>
-              <w:br/>
-            </w:r>
-            <w:r>
-              <w:rPr>
-                <w:rFonts w:ascii="Times New Roman" w:hAnsi="Times New Roman"/>
-                <w:sz w:val="21"/>
-              </w:rPr>
-              <w:t>Added a toggleable Help &amp; Tips guide box (const [showHelp, setShowHelp] = useState(false)) demonstrating dynamic conditional UI rendering with a second useState variable.</w:t>
-            </w:r>
-          </w:p>
-          <w:p>
+              <w:br w:type="textWrapping"/>
+            </w:r>
             <w:r>
               <w:rPr>
                 <w:rFonts w:ascii="Times New Roman" w:hAnsi="Times New Roman"/>
                 <w:b/>
                 <w:sz w:val="22"/>
               </w:rPr>
-              <w:br/>
-              <w:t>5. Dark / Light Mode Theme Toggle (Supplementary Problem):</w:t>
-              <w:br/>
-            </w:r>
-            <w:r>
-              <w:rPr>
-                <w:rFonts w:ascii="Times New Roman" w:hAnsi="Times New Roman"/>
-                <w:sz w:val="21"/>
-              </w:rPr>
-              <w:t>Implemented application-wide dark and light mode toggle using useState at the root shell level, dynamically toggling CSS classes (.dark-theme and .light-theme).</w:t>
-            </w:r>
-          </w:p>
-          <w:p>
+              <w:t>2. Controlled Form &amp; Real-Time Input Synchronization (Contact Component):</w:t>
+            </w:r>
             <w:r>
               <w:rPr>
                 <w:rFonts w:ascii="Times New Roman" w:hAnsi="Times New Roman"/>
                 <w:b/>
                 <w:sz w:val="22"/>
               </w:rPr>
-              <w:br/>
-              <w:t>6. 404 Custom Not Found Route (Supplementary Problem):</w:t>
-              <w:br/>
+              <w:br w:type="textWrapping"/>
             </w:r>
             <w:r>
               <w:rPr>
                 <w:rFonts w:ascii="Times New Roman" w:hAnsi="Times New Roman"/>
                 <w:sz w:val="21"/>
               </w:rPr>
+              <w:t>Implemented controlled input tied to useState in Contact.jsx (const [message, setMessage] = useState('')). As the user types, the message state updates synchronously and is reflected in real time in the live preview area below.</w:t>
+            </w:r>
+          </w:p>
+          <w:p>
+            <w:r>
+              <w:rPr>
+                <w:rFonts w:ascii="Times New Roman" w:hAnsi="Times New Roman"/>
+                <w:b/>
+                <w:sz w:val="22"/>
+              </w:rPr>
+              <w:br w:type="textWrapping"/>
+            </w:r>
+            <w:r>
+              <w:rPr>
+                <w:rFonts w:ascii="Times New Roman" w:hAnsi="Times New Roman"/>
+                <w:b/>
+                <w:sz w:val="22"/>
+              </w:rPr>
+              <w:t>3. Live Character Counter (Supplementary Problem):</w:t>
+            </w:r>
+            <w:r>
+              <w:rPr>
+                <w:rFonts w:ascii="Times New Roman" w:hAnsi="Times New Roman"/>
+                <w:b/>
+                <w:sz w:val="22"/>
+              </w:rPr>
+              <w:br w:type="textWrapping"/>
+            </w:r>
+            <w:r>
+              <w:rPr>
+                <w:rFonts w:ascii="Times New Roman" w:hAnsi="Times New Roman"/>
+                <w:sz w:val="21"/>
+              </w:rPr>
+              <w:t>A reactive character counter displays the real-time length (message.length) of the user's input directly below the text box.</w:t>
+            </w:r>
+          </w:p>
+          <w:p>
+            <w:r>
+              <w:rPr>
+                <w:rFonts w:ascii="Times New Roman" w:hAnsi="Times New Roman"/>
+                <w:b/>
+                <w:sz w:val="22"/>
+              </w:rPr>
+              <w:br w:type="textWrapping"/>
+            </w:r>
+            <w:r>
+              <w:rPr>
+                <w:rFonts w:ascii="Times New Roman" w:hAnsi="Times New Roman"/>
+                <w:b/>
+                <w:sz w:val="22"/>
+              </w:rPr>
+              <w:t>4. UI Visibility Toggle using useState:</w:t>
+            </w:r>
+            <w:r>
+              <w:rPr>
+                <w:rFonts w:ascii="Times New Roman" w:hAnsi="Times New Roman"/>
+                <w:b/>
+                <w:sz w:val="22"/>
+              </w:rPr>
+              <w:br w:type="textWrapping"/>
+            </w:r>
+            <w:r>
+              <w:rPr>
+                <w:rFonts w:ascii="Times New Roman" w:hAnsi="Times New Roman"/>
+                <w:sz w:val="21"/>
+              </w:rPr>
+              <w:t>Added a toggleable Help &amp; Tips guide box (const [showHelp, setShowHelp] = useState(false)) demonstrating dynamic conditional UI rendering with a second useState variable.</w:t>
+            </w:r>
+          </w:p>
+          <w:p>
+            <w:r>
+              <w:rPr>
+                <w:rFonts w:ascii="Times New Roman" w:hAnsi="Times New Roman"/>
+                <w:b/>
+                <w:sz w:val="22"/>
+              </w:rPr>
+              <w:br w:type="textWrapping"/>
+            </w:r>
+            <w:r>
+              <w:rPr>
+                <w:rFonts w:ascii="Times New Roman" w:hAnsi="Times New Roman"/>
+                <w:b/>
+                <w:sz w:val="22"/>
+              </w:rPr>
+              <w:t>5. Dark / Light Mode Theme Toggle (Supplementary Problem):</w:t>
+            </w:r>
+            <w:r>
+              <w:rPr>
+                <w:rFonts w:ascii="Times New Roman" w:hAnsi="Times New Roman"/>
+                <w:b/>
+                <w:sz w:val="22"/>
+              </w:rPr>
+              <w:br w:type="textWrapping"/>
+            </w:r>
+            <w:r>
+              <w:rPr>
+                <w:rFonts w:ascii="Times New Roman" w:hAnsi="Times New Roman"/>
+                <w:sz w:val="21"/>
+              </w:rPr>
+              <w:t>Implemented application-wide dark and light mode toggle using useState at the root shell level, dynamically toggling CSS classes (.dark-theme and .light-theme).</w:t>
+            </w:r>
+          </w:p>
+          <w:p>
+            <w:pPr>
+              <w:rPr>
+                <w:rFonts w:ascii="Times New Roman" w:hAnsi="Times New Roman"/>
+                <w:sz w:val="21"/>
+              </w:rPr>
+            </w:pPr>
+            <w:r>
+              <w:rPr>
+                <w:rFonts w:ascii="Times New Roman" w:hAnsi="Times New Roman"/>
+                <w:b/>
+                <w:sz w:val="22"/>
+              </w:rPr>
+              <w:br w:type="textWrapping"/>
+            </w:r>
+            <w:r>
+              <w:rPr>
+                <w:rFonts w:ascii="Times New Roman" w:hAnsi="Times New Roman"/>
+                <w:b/>
+                <w:sz w:val="22"/>
+              </w:rPr>
+              <w:t>6. 404 Custom Not Found Route (Supplementary Problem):</w:t>
+            </w:r>
+            <w:r>
+              <w:rPr>
+                <w:rFonts w:ascii="Times New Roman" w:hAnsi="Times New Roman"/>
+                <w:b/>
+                <w:sz w:val="22"/>
+              </w:rPr>
+              <w:br w:type="textWrapping"/>
+            </w:r>
+            <w:r>
+              <w:rPr>
+                <w:rFonts w:ascii="Times New Roman" w:hAnsi="Times New Roman"/>
+                <w:sz w:val="21"/>
+              </w:rPr>
               <w:t>Added a fallback wildcard route ('*') rendering a styled NotFound error component with a return button to the Home route.</w:t>
             </w:r>
+          </w:p>
+          <w:p>
+            <w:pPr>
+              <w:rPr>
+                <w:rFonts w:ascii="Times New Roman" w:hAnsi="Times New Roman"/>
+                <w:sz w:val="21"/>
+              </w:rPr>
+            </w:pPr>
+          </w:p>
+          <w:p>
+            <w:r>
+              <w:drawing>
+                <wp:inline distT="0" distB="0" distL="114300" distR="114300">
+                  <wp:extent cx="6539230" cy="3176905"/>
+                  <wp:effectExtent l="0" t="0" r="13970" b="8255"/>
+                  <wp:docPr id="1" name="Picture 1"/>
+                  <wp:cNvGraphicFramePr>
+                    <a:graphicFrameLocks xmlns:a="http://schemas.openxmlformats.org/drawingml/2006/main" noChangeAspect="1"/>
+                  </wp:cNvGraphicFramePr>
+                  <a:graphic xmlns:a="http://schemas.openxmlformats.org/drawingml/2006/main">
+                    <a:graphicData uri="http://schemas.openxmlformats.org/drawingml/2006/picture">
+                      <pic:pic xmlns:pic="http://schemas.openxmlformats.org/drawingml/2006/picture">
+                        <pic:nvPicPr>
+                          <pic:cNvPr id="1" name="Picture 1"/>
+                          <pic:cNvPicPr>
+                            <a:picLocks noChangeAspect="1"/>
+                          </pic:cNvPicPr>
+                        </pic:nvPicPr>
+                        <pic:blipFill>
+                          <a:blip r:embed="rId12"/>
+                          <a:stretch>
+                            <a:fillRect/>
+                          </a:stretch>
+                        </pic:blipFill>
+                        <pic:spPr>
+                          <a:xfrm>
+                            <a:off x="0" y="0"/>
+                            <a:ext cx="6539230" cy="3176905"/>
+                          </a:xfrm>
+                          <a:prstGeom prst="rect">
+                            <a:avLst/>
+                          </a:prstGeom>
+                          <a:noFill/>
+                          <a:ln>
+                            <a:noFill/>
+                          </a:ln>
+                        </pic:spPr>
+                      </pic:pic>
+                    </a:graphicData>
+                  </a:graphic>
+                </wp:inline>
+              </w:drawing>
+            </w:r>
+          </w:p>
+          <w:p>
+            <w:r>
+              <w:drawing>
+                <wp:inline distT="0" distB="0" distL="114300" distR="114300">
+                  <wp:extent cx="6537960" cy="4062730"/>
+                  <wp:effectExtent l="0" t="0" r="0" b="6350"/>
+                  <wp:docPr id="2" name="Picture 2"/>
+                  <wp:cNvGraphicFramePr>
+                    <a:graphicFrameLocks xmlns:a="http://schemas.openxmlformats.org/drawingml/2006/main" noChangeAspect="1"/>
+                  </wp:cNvGraphicFramePr>
+                  <a:graphic xmlns:a="http://schemas.openxmlformats.org/drawingml/2006/main">
+                    <a:graphicData uri="http://schemas.openxmlformats.org/drawingml/2006/picture">
+                      <pic:pic xmlns:pic="http://schemas.openxmlformats.org/drawingml/2006/picture">
+                        <pic:nvPicPr>
+                          <pic:cNvPr id="2" name="Picture 2"/>
+                          <pic:cNvPicPr>
+                            <a:picLocks noChangeAspect="1"/>
+                          </pic:cNvPicPr>
+                        </pic:nvPicPr>
+                        <pic:blipFill>
+                          <a:blip r:embed="rId13"/>
+                          <a:stretch>
+                            <a:fillRect/>
+                          </a:stretch>
+                        </pic:blipFill>
+                        <pic:spPr>
+                          <a:xfrm>
+                            <a:off x="0" y="0"/>
+                            <a:ext cx="6537960" cy="4062730"/>
+                          </a:xfrm>
+                          <a:prstGeom prst="rect">
+                            <a:avLst/>
+                          </a:prstGeom>
+                          <a:noFill/>
+                          <a:ln>
+                            <a:noFill/>
+                          </a:ln>
+                        </pic:spPr>
+                      </pic:pic>
+                    </a:graphicData>
+                  </a:graphic>
+                </wp:inline>
+              </w:drawing>
+            </w:r>
+            <w:bookmarkStart w:id="1" w:name="_GoBack"/>
+            <w:bookmarkEnd w:id="1"/>
           </w:p>
         </w:tc>
       </w:tr>
@@ -2037,6 +7108,17 @@
           <w:szCs w:val="24"/>
         </w:rPr>
       </w:pPr>
+    </w:p>
+    <w:p>
+      <w:r>
+        <w:rPr>
+          <w:b/>
+        </w:rPr>
+        <w:t xml:space="preserve">Student Information: </w:t>
+      </w:r>
+      <w:r>
+        <w:t>Rudra Vaghela | ID: 24CS105 | Email: 24cs105@charusat.edu.in | Semester: 5th Sem | Program: B.Tech | Department: CSE-CSPIT</w:t>
+      </w:r>
     </w:p>
     <w:sectPr>
       <w:headerReference r:id="rId7" w:type="first"/>
@@ -2277,60 +7359,33 @@
         <w:szCs w:val="18"/>
       </w:rPr>
       <w:t xml:space="preserve">ITUE301: Advance Web Development Framework </w:t>
-      <w:tab/>
-      <w:tab/>
-      <w:t xml:space="preserve">       24CS105</w:t>
     </w:r>
     <w:r>
       <w:rPr>
         <w:rFonts w:ascii="Cambria" w:hAnsi="Cambria" w:eastAsia="Cambria" w:cs="Cambria"/>
         <w:b/>
-        <w:color w:val="000000"/>
         <w:sz w:val="18"/>
         <w:szCs w:val="18"/>
       </w:rPr>
-    </w:r>
-    <w:r>
-      <w:rPr>
-        <w:rFonts w:ascii="Times New Roman" w:hAnsi="Times New Roman" w:eastAsia="Times New Roman" w:cs="Times New Roman"/>
-        <w:b/>
-        <w:sz w:val="20"/>
-        <w:szCs w:val="20"/>
-      </w:rPr>
+      <w:tab/>
     </w:r>
     <w:r>
       <w:rPr>
         <w:rFonts w:ascii="Cambria" w:hAnsi="Cambria" w:eastAsia="Cambria" w:cs="Cambria"/>
         <w:b/>
-        <w:color w:val="000000"/>
+        <w:sz w:val="18"/>
+        <w:szCs w:val="18"/>
       </w:rPr>
+      <w:tab/>
     </w:r>
     <w:r>
       <w:rPr>
         <w:rFonts w:ascii="Cambria" w:hAnsi="Cambria" w:eastAsia="Cambria" w:cs="Cambria"/>
         <w:b/>
-        <w:color w:val="000000"/>
+        <w:sz w:val="18"/>
+        <w:szCs w:val="18"/>
       </w:rPr>
-    </w:r>
-    <w:r>
-      <w:rPr>
-        <w:rFonts w:ascii="Cambria" w:hAnsi="Cambria" w:eastAsia="Cambria" w:cs="Cambria"/>
-        <w:b/>
-        <w:color w:val="000000"/>
-      </w:rPr>
-    </w:r>
-    <w:r>
-      <w:rPr>
-        <w:rFonts w:ascii="Cambria" w:hAnsi="Cambria" w:eastAsia="Cambria" w:cs="Cambria"/>
-        <w:b/>
-      </w:rPr>
-    </w:r>
-    <w:r>
-      <w:rPr>
-        <w:rFonts w:hint="default" w:ascii="Cambria" w:hAnsi="Cambria" w:eastAsia="Cambria" w:cs="Cambria"/>
-        <w:b/>
-        <w:lang w:val="en-IN"/>
-      </w:rPr>
+      <w:t xml:space="preserve">       24CS105</w:t>
     </w:r>
   </w:p>
 </w:hdr>
@@ -3305,18 +8360,15 @@
 </file>
 
 <file path=customXml/item1.xml><?xml version="1.0" encoding="utf-8"?>
-<p:properties xmlns:p="http://schemas.microsoft.com/office/2006/metadata/properties" xmlns:xsi="http://www.w3.org/2001/XMLSchema-instance" xmlns:pc="http://schemas.microsoft.com/office/infopath/2007/PartnerControls">
-  <documentManagement/>
-</p:properties>
+<?mso-contentType ?>
+<FormTemplates xmlns="http://schemas.microsoft.com/sharepoint/v3/contenttype/forms">
+  <Display>DocumentLibraryForm</Display>
+  <Edit>DocumentLibraryForm</Edit>
+  <New>DocumentLibraryForm</New>
+</FormTemplates>
 </file>
 
 <file path=customXml/item2.xml><?xml version="1.0" encoding="utf-8"?>
-<go:gDocsCustomXmlDataStorage xmlns:go="http://customooxmlschemas.google.com/" xmlns:r="http://schemas.openxmlformats.org/officeDocument/2006/relationships">
-  <go:docsCustomData xmlns:go="http://customooxmlschemas.google.com/" roundtripDataSignature="AMtx7mhUAgasSE2oHfmy5iqmtC3affXiiA==">AMUW2mU7Ao1DIvL8uZpgtHKTeJ/cio14OSOQ/ZznNszu92txLTe57Yptg6Og/ZdXMHzzW2a0T2a9jyVwrLzJlazXOq5bG0swdX8vNOAumUC8C9w1xuWOFwdscWSeT4WO92JCXlGcJTW5</go:docsCustomData>
-</go:gDocsCustomXmlDataStorage>
-</file>
-
-<file path=customXml/item3.xml><?xml version="1.0" encoding="utf-8"?>
 <ct:contentTypeSchema xmlns:ct="http://schemas.microsoft.com/office/2006/metadata/contentType" xmlns:ma="http://schemas.microsoft.com/office/2006/metadata/properties/metaAttributes" ct:_="" ma:_="" ma:contentTypeName="Document" ma:contentTypeID="0x010100B7627595832415499CF7CB08729C3DDC" ma:contentTypeVersion="0" ma:contentTypeDescription="Create a new document." ma:contentTypeScope="" ma:versionID="691fabae353c3b22e69db9c91c2d1e62">
   <xsd:schema xmlns:xsd="http://www.w3.org/2001/XMLSchema" xmlns:xs="http://www.w3.org/2001/XMLSchema" xmlns:p="http://schemas.microsoft.com/office/2006/metadata/properties" targetNamespace="http://schemas.microsoft.com/office/2006/metadata/properties" ma:root="true" ma:fieldsID="4b795196365d0a2ba85bf44c386000f7">
     <xsd:element name="properties">
@@ -3430,35 +8482,38 @@
 </ct:contentTypeSchema>
 </file>
 
+<file path=customXml/item3.xml><?xml version="1.0" encoding="utf-8"?>
+<go:gDocsCustomXmlDataStorage xmlns:go="http://customooxmlschemas.google.com/" xmlns:r="http://schemas.openxmlformats.org/officeDocument/2006/relationships">
+  <go:docsCustomData xmlns:go="http://customooxmlschemas.google.com/" roundtripDataSignature="AMtx7mhUAgasSE2oHfmy5iqmtC3affXiiA==">AMUW2mU7Ao1DIvL8uZpgtHKTeJ/cio14OSOQ/ZznNszu92txLTe57Yptg6Og/ZdXMHzzW2a0T2a9jyVwrLzJlazXOq5bG0swdX8vNOAumUC8C9w1xuWOFwdscWSeT4WO92JCXlGcJTW5</go:docsCustomData>
+</go:gDocsCustomXmlDataStorage>
+</file>
+
 <file path=customXml/item4.xml><?xml version="1.0" encoding="utf-8"?>
-<?mso-contentType ?>
-<FormTemplates xmlns="http://schemas.microsoft.com/sharepoint/v3/contenttype/forms">
-  <Display>DocumentLibraryForm</Display>
-  <Edit>DocumentLibraryForm</Edit>
-  <New>DocumentLibraryForm</New>
-</FormTemplates>
+<p:properties xmlns:p="http://schemas.microsoft.com/office/2006/metadata/properties" xmlns:xsi="http://www.w3.org/2001/XMLSchema-instance" xmlns:pc="http://schemas.microsoft.com/office/infopath/2007/PartnerControls">
+  <documentManagement/>
+</p:properties>
 </file>
 
 <file path=customXml/itemProps1.xml><?xml version="1.0" encoding="utf-8"?>
-<ds:datastoreItem xmlns:ds="http://schemas.openxmlformats.org/officeDocument/2006/customXml" ds:itemID="{F999CDE0-7094-4A5F-B9FA-96517C574186}">
+<ds:datastoreItem xmlns:ds="http://schemas.openxmlformats.org/officeDocument/2006/customXml" ds:itemID="{EBB2D1F6-627C-4704-90BA-19F6ECA77424}">
   <ds:schemaRefs/>
 </ds:datastoreItem>
 </file>
 
 <file path=customXml/itemProps2.xml><?xml version="1.0" encoding="utf-8"?>
+<ds:datastoreItem xmlns:ds="http://schemas.openxmlformats.org/officeDocument/2006/customXml" ds:itemID="{FFCC6A10-BC7D-4D00-86B2-7D7DFB89FDA4}">
+  <ds:schemaRefs/>
+</ds:datastoreItem>
+</file>
+
+<file path=customXml/itemProps3.xml><?xml version="1.0" encoding="utf-8"?>
 <ds:datastoreItem xmlns:ds="http://schemas.openxmlformats.org/officeDocument/2006/customXml" ds:itemID="{11111111-1234-1234-1234-123412341234}">
   <ds:schemaRefs/>
 </ds:datastoreItem>
 </file>
 
-<file path=customXml/itemProps3.xml><?xml version="1.0" encoding="utf-8"?>
-<ds:datastoreItem xmlns:ds="http://schemas.openxmlformats.org/officeDocument/2006/customXml" ds:itemID="{FFCC6A10-BC7D-4D00-86B2-7D7DFB89FDA4}">
-  <ds:schemaRefs/>
-</ds:datastoreItem>
-</file>
-
 <file path=customXml/itemProps4.xml><?xml version="1.0" encoding="utf-8"?>
-<ds:datastoreItem xmlns:ds="http://schemas.openxmlformats.org/officeDocument/2006/customXml" ds:itemID="{EBB2D1F6-627C-4704-90BA-19F6ECA77424}">
+<ds:datastoreItem xmlns:ds="http://schemas.openxmlformats.org/officeDocument/2006/customXml" ds:itemID="{F999CDE0-7094-4A5F-B9FA-96517C574186}">
   <ds:schemaRefs/>
 </ds:datastoreItem>
 </file>
--- a/pract-2-awdf-24cs105.docx
+++ b/pract-2-awdf-24cs105.docx
@@ -7118,6 +7118,50 @@
       </w:r>
       <w:r>
         <w:t>Rudra Vaghela | ID: 24CS105 | Email: 24cs105@charusat.edu.in | Semester: 5th Sem | Program: B.Tech | Department: CSE-CSPIT</w:t>
+      </w:r>
+    </w:p>
+    <w:p>
+      <w:r>
+        <w:rPr>
+          <w:b/>
+        </w:rPr>
+        <w:t>Additional Application Output - Practical 2</w:t>
+      </w:r>
+    </w:p>
+    <w:p>
+      <w:r>
+        <w:drawing>
+          <wp:inline xmlns:a="http://schemas.openxmlformats.org/drawingml/2006/main" xmlns:pic="http://schemas.openxmlformats.org/drawingml/2006/picture">
+            <wp:extent cx="5760720" cy="7229139"/>
+            <wp:docPr id="3" name="Picture 3"/>
+            <wp:cNvGraphicFramePr>
+              <a:graphicFrameLocks noChangeAspect="1"/>
+            </wp:cNvGraphicFramePr>
+            <a:graphic>
+              <a:graphicData uri="http://schemas.openxmlformats.org/drawingml/2006/picture">
+                <pic:pic>
+                  <pic:nvPicPr>
+                    <pic:cNvPr id="0" name="rudra-practical-2-projects.png"/>
+                    <pic:cNvPicPr/>
+                  </pic:nvPicPr>
+                  <pic:blipFill>
+                    <a:blip r:embed="rId19"/>
+                    <a:stretch>
+                      <a:fillRect/>
+                    </a:stretch>
+                  </pic:blipFill>
+                  <pic:spPr>
+                    <a:xfrm>
+                      <a:off x="0" y="0"/>
+                      <a:ext cx="5760720" cy="7229139"/>
+                    </a:xfrm>
+                    <a:prstGeom prst="rect"/>
+                  </pic:spPr>
+                </pic:pic>
+              </a:graphicData>
+            </a:graphic>
+          </wp:inline>
+        </w:drawing>
       </w:r>
     </w:p>
     <w:sectPr>
